--- a/IO_MANGAFAN.docx
+++ b/IO_MANGAFAN.docx
@@ -33,12 +33,6 @@
         <w:gridCol w:w="4544"/>
       </w:tblGrid>
       <w:tr>
-        <w:tblPrEx>
-          <w:tblCellMar>
-            <w:top w:w="0" w:type="dxa"/>
-            <w:bottom w:w="0" w:type="dxa"/>
-          </w:tblCellMar>
-        </w:tblPrEx>
         <w:trPr>
           <w:jc w:val="center"/>
         </w:trPr>
@@ -106,12 +100,6 @@
         </w:tc>
       </w:tr>
       <w:tr>
-        <w:tblPrEx>
-          <w:tblCellMar>
-            <w:top w:w="0" w:type="dxa"/>
-            <w:bottom w:w="0" w:type="dxa"/>
-          </w:tblCellMar>
-        </w:tblPrEx>
         <w:trPr>
           <w:jc w:val="center"/>
         </w:trPr>
@@ -183,12 +171,6 @@
         </w:tc>
       </w:tr>
       <w:tr>
-        <w:tblPrEx>
-          <w:tblCellMar>
-            <w:top w:w="0" w:type="dxa"/>
-            <w:bottom w:w="0" w:type="dxa"/>
-          </w:tblCellMar>
-        </w:tblPrEx>
         <w:trPr>
           <w:jc w:val="center"/>
         </w:trPr>
@@ -260,12 +242,6 @@
         </w:tc>
       </w:tr>
       <w:tr>
-        <w:tblPrEx>
-          <w:tblCellMar>
-            <w:top w:w="0" w:type="dxa"/>
-            <w:bottom w:w="0" w:type="dxa"/>
-          </w:tblCellMar>
-        </w:tblPrEx>
         <w:trPr>
           <w:jc w:val="center"/>
         </w:trPr>
@@ -424,7 +400,10 @@
     <w:sdt>
       <w:sdtPr>
         <w:rPr>
-          <w:rFonts w:ascii="Times New Roman" w:hAnsi="Times New Roman" w:cs="Times New Roman"/>
+          <w:rFonts w:ascii="Times New Roman" w:eastAsia="Arial" w:hAnsi="Times New Roman" w:cs="Times New Roman"/>
+          <w:color w:val="auto"/>
+          <w:sz w:val="24"/>
+          <w:szCs w:val="24"/>
         </w:rPr>
         <w:id w:val="2093273961"/>
         <w:docPartObj>
@@ -434,12 +413,8 @@
       </w:sdtPr>
       <w:sdtEndPr>
         <w:rPr>
-          <w:rFonts w:eastAsia="Arial"/>
           <w:b/>
           <w:bCs/>
-          <w:color w:val="auto"/>
-          <w:sz w:val="24"/>
-          <w:szCs w:val="24"/>
         </w:rPr>
       </w:sdtEndPr>
       <w:sdtContent>
@@ -1287,23 +1262,7 @@
                 <w:rFonts w:ascii="Times New Roman" w:hAnsi="Times New Roman" w:cs="Times New Roman"/>
                 <w:noProof/>
               </w:rPr>
-              <w:t>3. Słown</w:t>
-            </w:r>
-            <w:r>
-              <w:rPr>
-                <w:rStyle w:val="Hipercze"/>
-                <w:rFonts w:ascii="Times New Roman" w:hAnsi="Times New Roman" w:cs="Times New Roman"/>
-                <w:noProof/>
-              </w:rPr>
-              <w:t>i</w:t>
-            </w:r>
-            <w:r>
-              <w:rPr>
-                <w:rStyle w:val="Hipercze"/>
-                <w:rFonts w:ascii="Times New Roman" w:hAnsi="Times New Roman" w:cs="Times New Roman"/>
-                <w:noProof/>
-              </w:rPr>
-              <w:t>k</w:t>
+              <w:t>3. Słownik</w:t>
             </w:r>
             <w:r>
               <w:rPr>
@@ -1855,1315 +1814,436 @@
     </w:sdt>
     <w:p>
       <w:pPr>
-        <w:spacing w:after="200"/>
-        <w:jc w:val="center"/>
-        <w:rPr>
-          <w:rStyle w:val="Odwoaniedelikatne"/>
-          <w:rFonts w:ascii="Times New Roman" w:hAnsi="Times New Roman" w:cs="Times New Roman"/>
-        </w:rPr>
-      </w:pPr>
-    </w:p>
-    <w:p>
-      <w:pPr>
         <w:pStyle w:val="nagowiek"/>
-        <w:rPr>
-          <w:rFonts w:cs="Times New Roman"/>
-        </w:rPr>
-      </w:pPr>
-      <w:r>
-        <w:rPr>
-          <w:rFonts w:cs="Times New Roman"/>
-        </w:rPr>
-        <w:br w:type="column"/>
-      </w:r>
-      <w:bookmarkStart w:id="0" w:name="_Toc227781597"/>
-      <w:r>
-        <w:rPr>
-          <w:rFonts w:cs="Times New Roman"/>
+      </w:pPr>
+      <w:bookmarkStart w:id="0" w:name="_Toc227777663"/>
+      <w:bookmarkStart w:id="1" w:name="_Toc227781600"/>
+      <w:r>
+        <w:t>1. Treść zadania projektowego</w:t>
+      </w:r>
+      <w:bookmarkEnd w:id="0"/>
+      <w:bookmarkEnd w:id="1"/>
+    </w:p>
+    <w:p>
+      <w:pPr>
+        <w:rPr>
+          <w:rFonts w:ascii="Times New Roman" w:hAnsi="Times New Roman" w:cs="Times New Roman"/>
+        </w:rPr>
+      </w:pPr>
+      <w:bookmarkStart w:id="2" w:name="_Toc227777664"/>
+      <w:bookmarkStart w:id="3" w:name="_Toc227781601"/>
+      <w:proofErr w:type="spellStart"/>
+      <w:r>
+        <w:rPr>
+          <w:rFonts w:ascii="Times New Roman" w:hAnsi="Times New Roman" w:cs="Times New Roman"/>
+        </w:rPr>
+        <w:t>MangaFan</w:t>
+      </w:r>
+      <w:proofErr w:type="spellEnd"/>
+      <w:r>
+        <w:rPr>
+          <w:rFonts w:ascii="Times New Roman" w:hAnsi="Times New Roman" w:cs="Times New Roman"/>
+        </w:rPr>
+        <w:t xml:space="preserve"> to platforma internetowa stworzona z myślą o fanach mangi, którzy chcieliby tworzyć własne treści powiązane z istniejącymi, popularnymi seriami mangowymi. Kultura japońska zyskuje coraz większą popularność na całym świecie, a fani często sami tworzą własne historie i ilustracje — problem w tym, że do tej pory nie było jednego miejsca, które by to wszystko zbierało i dawało możliwość kontaktu z oryginalnymi twórcami. </w:t>
+      </w:r>
+      <w:proofErr w:type="spellStart"/>
+      <w:r>
+        <w:rPr>
+          <w:rFonts w:ascii="Times New Roman" w:hAnsi="Times New Roman" w:cs="Times New Roman"/>
+        </w:rPr>
+        <w:t>MangaFan</w:t>
+      </w:r>
+      <w:proofErr w:type="spellEnd"/>
+      <w:r>
+        <w:rPr>
+          <w:rFonts w:ascii="Times New Roman" w:hAnsi="Times New Roman" w:cs="Times New Roman"/>
+        </w:rPr>
+        <w:t xml:space="preserve"> łączy w sobie cechy portalu społecznościowego, bazy treści </w:t>
+      </w:r>
+      <w:proofErr w:type="spellStart"/>
+      <w:r>
+        <w:rPr>
+          <w:rFonts w:ascii="Times New Roman" w:hAnsi="Times New Roman" w:cs="Times New Roman"/>
+        </w:rPr>
+        <w:t>fanowskich</w:t>
+      </w:r>
+      <w:proofErr w:type="spellEnd"/>
+      <w:r>
+        <w:rPr>
+          <w:rFonts w:ascii="Times New Roman" w:hAnsi="Times New Roman" w:cs="Times New Roman"/>
+        </w:rPr>
+        <w:t xml:space="preserve"> i narzędzia do współpracy z profesjonalnymi </w:t>
+      </w:r>
+      <w:proofErr w:type="spellStart"/>
+      <w:r>
+        <w:rPr>
+          <w:rFonts w:ascii="Times New Roman" w:hAnsi="Times New Roman" w:cs="Times New Roman"/>
+        </w:rPr>
+        <w:t>mangakami</w:t>
+      </w:r>
+      <w:proofErr w:type="spellEnd"/>
+      <w:r>
+        <w:rPr>
+          <w:rFonts w:ascii="Times New Roman" w:hAnsi="Times New Roman" w:cs="Times New Roman"/>
+        </w:rPr>
+        <w:t>.</w:t>
+      </w:r>
+    </w:p>
+    <w:p>
+      <w:pPr>
+        <w:rPr>
+          <w:rFonts w:ascii="Times New Roman" w:hAnsi="Times New Roman" w:cs="Times New Roman"/>
+        </w:rPr>
+      </w:pPr>
+      <w:r>
+        <w:rPr>
+          <w:rFonts w:ascii="Times New Roman" w:hAnsi="Times New Roman" w:cs="Times New Roman"/>
         </w:rPr>
         <w:lastRenderedPageBreak/>
-        <w:t>0.Metryki</w:t>
-      </w:r>
-      <w:bookmarkEnd w:id="0"/>
+        <w:t xml:space="preserve">Każda seria mangowa ma swoją osobną stronę z opisem fabuły, listą postaci i sekcją z </w:t>
+      </w:r>
+      <w:proofErr w:type="spellStart"/>
+      <w:r>
+        <w:rPr>
+          <w:rFonts w:ascii="Times New Roman" w:hAnsi="Times New Roman" w:cs="Times New Roman"/>
+        </w:rPr>
+        <w:t>dopowieściami</w:t>
+      </w:r>
+      <w:proofErr w:type="spellEnd"/>
+      <w:r>
+        <w:rPr>
+          <w:rFonts w:ascii="Times New Roman" w:hAnsi="Times New Roman" w:cs="Times New Roman"/>
+        </w:rPr>
+        <w:t xml:space="preserve"> fanów. Zarejestrowany użytkownik może tworzyć i publikować własne treści przypisane do konkretnej serii — historie poboczne, </w:t>
+      </w:r>
+      <w:proofErr w:type="spellStart"/>
+      <w:r>
+        <w:rPr>
+          <w:rFonts w:ascii="Times New Roman" w:hAnsi="Times New Roman" w:cs="Times New Roman"/>
+        </w:rPr>
+        <w:t>backstory</w:t>
+      </w:r>
+      <w:proofErr w:type="spellEnd"/>
+      <w:r>
+        <w:rPr>
+          <w:rFonts w:ascii="Times New Roman" w:hAnsi="Times New Roman" w:cs="Times New Roman"/>
+        </w:rPr>
+        <w:t xml:space="preserve"> postaci, </w:t>
+      </w:r>
+      <w:proofErr w:type="spellStart"/>
+      <w:r>
+        <w:rPr>
+          <w:rFonts w:ascii="Times New Roman" w:hAnsi="Times New Roman" w:cs="Times New Roman"/>
+        </w:rPr>
+        <w:t>fillery</w:t>
+      </w:r>
+      <w:proofErr w:type="spellEnd"/>
+      <w:r>
+        <w:rPr>
+          <w:rFonts w:ascii="Times New Roman" w:hAnsi="Times New Roman" w:cs="Times New Roman"/>
+        </w:rPr>
+        <w:t xml:space="preserve">, alternatywne zakończenia, fan-art czy </w:t>
+      </w:r>
+      <w:proofErr w:type="spellStart"/>
+      <w:r>
+        <w:rPr>
+          <w:rFonts w:ascii="Times New Roman" w:hAnsi="Times New Roman" w:cs="Times New Roman"/>
+        </w:rPr>
+        <w:t>crossovery</w:t>
+      </w:r>
+      <w:proofErr w:type="spellEnd"/>
+      <w:r>
+        <w:rPr>
+          <w:rFonts w:ascii="Times New Roman" w:hAnsi="Times New Roman" w:cs="Times New Roman"/>
+        </w:rPr>
+        <w:t>. Każda praca przechodzi przez moderację, a po publikacji jest oceniana przez społeczność.</w:t>
+      </w:r>
+    </w:p>
+    <w:p>
+      <w:pPr>
+        <w:rPr>
+          <w:rFonts w:ascii="Times New Roman" w:hAnsi="Times New Roman" w:cs="Times New Roman"/>
+        </w:rPr>
+      </w:pPr>
+      <w:r>
+        <w:rPr>
+          <w:rFonts w:ascii="Times New Roman" w:hAnsi="Times New Roman" w:cs="Times New Roman"/>
+        </w:rPr>
+        <w:t xml:space="preserve">Wyróżniającą funkcją platformy jest możliwość oficjalnej współpracy między </w:t>
+      </w:r>
+      <w:proofErr w:type="spellStart"/>
+      <w:r>
+        <w:rPr>
+          <w:rFonts w:ascii="Times New Roman" w:hAnsi="Times New Roman" w:cs="Times New Roman"/>
+        </w:rPr>
+        <w:t>mangakami</w:t>
+      </w:r>
+      <w:proofErr w:type="spellEnd"/>
+      <w:r>
+        <w:rPr>
+          <w:rFonts w:ascii="Times New Roman" w:hAnsi="Times New Roman" w:cs="Times New Roman"/>
+        </w:rPr>
+        <w:t xml:space="preserve"> a fanami. Twórca oryginalnej serii ze zweryfikowanym kontem może przeglądać prace fanów i wysłać wybranemu twórcy ofertę współpracy z opisem zlecenia, wynagrodzeniem i terminem. Po zaakceptowaniu obie strony dostają wspólny panel projektowy z czatem i wymianą plików. Ukończona praca może zostać opublikowana jako oficjalnie zatwierdzona </w:t>
+      </w:r>
+      <w:proofErr w:type="spellStart"/>
+      <w:r>
+        <w:rPr>
+          <w:rFonts w:ascii="Times New Roman" w:hAnsi="Times New Roman" w:cs="Times New Roman"/>
+        </w:rPr>
+        <w:t>dopowieść</w:t>
+      </w:r>
+      <w:proofErr w:type="spellEnd"/>
+      <w:r>
+        <w:rPr>
+          <w:rFonts w:ascii="Times New Roman" w:hAnsi="Times New Roman" w:cs="Times New Roman"/>
+        </w:rPr>
+        <w:t>.</w:t>
+      </w:r>
+    </w:p>
+    <w:p>
+      <w:pPr>
+        <w:rPr>
+          <w:rFonts w:ascii="Times New Roman" w:hAnsi="Times New Roman" w:cs="Times New Roman"/>
+        </w:rPr>
+      </w:pPr>
+      <w:r>
+        <w:rPr>
+          <w:rFonts w:ascii="Times New Roman" w:hAnsi="Times New Roman" w:cs="Times New Roman"/>
+        </w:rPr>
+        <w:t xml:space="preserve">W systemie wyróżniono czterech aktorów: użytkownika (fan/twórca </w:t>
+      </w:r>
+      <w:proofErr w:type="spellStart"/>
+      <w:r>
+        <w:rPr>
+          <w:rFonts w:ascii="Times New Roman" w:hAnsi="Times New Roman" w:cs="Times New Roman"/>
+        </w:rPr>
+        <w:t>fanowski</w:t>
+      </w:r>
+      <w:proofErr w:type="spellEnd"/>
+      <w:r>
+        <w:rPr>
+          <w:rFonts w:ascii="Times New Roman" w:hAnsi="Times New Roman" w:cs="Times New Roman"/>
+        </w:rPr>
+        <w:t xml:space="preserve">), </w:t>
+      </w:r>
+      <w:proofErr w:type="spellStart"/>
+      <w:r>
+        <w:rPr>
+          <w:rFonts w:ascii="Times New Roman" w:hAnsi="Times New Roman" w:cs="Times New Roman"/>
+        </w:rPr>
+        <w:t>mangakę</w:t>
+      </w:r>
+      <w:proofErr w:type="spellEnd"/>
+      <w:r>
+        <w:rPr>
+          <w:rFonts w:ascii="Times New Roman" w:hAnsi="Times New Roman" w:cs="Times New Roman"/>
+        </w:rPr>
+        <w:t xml:space="preserve"> (twórca oryginalny z kontem zweryfikowanym), moderatora (kontrola jakości treści) oraz administratora (zarządzanie platformą, kontami, konkursami i statystykami).</w:t>
+      </w:r>
+    </w:p>
+    <w:p>
+      <w:pPr>
+        <w:rPr>
+          <w:rFonts w:ascii="Times New Roman" w:hAnsi="Times New Roman" w:cs="Times New Roman"/>
+        </w:rPr>
+      </w:pPr>
+      <w:r>
+        <w:rPr>
+          <w:rFonts w:ascii="Times New Roman" w:hAnsi="Times New Roman" w:cs="Times New Roman"/>
+        </w:rPr>
+        <w:t>Treści klasyfikowane są według typu (</w:t>
+      </w:r>
+      <w:proofErr w:type="spellStart"/>
+      <w:r>
+        <w:rPr>
+          <w:rFonts w:ascii="Times New Roman" w:hAnsi="Times New Roman" w:cs="Times New Roman"/>
+        </w:rPr>
+        <w:t>backstory</w:t>
+      </w:r>
+      <w:proofErr w:type="spellEnd"/>
+      <w:r>
+        <w:rPr>
+          <w:rFonts w:ascii="Times New Roman" w:hAnsi="Times New Roman" w:cs="Times New Roman"/>
+        </w:rPr>
+        <w:t xml:space="preserve">, </w:t>
+      </w:r>
+      <w:proofErr w:type="spellStart"/>
+      <w:r>
+        <w:rPr>
+          <w:rFonts w:ascii="Times New Roman" w:hAnsi="Times New Roman" w:cs="Times New Roman"/>
+        </w:rPr>
+        <w:t>filler</w:t>
+      </w:r>
+      <w:proofErr w:type="spellEnd"/>
+      <w:r>
+        <w:rPr>
+          <w:rFonts w:ascii="Times New Roman" w:hAnsi="Times New Roman" w:cs="Times New Roman"/>
+        </w:rPr>
+        <w:t xml:space="preserve">, </w:t>
+      </w:r>
+      <w:proofErr w:type="spellStart"/>
+      <w:r>
+        <w:rPr>
+          <w:rFonts w:ascii="Times New Roman" w:hAnsi="Times New Roman" w:cs="Times New Roman"/>
+        </w:rPr>
+        <w:t>side</w:t>
+      </w:r>
+      <w:proofErr w:type="spellEnd"/>
+      <w:r>
+        <w:rPr>
+          <w:rFonts w:ascii="Times New Roman" w:hAnsi="Times New Roman" w:cs="Times New Roman"/>
+        </w:rPr>
+        <w:t xml:space="preserve"> story, alternatywne zakończenie, fan-art, </w:t>
+      </w:r>
+      <w:proofErr w:type="spellStart"/>
+      <w:r>
+        <w:rPr>
+          <w:rFonts w:ascii="Times New Roman" w:hAnsi="Times New Roman" w:cs="Times New Roman"/>
+        </w:rPr>
+        <w:t>crossover</w:t>
+      </w:r>
+      <w:proofErr w:type="spellEnd"/>
+      <w:r>
+        <w:rPr>
+          <w:rFonts w:ascii="Times New Roman" w:hAnsi="Times New Roman" w:cs="Times New Roman"/>
+        </w:rPr>
+        <w:t>), gatunku mangi (</w:t>
+      </w:r>
+      <w:proofErr w:type="spellStart"/>
+      <w:r>
+        <w:rPr>
+          <w:rFonts w:ascii="Times New Roman" w:hAnsi="Times New Roman" w:cs="Times New Roman"/>
+        </w:rPr>
+        <w:t>shōnen</w:t>
+      </w:r>
+      <w:proofErr w:type="spellEnd"/>
+      <w:r>
+        <w:rPr>
+          <w:rFonts w:ascii="Times New Roman" w:hAnsi="Times New Roman" w:cs="Times New Roman"/>
+        </w:rPr>
+        <w:t xml:space="preserve">, </w:t>
+      </w:r>
+      <w:proofErr w:type="spellStart"/>
+      <w:r>
+        <w:rPr>
+          <w:rFonts w:ascii="Times New Roman" w:hAnsi="Times New Roman" w:cs="Times New Roman"/>
+        </w:rPr>
+        <w:t>shōjo</w:t>
+      </w:r>
+      <w:proofErr w:type="spellEnd"/>
+      <w:r>
+        <w:rPr>
+          <w:rFonts w:ascii="Times New Roman" w:hAnsi="Times New Roman" w:cs="Times New Roman"/>
+        </w:rPr>
+        <w:t xml:space="preserve">, </w:t>
+      </w:r>
+      <w:proofErr w:type="spellStart"/>
+      <w:r>
+        <w:rPr>
+          <w:rFonts w:ascii="Times New Roman" w:hAnsi="Times New Roman" w:cs="Times New Roman"/>
+        </w:rPr>
+        <w:t>seinen</w:t>
+      </w:r>
+      <w:proofErr w:type="spellEnd"/>
+      <w:r>
+        <w:rPr>
+          <w:rFonts w:ascii="Times New Roman" w:hAnsi="Times New Roman" w:cs="Times New Roman"/>
+        </w:rPr>
+        <w:t xml:space="preserve">, </w:t>
+      </w:r>
+      <w:proofErr w:type="spellStart"/>
+      <w:r>
+        <w:rPr>
+          <w:rFonts w:ascii="Times New Roman" w:hAnsi="Times New Roman" w:cs="Times New Roman"/>
+        </w:rPr>
+        <w:t>josei</w:t>
+      </w:r>
+      <w:proofErr w:type="spellEnd"/>
+      <w:r>
+        <w:rPr>
+          <w:rFonts w:ascii="Times New Roman" w:hAnsi="Times New Roman" w:cs="Times New Roman"/>
+        </w:rPr>
+        <w:t xml:space="preserve">, </w:t>
+      </w:r>
+      <w:proofErr w:type="spellStart"/>
+      <w:r>
+        <w:rPr>
+          <w:rFonts w:ascii="Times New Roman" w:hAnsi="Times New Roman" w:cs="Times New Roman"/>
+        </w:rPr>
+        <w:t>kodomo</w:t>
+      </w:r>
+      <w:proofErr w:type="spellEnd"/>
+      <w:r>
+        <w:rPr>
+          <w:rFonts w:ascii="Times New Roman" w:hAnsi="Times New Roman" w:cs="Times New Roman"/>
+        </w:rPr>
+        <w:t xml:space="preserve">) oraz objętości (krótka, średnia, długa forma). Platforma oferuje też system </w:t>
+      </w:r>
+      <w:proofErr w:type="spellStart"/>
+      <w:r>
+        <w:rPr>
+          <w:rFonts w:ascii="Times New Roman" w:hAnsi="Times New Roman" w:cs="Times New Roman"/>
+        </w:rPr>
+        <w:t>monetyzacji</w:t>
+      </w:r>
+      <w:proofErr w:type="spellEnd"/>
+      <w:r>
+        <w:rPr>
+          <w:rFonts w:ascii="Times New Roman" w:hAnsi="Times New Roman" w:cs="Times New Roman"/>
+        </w:rPr>
+        <w:t xml:space="preserve"> treści </w:t>
+      </w:r>
+      <w:proofErr w:type="spellStart"/>
+      <w:r>
+        <w:rPr>
+          <w:rFonts w:ascii="Times New Roman" w:hAnsi="Times New Roman" w:cs="Times New Roman"/>
+        </w:rPr>
+        <w:t>premium</w:t>
+      </w:r>
+      <w:proofErr w:type="spellEnd"/>
+      <w:r>
+        <w:rPr>
+          <w:rFonts w:ascii="Times New Roman" w:hAnsi="Times New Roman" w:cs="Times New Roman"/>
+        </w:rPr>
+        <w:t xml:space="preserve">, cykliczne konkursy, rankingi twórców i system powiadomień. </w:t>
+      </w:r>
+    </w:p>
+    <w:p>
+      <w:pPr>
+        <w:pStyle w:val="nagowiek"/>
+      </w:pPr>
+      <w:r>
+        <w:t>2. Cel budowania systemu, jego zakres oraz kontekst</w:t>
+      </w:r>
+      <w:bookmarkEnd w:id="2"/>
+      <w:bookmarkEnd w:id="3"/>
     </w:p>
     <w:p>
       <w:pPr>
         <w:pStyle w:val="naglowek2"/>
-        <w:rPr>
-          <w:rFonts w:ascii="Times New Roman" w:hAnsi="Times New Roman" w:cs="Times New Roman"/>
-        </w:rPr>
-      </w:pPr>
-      <w:bookmarkStart w:id="1" w:name="_Toc227777661"/>
-      <w:bookmarkStart w:id="2" w:name="_Toc227781598"/>
-      <w:r>
-        <w:rPr>
-          <w:rFonts w:ascii="Times New Roman" w:hAnsi="Times New Roman" w:cs="Times New Roman"/>
-        </w:rPr>
-        <w:t>0.</w:t>
-      </w:r>
-      <w:r>
-        <w:rPr>
-          <w:rFonts w:ascii="Times New Roman" w:hAnsi="Times New Roman" w:cs="Times New Roman"/>
-        </w:rPr>
-        <w:t>1. Skład zespołu i podział pracy</w:t>
-      </w:r>
-      <w:bookmarkEnd w:id="1"/>
-      <w:bookmarkEnd w:id="2"/>
-    </w:p>
-    <w:tbl>
-      <w:tblPr>
-        <w:tblStyle w:val="Tabelalisty3akcent5"/>
-        <w:tblW w:w="9026" w:type="dxa"/>
-        <w:tblLook w:val="0000" w:firstRow="0" w:lastRow="0" w:firstColumn="0" w:lastColumn="0" w:noHBand="0" w:noVBand="0"/>
-      </w:tblPr>
-      <w:tblGrid>
-        <w:gridCol w:w="600"/>
-        <w:gridCol w:w="2200"/>
-        <w:gridCol w:w="6226"/>
-      </w:tblGrid>
-      <w:tr>
-        <w:trPr>
-          <w:cnfStyle w:val="000000100000" w:firstRow="0" w:lastRow="0" w:firstColumn="0" w:lastColumn="0" w:oddVBand="0" w:evenVBand="0" w:oddHBand="1" w:evenHBand="0" w:firstRowFirstColumn="0" w:firstRowLastColumn="0" w:lastRowFirstColumn="0" w:lastRowLastColumn="0"/>
-        </w:trPr>
-        <w:tc>
-          <w:tcPr>
-            <w:cnfStyle w:val="000010000000" w:firstRow="0" w:lastRow="0" w:firstColumn="0" w:lastColumn="0" w:oddVBand="1" w:evenVBand="0" w:oddHBand="0" w:evenHBand="0" w:firstRowFirstColumn="0" w:firstRowLastColumn="0" w:lastRowFirstColumn="0" w:lastRowLastColumn="0"/>
-            <w:tcW w:w="600" w:type="dxa"/>
-          </w:tcPr>
-          <w:p>
-            <w:pPr>
-              <w:jc w:val="center"/>
-              <w:rPr>
-                <w:rFonts w:ascii="Times New Roman" w:hAnsi="Times New Roman" w:cs="Times New Roman"/>
-              </w:rPr>
-            </w:pPr>
-            <w:r>
-              <w:rPr>
-                <w:rFonts w:ascii="Times New Roman" w:hAnsi="Times New Roman" w:cs="Times New Roman"/>
-                <w:b/>
-                <w:bCs/>
-                <w:sz w:val="20"/>
-                <w:szCs w:val="20"/>
-              </w:rPr>
-              <w:t>Lp.</w:t>
-            </w:r>
-          </w:p>
-        </w:tc>
-        <w:tc>
-          <w:tcPr>
-            <w:tcW w:w="2200" w:type="dxa"/>
-          </w:tcPr>
-          <w:p>
-            <w:pPr>
-              <w:jc w:val="center"/>
-              <w:cnfStyle w:val="000000100000" w:firstRow="0" w:lastRow="0" w:firstColumn="0" w:lastColumn="0" w:oddVBand="0" w:evenVBand="0" w:oddHBand="1" w:evenHBand="0" w:firstRowFirstColumn="0" w:firstRowLastColumn="0" w:lastRowFirstColumn="0" w:lastRowLastColumn="0"/>
-              <w:rPr>
-                <w:rFonts w:ascii="Times New Roman" w:hAnsi="Times New Roman" w:cs="Times New Roman"/>
-              </w:rPr>
-            </w:pPr>
-            <w:r>
-              <w:rPr>
-                <w:rFonts w:ascii="Times New Roman" w:hAnsi="Times New Roman" w:cs="Times New Roman"/>
-                <w:b/>
-                <w:bCs/>
-                <w:sz w:val="20"/>
-                <w:szCs w:val="20"/>
-              </w:rPr>
-              <w:t>Członek zespołu</w:t>
-            </w:r>
-          </w:p>
-        </w:tc>
-        <w:tc>
-          <w:tcPr>
-            <w:cnfStyle w:val="000010000000" w:firstRow="0" w:lastRow="0" w:firstColumn="0" w:lastColumn="0" w:oddVBand="1" w:evenVBand="0" w:oddHBand="0" w:evenHBand="0" w:firstRowFirstColumn="0" w:firstRowLastColumn="0" w:lastRowFirstColumn="0" w:lastRowLastColumn="0"/>
-            <w:tcW w:w="6226" w:type="dxa"/>
-          </w:tcPr>
-          <w:p>
-            <w:pPr>
-              <w:jc w:val="center"/>
-              <w:rPr>
-                <w:rFonts w:ascii="Times New Roman" w:hAnsi="Times New Roman" w:cs="Times New Roman"/>
-              </w:rPr>
-            </w:pPr>
-            <w:r>
-              <w:rPr>
-                <w:rFonts w:ascii="Times New Roman" w:hAnsi="Times New Roman" w:cs="Times New Roman"/>
-                <w:b/>
-                <w:bCs/>
-                <w:sz w:val="20"/>
-                <w:szCs w:val="20"/>
-              </w:rPr>
-              <w:t>Zakres odpowiedzialności</w:t>
-            </w:r>
-          </w:p>
-        </w:tc>
-      </w:tr>
-      <w:tr>
-        <w:tc>
-          <w:tcPr>
-            <w:cnfStyle w:val="000010000000" w:firstRow="0" w:lastRow="0" w:firstColumn="0" w:lastColumn="0" w:oddVBand="1" w:evenVBand="0" w:oddHBand="0" w:evenHBand="0" w:firstRowFirstColumn="0" w:firstRowLastColumn="0" w:lastRowFirstColumn="0" w:lastRowLastColumn="0"/>
-            <w:tcW w:w="600" w:type="dxa"/>
-          </w:tcPr>
-          <w:p>
-            <w:pPr>
-              <w:jc w:val="center"/>
-              <w:rPr>
-                <w:rFonts w:ascii="Times New Roman" w:hAnsi="Times New Roman" w:cs="Times New Roman"/>
-              </w:rPr>
-            </w:pPr>
-            <w:r>
-              <w:rPr>
-                <w:rFonts w:ascii="Times New Roman" w:hAnsi="Times New Roman" w:cs="Times New Roman"/>
-                <w:sz w:val="20"/>
-                <w:szCs w:val="20"/>
-              </w:rPr>
-              <w:t>1</w:t>
-            </w:r>
-          </w:p>
-        </w:tc>
-        <w:tc>
-          <w:tcPr>
-            <w:tcW w:w="2200" w:type="dxa"/>
-          </w:tcPr>
-          <w:p>
-            <w:pPr>
-              <w:cnfStyle w:val="000000000000" w:firstRow="0" w:lastRow="0" w:firstColumn="0" w:lastColumn="0" w:oddVBand="0" w:evenVBand="0" w:oddHBand="0" w:evenHBand="0" w:firstRowFirstColumn="0" w:firstRowLastColumn="0" w:lastRowFirstColumn="0" w:lastRowLastColumn="0"/>
-              <w:rPr>
-                <w:rFonts w:ascii="Times New Roman" w:hAnsi="Times New Roman" w:cs="Times New Roman"/>
-                <w:sz w:val="22"/>
-                <w:szCs w:val="22"/>
-              </w:rPr>
-            </w:pPr>
-            <w:r>
-              <w:rPr>
-                <w:rFonts w:ascii="Times New Roman" w:hAnsi="Times New Roman" w:cs="Times New Roman"/>
-                <w:sz w:val="22"/>
-                <w:szCs w:val="22"/>
-              </w:rPr>
-              <w:t>Paulina Chojnowska</w:t>
-            </w:r>
-          </w:p>
-        </w:tc>
-        <w:tc>
-          <w:tcPr>
-            <w:cnfStyle w:val="000010000000" w:firstRow="0" w:lastRow="0" w:firstColumn="0" w:lastColumn="0" w:oddVBand="1" w:evenVBand="0" w:oddHBand="0" w:evenHBand="0" w:firstRowFirstColumn="0" w:firstRowLastColumn="0" w:lastRowFirstColumn="0" w:lastRowLastColumn="0"/>
-            <w:tcW w:w="6226" w:type="dxa"/>
-          </w:tcPr>
-          <w:p>
-            <w:pPr>
-              <w:rPr>
-                <w:rFonts w:ascii="Times New Roman" w:hAnsi="Times New Roman" w:cs="Times New Roman"/>
-              </w:rPr>
-            </w:pPr>
-          </w:p>
-        </w:tc>
-      </w:tr>
-      <w:tr>
-        <w:trPr>
-          <w:cnfStyle w:val="000000100000" w:firstRow="0" w:lastRow="0" w:firstColumn="0" w:lastColumn="0" w:oddVBand="0" w:evenVBand="0" w:oddHBand="1" w:evenHBand="0" w:firstRowFirstColumn="0" w:firstRowLastColumn="0" w:lastRowFirstColumn="0" w:lastRowLastColumn="0"/>
-        </w:trPr>
-        <w:tc>
-          <w:tcPr>
-            <w:cnfStyle w:val="000010000000" w:firstRow="0" w:lastRow="0" w:firstColumn="0" w:lastColumn="0" w:oddVBand="1" w:evenVBand="0" w:oddHBand="0" w:evenHBand="0" w:firstRowFirstColumn="0" w:firstRowLastColumn="0" w:lastRowFirstColumn="0" w:lastRowLastColumn="0"/>
-            <w:tcW w:w="600" w:type="dxa"/>
-          </w:tcPr>
-          <w:p>
-            <w:pPr>
-              <w:jc w:val="center"/>
-              <w:rPr>
-                <w:rFonts w:ascii="Times New Roman" w:hAnsi="Times New Roman" w:cs="Times New Roman"/>
-              </w:rPr>
-            </w:pPr>
-            <w:r>
-              <w:rPr>
-                <w:rFonts w:ascii="Times New Roman" w:hAnsi="Times New Roman" w:cs="Times New Roman"/>
-                <w:sz w:val="20"/>
-                <w:szCs w:val="20"/>
-              </w:rPr>
-              <w:t>2</w:t>
-            </w:r>
-          </w:p>
-        </w:tc>
-        <w:tc>
-          <w:tcPr>
-            <w:tcW w:w="2200" w:type="dxa"/>
-          </w:tcPr>
-          <w:p>
-            <w:pPr>
-              <w:cnfStyle w:val="000000100000" w:firstRow="0" w:lastRow="0" w:firstColumn="0" w:lastColumn="0" w:oddVBand="0" w:evenVBand="0" w:oddHBand="1" w:evenHBand="0" w:firstRowFirstColumn="0" w:firstRowLastColumn="0" w:lastRowFirstColumn="0" w:lastRowLastColumn="0"/>
-              <w:rPr>
-                <w:rFonts w:ascii="Times New Roman" w:hAnsi="Times New Roman" w:cs="Times New Roman"/>
-                <w:sz w:val="22"/>
-                <w:szCs w:val="22"/>
-              </w:rPr>
-            </w:pPr>
-            <w:r>
-              <w:rPr>
-                <w:rFonts w:ascii="Times New Roman" w:hAnsi="Times New Roman" w:cs="Times New Roman"/>
-                <w:sz w:val="22"/>
-                <w:szCs w:val="22"/>
-              </w:rPr>
-              <w:t>Kamil Sobolewski</w:t>
-            </w:r>
-          </w:p>
-        </w:tc>
-        <w:tc>
-          <w:tcPr>
-            <w:cnfStyle w:val="000010000000" w:firstRow="0" w:lastRow="0" w:firstColumn="0" w:lastColumn="0" w:oddVBand="1" w:evenVBand="0" w:oddHBand="0" w:evenHBand="0" w:firstRowFirstColumn="0" w:firstRowLastColumn="0" w:lastRowFirstColumn="0" w:lastRowLastColumn="0"/>
-            <w:tcW w:w="6226" w:type="dxa"/>
-          </w:tcPr>
-          <w:p>
-            <w:pPr>
-              <w:rPr>
-                <w:rFonts w:ascii="Times New Roman" w:hAnsi="Times New Roman" w:cs="Times New Roman"/>
-              </w:rPr>
-            </w:pPr>
-          </w:p>
-        </w:tc>
-      </w:tr>
-      <w:tr>
-        <w:tc>
-          <w:tcPr>
-            <w:cnfStyle w:val="000010000000" w:firstRow="0" w:lastRow="0" w:firstColumn="0" w:lastColumn="0" w:oddVBand="1" w:evenVBand="0" w:oddHBand="0" w:evenHBand="0" w:firstRowFirstColumn="0" w:firstRowLastColumn="0" w:lastRowFirstColumn="0" w:lastRowLastColumn="0"/>
-            <w:tcW w:w="600" w:type="dxa"/>
-          </w:tcPr>
-          <w:p>
-            <w:pPr>
-              <w:jc w:val="center"/>
-              <w:rPr>
-                <w:rFonts w:ascii="Times New Roman" w:hAnsi="Times New Roman" w:cs="Times New Roman"/>
-              </w:rPr>
-            </w:pPr>
-            <w:r>
-              <w:rPr>
-                <w:rFonts w:ascii="Times New Roman" w:hAnsi="Times New Roman" w:cs="Times New Roman"/>
-                <w:sz w:val="20"/>
-                <w:szCs w:val="20"/>
-              </w:rPr>
-              <w:t>3</w:t>
-            </w:r>
-          </w:p>
-        </w:tc>
-        <w:tc>
-          <w:tcPr>
-            <w:tcW w:w="2200" w:type="dxa"/>
-          </w:tcPr>
-          <w:p>
-            <w:pPr>
-              <w:cnfStyle w:val="000000000000" w:firstRow="0" w:lastRow="0" w:firstColumn="0" w:lastColumn="0" w:oddVBand="0" w:evenVBand="0" w:oddHBand="0" w:evenHBand="0" w:firstRowFirstColumn="0" w:firstRowLastColumn="0" w:lastRowFirstColumn="0" w:lastRowLastColumn="0"/>
-              <w:rPr>
-                <w:rFonts w:ascii="Times New Roman" w:hAnsi="Times New Roman" w:cs="Times New Roman"/>
-                <w:sz w:val="22"/>
-                <w:szCs w:val="22"/>
-              </w:rPr>
-            </w:pPr>
-            <w:r>
-              <w:rPr>
-                <w:rFonts w:ascii="Times New Roman" w:hAnsi="Times New Roman" w:cs="Times New Roman"/>
-                <w:sz w:val="22"/>
-                <w:szCs w:val="22"/>
-              </w:rPr>
-              <w:t>Szymon Kardasz</w:t>
-            </w:r>
-          </w:p>
-        </w:tc>
-        <w:tc>
-          <w:tcPr>
-            <w:cnfStyle w:val="000010000000" w:firstRow="0" w:lastRow="0" w:firstColumn="0" w:lastColumn="0" w:oddVBand="1" w:evenVBand="0" w:oddHBand="0" w:evenHBand="0" w:firstRowFirstColumn="0" w:firstRowLastColumn="0" w:lastRowFirstColumn="0" w:lastRowLastColumn="0"/>
-            <w:tcW w:w="6226" w:type="dxa"/>
-          </w:tcPr>
-          <w:p>
-            <w:pPr>
-              <w:rPr>
-                <w:rFonts w:ascii="Times New Roman" w:hAnsi="Times New Roman" w:cs="Times New Roman"/>
-              </w:rPr>
-            </w:pPr>
-          </w:p>
-        </w:tc>
-      </w:tr>
-    </w:tbl>
-    <w:p>
-      <w:pPr>
-        <w:pStyle w:val="naglowek2"/>
-        <w:rPr>
-          <w:rFonts w:ascii="Times New Roman" w:hAnsi="Times New Roman" w:cs="Times New Roman"/>
-        </w:rPr>
-      </w:pPr>
-      <w:bookmarkStart w:id="3" w:name="_Toc227777662"/>
-    </w:p>
-    <w:p>
-      <w:pPr>
-        <w:pStyle w:val="naglowek2"/>
-        <w:rPr>
-          <w:rFonts w:ascii="Times New Roman" w:hAnsi="Times New Roman" w:cs="Times New Roman"/>
-        </w:rPr>
-      </w:pPr>
-      <w:bookmarkStart w:id="4" w:name="_Toc227781599"/>
-      <w:r>
-        <w:rPr>
-          <w:rFonts w:ascii="Times New Roman" w:hAnsi="Times New Roman" w:cs="Times New Roman"/>
-        </w:rPr>
-        <w:t>0.2. Proponowana punktacja</w:t>
-      </w:r>
-      <w:bookmarkEnd w:id="3"/>
+      </w:pPr>
+      <w:bookmarkStart w:id="4" w:name="_Toc227777665"/>
+      <w:bookmarkStart w:id="5" w:name="_Toc227781602"/>
+      <w:r>
+        <w:t>2.1. Cel systemu</w:t>
+      </w:r>
       <w:bookmarkEnd w:id="4"/>
-    </w:p>
-    <w:tbl>
-      <w:tblPr>
-        <w:tblStyle w:val="Tabelalisty3akcent5"/>
-        <w:tblW w:w="9026" w:type="dxa"/>
-        <w:tblLook w:val="0000" w:firstRow="0" w:lastRow="0" w:firstColumn="0" w:lastColumn="0" w:noHBand="0" w:noVBand="0"/>
-      </w:tblPr>
-      <w:tblGrid>
-        <w:gridCol w:w="600"/>
-        <w:gridCol w:w="5426"/>
-        <w:gridCol w:w="1500"/>
-        <w:gridCol w:w="1500"/>
-      </w:tblGrid>
-      <w:tr>
-        <w:trPr>
-          <w:cnfStyle w:val="000000100000" w:firstRow="0" w:lastRow="0" w:firstColumn="0" w:lastColumn="0" w:oddVBand="0" w:evenVBand="0" w:oddHBand="1" w:evenHBand="0" w:firstRowFirstColumn="0" w:firstRowLastColumn="0" w:lastRowFirstColumn="0" w:lastRowLastColumn="0"/>
-        </w:trPr>
-        <w:tc>
-          <w:tcPr>
-            <w:cnfStyle w:val="000010000000" w:firstRow="0" w:lastRow="0" w:firstColumn="0" w:lastColumn="0" w:oddVBand="1" w:evenVBand="0" w:oddHBand="0" w:evenHBand="0" w:firstRowFirstColumn="0" w:firstRowLastColumn="0" w:lastRowFirstColumn="0" w:lastRowLastColumn="0"/>
-            <w:tcW w:w="600" w:type="dxa"/>
-          </w:tcPr>
-          <w:p>
-            <w:pPr>
-              <w:jc w:val="center"/>
-              <w:rPr>
-                <w:rFonts w:ascii="Times New Roman" w:hAnsi="Times New Roman" w:cs="Times New Roman"/>
-              </w:rPr>
-            </w:pPr>
-            <w:r>
-              <w:rPr>
-                <w:rFonts w:ascii="Times New Roman" w:hAnsi="Times New Roman" w:cs="Times New Roman"/>
-                <w:b/>
-                <w:bCs/>
-                <w:sz w:val="20"/>
-                <w:szCs w:val="20"/>
-              </w:rPr>
-              <w:t>Lp.</w:t>
-            </w:r>
-          </w:p>
-        </w:tc>
-        <w:tc>
-          <w:tcPr>
-            <w:tcW w:w="5426" w:type="dxa"/>
-          </w:tcPr>
-          <w:p>
-            <w:pPr>
-              <w:jc w:val="center"/>
-              <w:cnfStyle w:val="000000100000" w:firstRow="0" w:lastRow="0" w:firstColumn="0" w:lastColumn="0" w:oddVBand="0" w:evenVBand="0" w:oddHBand="1" w:evenHBand="0" w:firstRowFirstColumn="0" w:firstRowLastColumn="0" w:lastRowFirstColumn="0" w:lastRowLastColumn="0"/>
-              <w:rPr>
-                <w:rFonts w:ascii="Times New Roman" w:hAnsi="Times New Roman" w:cs="Times New Roman"/>
-              </w:rPr>
-            </w:pPr>
-            <w:r>
-              <w:rPr>
-                <w:rFonts w:ascii="Times New Roman" w:hAnsi="Times New Roman" w:cs="Times New Roman"/>
-                <w:b/>
-                <w:bCs/>
-                <w:sz w:val="20"/>
-                <w:szCs w:val="20"/>
-              </w:rPr>
-              <w:t>Element sprawozdania</w:t>
-            </w:r>
-          </w:p>
-        </w:tc>
-        <w:tc>
-          <w:tcPr>
-            <w:cnfStyle w:val="000010000000" w:firstRow="0" w:lastRow="0" w:firstColumn="0" w:lastColumn="0" w:oddVBand="1" w:evenVBand="0" w:oddHBand="0" w:evenHBand="0" w:firstRowFirstColumn="0" w:firstRowLastColumn="0" w:lastRowFirstColumn="0" w:lastRowLastColumn="0"/>
-            <w:tcW w:w="1500" w:type="dxa"/>
-          </w:tcPr>
-          <w:p>
-            <w:pPr>
-              <w:jc w:val="center"/>
-              <w:rPr>
-                <w:rFonts w:ascii="Times New Roman" w:hAnsi="Times New Roman" w:cs="Times New Roman"/>
-              </w:rPr>
-            </w:pPr>
-            <w:r>
-              <w:rPr>
-                <w:rFonts w:ascii="Times New Roman" w:hAnsi="Times New Roman" w:cs="Times New Roman"/>
-                <w:b/>
-                <w:bCs/>
-                <w:sz w:val="20"/>
-                <w:szCs w:val="20"/>
-              </w:rPr>
-              <w:t>Max pkt</w:t>
-            </w:r>
-          </w:p>
-        </w:tc>
-        <w:tc>
-          <w:tcPr>
-            <w:tcW w:w="1500" w:type="dxa"/>
-          </w:tcPr>
-          <w:p>
-            <w:pPr>
-              <w:jc w:val="center"/>
-              <w:cnfStyle w:val="000000100000" w:firstRow="0" w:lastRow="0" w:firstColumn="0" w:lastColumn="0" w:oddVBand="0" w:evenVBand="0" w:oddHBand="1" w:evenHBand="0" w:firstRowFirstColumn="0" w:firstRowLastColumn="0" w:lastRowFirstColumn="0" w:lastRowLastColumn="0"/>
-              <w:rPr>
-                <w:rFonts w:ascii="Times New Roman" w:hAnsi="Times New Roman" w:cs="Times New Roman"/>
-              </w:rPr>
-            </w:pPr>
-            <w:r>
-              <w:rPr>
-                <w:rFonts w:ascii="Times New Roman" w:hAnsi="Times New Roman" w:cs="Times New Roman"/>
-                <w:b/>
-                <w:bCs/>
-                <w:sz w:val="20"/>
-                <w:szCs w:val="20"/>
-              </w:rPr>
-              <w:t>Propozycja</w:t>
-            </w:r>
-          </w:p>
-        </w:tc>
-      </w:tr>
-      <w:tr>
-        <w:tc>
-          <w:tcPr>
-            <w:cnfStyle w:val="000010000000" w:firstRow="0" w:lastRow="0" w:firstColumn="0" w:lastColumn="0" w:oddVBand="1" w:evenVBand="0" w:oddHBand="0" w:evenHBand="0" w:firstRowFirstColumn="0" w:firstRowLastColumn="0" w:lastRowFirstColumn="0" w:lastRowLastColumn="0"/>
-            <w:tcW w:w="600" w:type="dxa"/>
-          </w:tcPr>
-          <w:p>
-            <w:pPr>
-              <w:jc w:val="center"/>
-              <w:rPr>
-                <w:rFonts w:ascii="Times New Roman" w:hAnsi="Times New Roman" w:cs="Times New Roman"/>
-              </w:rPr>
-            </w:pPr>
-            <w:r>
-              <w:rPr>
-                <w:rFonts w:ascii="Times New Roman" w:hAnsi="Times New Roman" w:cs="Times New Roman"/>
-                <w:sz w:val="20"/>
-                <w:szCs w:val="20"/>
-              </w:rPr>
-              <w:t>1</w:t>
-            </w:r>
-          </w:p>
-        </w:tc>
-        <w:tc>
-          <w:tcPr>
-            <w:tcW w:w="5426" w:type="dxa"/>
-          </w:tcPr>
-          <w:p>
-            <w:pPr>
-              <w:cnfStyle w:val="000000000000" w:firstRow="0" w:lastRow="0" w:firstColumn="0" w:lastColumn="0" w:oddVBand="0" w:evenVBand="0" w:oddHBand="0" w:evenHBand="0" w:firstRowFirstColumn="0" w:firstRowLastColumn="0" w:lastRowFirstColumn="0" w:lastRowLastColumn="0"/>
-              <w:rPr>
-                <w:rFonts w:ascii="Times New Roman" w:hAnsi="Times New Roman" w:cs="Times New Roman"/>
-              </w:rPr>
-            </w:pPr>
-            <w:r>
-              <w:rPr>
-                <w:rFonts w:ascii="Times New Roman" w:hAnsi="Times New Roman" w:cs="Times New Roman"/>
-                <w:sz w:val="20"/>
-                <w:szCs w:val="20"/>
-              </w:rPr>
-              <w:t>Treść zadania projektowego</w:t>
-            </w:r>
-          </w:p>
-        </w:tc>
-        <w:tc>
-          <w:tcPr>
-            <w:cnfStyle w:val="000010000000" w:firstRow="0" w:lastRow="0" w:firstColumn="0" w:lastColumn="0" w:oddVBand="1" w:evenVBand="0" w:oddHBand="0" w:evenHBand="0" w:firstRowFirstColumn="0" w:firstRowLastColumn="0" w:lastRowFirstColumn="0" w:lastRowLastColumn="0"/>
-            <w:tcW w:w="1500" w:type="dxa"/>
-          </w:tcPr>
-          <w:p>
-            <w:pPr>
-              <w:jc w:val="center"/>
-              <w:rPr>
-                <w:rFonts w:ascii="Times New Roman" w:hAnsi="Times New Roman" w:cs="Times New Roman"/>
-              </w:rPr>
-            </w:pPr>
-          </w:p>
-        </w:tc>
-        <w:tc>
-          <w:tcPr>
-            <w:tcW w:w="1500" w:type="dxa"/>
-          </w:tcPr>
-          <w:p>
-            <w:pPr>
-              <w:jc w:val="center"/>
-              <w:cnfStyle w:val="000000000000" w:firstRow="0" w:lastRow="0" w:firstColumn="0" w:lastColumn="0" w:oddVBand="0" w:evenVBand="0" w:oddHBand="0" w:evenHBand="0" w:firstRowFirstColumn="0" w:firstRowLastColumn="0" w:lastRowFirstColumn="0" w:lastRowLastColumn="0"/>
-              <w:rPr>
-                <w:rFonts w:ascii="Times New Roman" w:hAnsi="Times New Roman" w:cs="Times New Roman"/>
-              </w:rPr>
-            </w:pPr>
-          </w:p>
-        </w:tc>
-      </w:tr>
-      <w:tr>
-        <w:trPr>
-          <w:cnfStyle w:val="000000100000" w:firstRow="0" w:lastRow="0" w:firstColumn="0" w:lastColumn="0" w:oddVBand="0" w:evenVBand="0" w:oddHBand="1" w:evenHBand="0" w:firstRowFirstColumn="0" w:firstRowLastColumn="0" w:lastRowFirstColumn="0" w:lastRowLastColumn="0"/>
-        </w:trPr>
-        <w:tc>
-          <w:tcPr>
-            <w:cnfStyle w:val="000010000000" w:firstRow="0" w:lastRow="0" w:firstColumn="0" w:lastColumn="0" w:oddVBand="1" w:evenVBand="0" w:oddHBand="0" w:evenHBand="0" w:firstRowFirstColumn="0" w:firstRowLastColumn="0" w:lastRowFirstColumn="0" w:lastRowLastColumn="0"/>
-            <w:tcW w:w="600" w:type="dxa"/>
-          </w:tcPr>
-          <w:p>
-            <w:pPr>
-              <w:jc w:val="center"/>
-              <w:rPr>
-                <w:rFonts w:ascii="Times New Roman" w:hAnsi="Times New Roman" w:cs="Times New Roman"/>
-              </w:rPr>
-            </w:pPr>
-            <w:r>
-              <w:rPr>
-                <w:rFonts w:ascii="Times New Roman" w:hAnsi="Times New Roman" w:cs="Times New Roman"/>
-                <w:sz w:val="20"/>
-                <w:szCs w:val="20"/>
-              </w:rPr>
-              <w:t>2</w:t>
-            </w:r>
-          </w:p>
-        </w:tc>
-        <w:tc>
-          <w:tcPr>
-            <w:tcW w:w="5426" w:type="dxa"/>
-          </w:tcPr>
-          <w:p>
-            <w:pPr>
-              <w:cnfStyle w:val="000000100000" w:firstRow="0" w:lastRow="0" w:firstColumn="0" w:lastColumn="0" w:oddVBand="0" w:evenVBand="0" w:oddHBand="1" w:evenHBand="0" w:firstRowFirstColumn="0" w:firstRowLastColumn="0" w:lastRowFirstColumn="0" w:lastRowLastColumn="0"/>
-              <w:rPr>
-                <w:rFonts w:ascii="Times New Roman" w:hAnsi="Times New Roman" w:cs="Times New Roman"/>
-              </w:rPr>
-            </w:pPr>
-            <w:r>
-              <w:rPr>
-                <w:rFonts w:ascii="Times New Roman" w:hAnsi="Times New Roman" w:cs="Times New Roman"/>
-                <w:sz w:val="20"/>
-                <w:szCs w:val="20"/>
-              </w:rPr>
-              <w:t>Cel, zakres, kontekst, korzyści</w:t>
-            </w:r>
-          </w:p>
-        </w:tc>
-        <w:tc>
-          <w:tcPr>
-            <w:cnfStyle w:val="000010000000" w:firstRow="0" w:lastRow="0" w:firstColumn="0" w:lastColumn="0" w:oddVBand="1" w:evenVBand="0" w:oddHBand="0" w:evenHBand="0" w:firstRowFirstColumn="0" w:firstRowLastColumn="0" w:lastRowFirstColumn="0" w:lastRowLastColumn="0"/>
-            <w:tcW w:w="1500" w:type="dxa"/>
-          </w:tcPr>
-          <w:p>
-            <w:pPr>
-              <w:jc w:val="center"/>
-              <w:rPr>
-                <w:rFonts w:ascii="Times New Roman" w:hAnsi="Times New Roman" w:cs="Times New Roman"/>
-              </w:rPr>
-            </w:pPr>
-          </w:p>
-        </w:tc>
-        <w:tc>
-          <w:tcPr>
-            <w:tcW w:w="1500" w:type="dxa"/>
-          </w:tcPr>
-          <w:p>
-            <w:pPr>
-              <w:jc w:val="center"/>
-              <w:cnfStyle w:val="000000100000" w:firstRow="0" w:lastRow="0" w:firstColumn="0" w:lastColumn="0" w:oddVBand="0" w:evenVBand="0" w:oddHBand="1" w:evenHBand="0" w:firstRowFirstColumn="0" w:firstRowLastColumn="0" w:lastRowFirstColumn="0" w:lastRowLastColumn="0"/>
-              <w:rPr>
-                <w:rFonts w:ascii="Times New Roman" w:hAnsi="Times New Roman" w:cs="Times New Roman"/>
-              </w:rPr>
-            </w:pPr>
-          </w:p>
-        </w:tc>
-      </w:tr>
-      <w:tr>
-        <w:tc>
-          <w:tcPr>
-            <w:cnfStyle w:val="000010000000" w:firstRow="0" w:lastRow="0" w:firstColumn="0" w:lastColumn="0" w:oddVBand="1" w:evenVBand="0" w:oddHBand="0" w:evenHBand="0" w:firstRowFirstColumn="0" w:firstRowLastColumn="0" w:lastRowFirstColumn="0" w:lastRowLastColumn="0"/>
-            <w:tcW w:w="600" w:type="dxa"/>
-          </w:tcPr>
-          <w:p>
-            <w:pPr>
-              <w:jc w:val="center"/>
-              <w:rPr>
-                <w:rFonts w:ascii="Times New Roman" w:hAnsi="Times New Roman" w:cs="Times New Roman"/>
-              </w:rPr>
-            </w:pPr>
-            <w:r>
-              <w:rPr>
-                <w:rFonts w:ascii="Times New Roman" w:hAnsi="Times New Roman" w:cs="Times New Roman"/>
-                <w:sz w:val="20"/>
-                <w:szCs w:val="20"/>
-              </w:rPr>
-              <w:t>3</w:t>
-            </w:r>
-          </w:p>
-        </w:tc>
-        <w:tc>
-          <w:tcPr>
-            <w:tcW w:w="5426" w:type="dxa"/>
-          </w:tcPr>
-          <w:p>
-            <w:pPr>
-              <w:cnfStyle w:val="000000000000" w:firstRow="0" w:lastRow="0" w:firstColumn="0" w:lastColumn="0" w:oddVBand="0" w:evenVBand="0" w:oddHBand="0" w:evenHBand="0" w:firstRowFirstColumn="0" w:firstRowLastColumn="0" w:lastRowFirstColumn="0" w:lastRowLastColumn="0"/>
-              <w:rPr>
-                <w:rFonts w:ascii="Times New Roman" w:hAnsi="Times New Roman" w:cs="Times New Roman"/>
-              </w:rPr>
-            </w:pPr>
-            <w:r>
-              <w:rPr>
-                <w:rFonts w:ascii="Times New Roman" w:hAnsi="Times New Roman" w:cs="Times New Roman"/>
-                <w:sz w:val="20"/>
-                <w:szCs w:val="20"/>
-              </w:rPr>
-              <w:t>Słownik</w:t>
-            </w:r>
-          </w:p>
-        </w:tc>
-        <w:tc>
-          <w:tcPr>
-            <w:cnfStyle w:val="000010000000" w:firstRow="0" w:lastRow="0" w:firstColumn="0" w:lastColumn="0" w:oddVBand="1" w:evenVBand="0" w:oddHBand="0" w:evenHBand="0" w:firstRowFirstColumn="0" w:firstRowLastColumn="0" w:lastRowFirstColumn="0" w:lastRowLastColumn="0"/>
-            <w:tcW w:w="1500" w:type="dxa"/>
-          </w:tcPr>
-          <w:p>
-            <w:pPr>
-              <w:jc w:val="center"/>
-              <w:rPr>
-                <w:rFonts w:ascii="Times New Roman" w:hAnsi="Times New Roman" w:cs="Times New Roman"/>
-              </w:rPr>
-            </w:pPr>
-          </w:p>
-        </w:tc>
-        <w:tc>
-          <w:tcPr>
-            <w:tcW w:w="1500" w:type="dxa"/>
-          </w:tcPr>
-          <w:p>
-            <w:pPr>
-              <w:jc w:val="center"/>
-              <w:cnfStyle w:val="000000000000" w:firstRow="0" w:lastRow="0" w:firstColumn="0" w:lastColumn="0" w:oddVBand="0" w:evenVBand="0" w:oddHBand="0" w:evenHBand="0" w:firstRowFirstColumn="0" w:firstRowLastColumn="0" w:lastRowFirstColumn="0" w:lastRowLastColumn="0"/>
-              <w:rPr>
-                <w:rFonts w:ascii="Times New Roman" w:hAnsi="Times New Roman" w:cs="Times New Roman"/>
-              </w:rPr>
-            </w:pPr>
-          </w:p>
-        </w:tc>
-      </w:tr>
-      <w:tr>
-        <w:trPr>
-          <w:cnfStyle w:val="000000100000" w:firstRow="0" w:lastRow="0" w:firstColumn="0" w:lastColumn="0" w:oddVBand="0" w:evenVBand="0" w:oddHBand="1" w:evenHBand="0" w:firstRowFirstColumn="0" w:firstRowLastColumn="0" w:lastRowFirstColumn="0" w:lastRowLastColumn="0"/>
-        </w:trPr>
-        <w:tc>
-          <w:tcPr>
-            <w:cnfStyle w:val="000010000000" w:firstRow="0" w:lastRow="0" w:firstColumn="0" w:lastColumn="0" w:oddVBand="1" w:evenVBand="0" w:oddHBand="0" w:evenHBand="0" w:firstRowFirstColumn="0" w:firstRowLastColumn="0" w:lastRowFirstColumn="0" w:lastRowLastColumn="0"/>
-            <w:tcW w:w="600" w:type="dxa"/>
-          </w:tcPr>
-          <w:p>
-            <w:pPr>
-              <w:jc w:val="center"/>
-              <w:rPr>
-                <w:rFonts w:ascii="Times New Roman" w:hAnsi="Times New Roman" w:cs="Times New Roman"/>
-              </w:rPr>
-            </w:pPr>
-            <w:r>
-              <w:rPr>
-                <w:rFonts w:ascii="Times New Roman" w:hAnsi="Times New Roman" w:cs="Times New Roman"/>
-                <w:sz w:val="20"/>
-                <w:szCs w:val="20"/>
-              </w:rPr>
-              <w:t>4</w:t>
-            </w:r>
-          </w:p>
-        </w:tc>
-        <w:tc>
-          <w:tcPr>
-            <w:tcW w:w="5426" w:type="dxa"/>
-          </w:tcPr>
-          <w:p>
-            <w:pPr>
-              <w:cnfStyle w:val="000000100000" w:firstRow="0" w:lastRow="0" w:firstColumn="0" w:lastColumn="0" w:oddVBand="0" w:evenVBand="0" w:oddHBand="1" w:evenHBand="0" w:firstRowFirstColumn="0" w:firstRowLastColumn="0" w:lastRowFirstColumn="0" w:lastRowLastColumn="0"/>
-              <w:rPr>
-                <w:rFonts w:ascii="Times New Roman" w:hAnsi="Times New Roman" w:cs="Times New Roman"/>
-              </w:rPr>
-            </w:pPr>
-            <w:r>
-              <w:rPr>
-                <w:rFonts w:ascii="Times New Roman" w:hAnsi="Times New Roman" w:cs="Times New Roman"/>
-                <w:sz w:val="20"/>
-                <w:szCs w:val="20"/>
-              </w:rPr>
-              <w:t>Perspektywa przypadków użycia</w:t>
-            </w:r>
-          </w:p>
-        </w:tc>
-        <w:tc>
-          <w:tcPr>
-            <w:cnfStyle w:val="000010000000" w:firstRow="0" w:lastRow="0" w:firstColumn="0" w:lastColumn="0" w:oddVBand="1" w:evenVBand="0" w:oddHBand="0" w:evenHBand="0" w:firstRowFirstColumn="0" w:firstRowLastColumn="0" w:lastRowFirstColumn="0" w:lastRowLastColumn="0"/>
-            <w:tcW w:w="1500" w:type="dxa"/>
-          </w:tcPr>
-          <w:p>
-            <w:pPr>
-              <w:jc w:val="center"/>
-              <w:rPr>
-                <w:rFonts w:ascii="Times New Roman" w:hAnsi="Times New Roman" w:cs="Times New Roman"/>
-              </w:rPr>
-            </w:pPr>
-          </w:p>
-        </w:tc>
-        <w:tc>
-          <w:tcPr>
-            <w:tcW w:w="1500" w:type="dxa"/>
-          </w:tcPr>
-          <w:p>
-            <w:pPr>
-              <w:jc w:val="center"/>
-              <w:cnfStyle w:val="000000100000" w:firstRow="0" w:lastRow="0" w:firstColumn="0" w:lastColumn="0" w:oddVBand="0" w:evenVBand="0" w:oddHBand="1" w:evenHBand="0" w:firstRowFirstColumn="0" w:firstRowLastColumn="0" w:lastRowFirstColumn="0" w:lastRowLastColumn="0"/>
-              <w:rPr>
-                <w:rFonts w:ascii="Times New Roman" w:hAnsi="Times New Roman" w:cs="Times New Roman"/>
-              </w:rPr>
-            </w:pPr>
-          </w:p>
-        </w:tc>
-      </w:tr>
-      <w:tr>
-        <w:tc>
-          <w:tcPr>
-            <w:cnfStyle w:val="000010000000" w:firstRow="0" w:lastRow="0" w:firstColumn="0" w:lastColumn="0" w:oddVBand="1" w:evenVBand="0" w:oddHBand="0" w:evenHBand="0" w:firstRowFirstColumn="0" w:firstRowLastColumn="0" w:lastRowFirstColumn="0" w:lastRowLastColumn="0"/>
-            <w:tcW w:w="600" w:type="dxa"/>
-          </w:tcPr>
-          <w:p>
-            <w:pPr>
-              <w:jc w:val="center"/>
-              <w:rPr>
-                <w:rFonts w:ascii="Times New Roman" w:hAnsi="Times New Roman" w:cs="Times New Roman"/>
-              </w:rPr>
-            </w:pPr>
-            <w:r>
-              <w:rPr>
-                <w:rFonts w:ascii="Times New Roman" w:hAnsi="Times New Roman" w:cs="Times New Roman"/>
-                <w:sz w:val="20"/>
-                <w:szCs w:val="20"/>
-              </w:rPr>
-              <w:t>5</w:t>
-            </w:r>
-          </w:p>
-        </w:tc>
-        <w:tc>
-          <w:tcPr>
-            <w:tcW w:w="5426" w:type="dxa"/>
-          </w:tcPr>
-          <w:p>
-            <w:pPr>
-              <w:cnfStyle w:val="000000000000" w:firstRow="0" w:lastRow="0" w:firstColumn="0" w:lastColumn="0" w:oddVBand="0" w:evenVBand="0" w:oddHBand="0" w:evenHBand="0" w:firstRowFirstColumn="0" w:firstRowLastColumn="0" w:lastRowFirstColumn="0" w:lastRowLastColumn="0"/>
-              <w:rPr>
-                <w:rFonts w:ascii="Times New Roman" w:hAnsi="Times New Roman" w:cs="Times New Roman"/>
-              </w:rPr>
-            </w:pPr>
-            <w:r>
-              <w:rPr>
-                <w:rFonts w:ascii="Times New Roman" w:hAnsi="Times New Roman" w:cs="Times New Roman"/>
-                <w:sz w:val="20"/>
-                <w:szCs w:val="20"/>
-              </w:rPr>
-              <w:t>Perspektywa projektowa</w:t>
-            </w:r>
-          </w:p>
-        </w:tc>
-        <w:tc>
-          <w:tcPr>
-            <w:cnfStyle w:val="000010000000" w:firstRow="0" w:lastRow="0" w:firstColumn="0" w:lastColumn="0" w:oddVBand="1" w:evenVBand="0" w:oddHBand="0" w:evenHBand="0" w:firstRowFirstColumn="0" w:firstRowLastColumn="0" w:lastRowFirstColumn="0" w:lastRowLastColumn="0"/>
-            <w:tcW w:w="1500" w:type="dxa"/>
-          </w:tcPr>
-          <w:p>
-            <w:pPr>
-              <w:jc w:val="center"/>
-              <w:rPr>
-                <w:rFonts w:ascii="Times New Roman" w:hAnsi="Times New Roman" w:cs="Times New Roman"/>
-              </w:rPr>
-            </w:pPr>
-          </w:p>
-        </w:tc>
-        <w:tc>
-          <w:tcPr>
-            <w:tcW w:w="1500" w:type="dxa"/>
-          </w:tcPr>
-          <w:p>
-            <w:pPr>
-              <w:jc w:val="center"/>
-              <w:cnfStyle w:val="000000000000" w:firstRow="0" w:lastRow="0" w:firstColumn="0" w:lastColumn="0" w:oddVBand="0" w:evenVBand="0" w:oddHBand="0" w:evenHBand="0" w:firstRowFirstColumn="0" w:firstRowLastColumn="0" w:lastRowFirstColumn="0" w:lastRowLastColumn="0"/>
-              <w:rPr>
-                <w:rFonts w:ascii="Times New Roman" w:hAnsi="Times New Roman" w:cs="Times New Roman"/>
-              </w:rPr>
-            </w:pPr>
-          </w:p>
-        </w:tc>
-      </w:tr>
-      <w:tr>
-        <w:trPr>
-          <w:cnfStyle w:val="000000100000" w:firstRow="0" w:lastRow="0" w:firstColumn="0" w:lastColumn="0" w:oddVBand="0" w:evenVBand="0" w:oddHBand="1" w:evenHBand="0" w:firstRowFirstColumn="0" w:firstRowLastColumn="0" w:lastRowFirstColumn="0" w:lastRowLastColumn="0"/>
-        </w:trPr>
-        <w:tc>
-          <w:tcPr>
-            <w:cnfStyle w:val="000010000000" w:firstRow="0" w:lastRow="0" w:firstColumn="0" w:lastColumn="0" w:oddVBand="1" w:evenVBand="0" w:oddHBand="0" w:evenHBand="0" w:firstRowFirstColumn="0" w:firstRowLastColumn="0" w:lastRowFirstColumn="0" w:lastRowLastColumn="0"/>
-            <w:tcW w:w="600" w:type="dxa"/>
-          </w:tcPr>
-          <w:p>
-            <w:pPr>
-              <w:jc w:val="center"/>
-              <w:rPr>
-                <w:rFonts w:ascii="Times New Roman" w:hAnsi="Times New Roman" w:cs="Times New Roman"/>
-              </w:rPr>
-            </w:pPr>
-            <w:r>
-              <w:rPr>
-                <w:rFonts w:ascii="Times New Roman" w:hAnsi="Times New Roman" w:cs="Times New Roman"/>
-                <w:sz w:val="20"/>
-                <w:szCs w:val="20"/>
-              </w:rPr>
-              <w:t>6</w:t>
-            </w:r>
-          </w:p>
-        </w:tc>
-        <w:tc>
-          <w:tcPr>
-            <w:tcW w:w="5426" w:type="dxa"/>
-          </w:tcPr>
-          <w:p>
-            <w:pPr>
-              <w:cnfStyle w:val="000000100000" w:firstRow="0" w:lastRow="0" w:firstColumn="0" w:lastColumn="0" w:oddVBand="0" w:evenVBand="0" w:oddHBand="1" w:evenHBand="0" w:firstRowFirstColumn="0" w:firstRowLastColumn="0" w:lastRowFirstColumn="0" w:lastRowLastColumn="0"/>
-              <w:rPr>
-                <w:rFonts w:ascii="Times New Roman" w:hAnsi="Times New Roman" w:cs="Times New Roman"/>
-              </w:rPr>
-            </w:pPr>
-            <w:r>
-              <w:rPr>
-                <w:rFonts w:ascii="Times New Roman" w:hAnsi="Times New Roman" w:cs="Times New Roman"/>
-                <w:sz w:val="20"/>
-                <w:szCs w:val="20"/>
-              </w:rPr>
-              <w:t>Wymagania niefunkcjonalne</w:t>
-            </w:r>
-          </w:p>
-        </w:tc>
-        <w:tc>
-          <w:tcPr>
-            <w:cnfStyle w:val="000010000000" w:firstRow="0" w:lastRow="0" w:firstColumn="0" w:lastColumn="0" w:oddVBand="1" w:evenVBand="0" w:oddHBand="0" w:evenHBand="0" w:firstRowFirstColumn="0" w:firstRowLastColumn="0" w:lastRowFirstColumn="0" w:lastRowLastColumn="0"/>
-            <w:tcW w:w="1500" w:type="dxa"/>
-          </w:tcPr>
-          <w:p>
-            <w:pPr>
-              <w:jc w:val="center"/>
-              <w:rPr>
-                <w:rFonts w:ascii="Times New Roman" w:hAnsi="Times New Roman" w:cs="Times New Roman"/>
-              </w:rPr>
-            </w:pPr>
-          </w:p>
-        </w:tc>
-        <w:tc>
-          <w:tcPr>
-            <w:tcW w:w="1500" w:type="dxa"/>
-          </w:tcPr>
-          <w:p>
-            <w:pPr>
-              <w:jc w:val="center"/>
-              <w:cnfStyle w:val="000000100000" w:firstRow="0" w:lastRow="0" w:firstColumn="0" w:lastColumn="0" w:oddVBand="0" w:evenVBand="0" w:oddHBand="1" w:evenHBand="0" w:firstRowFirstColumn="0" w:firstRowLastColumn="0" w:lastRowFirstColumn="0" w:lastRowLastColumn="0"/>
-              <w:rPr>
-                <w:rFonts w:ascii="Times New Roman" w:hAnsi="Times New Roman" w:cs="Times New Roman"/>
-              </w:rPr>
-            </w:pPr>
-          </w:p>
-        </w:tc>
-      </w:tr>
-      <w:tr>
-        <w:tc>
-          <w:tcPr>
-            <w:cnfStyle w:val="000010000000" w:firstRow="0" w:lastRow="0" w:firstColumn="0" w:lastColumn="0" w:oddVBand="1" w:evenVBand="0" w:oddHBand="0" w:evenHBand="0" w:firstRowFirstColumn="0" w:firstRowLastColumn="0" w:lastRowFirstColumn="0" w:lastRowLastColumn="0"/>
-            <w:tcW w:w="600" w:type="dxa"/>
-          </w:tcPr>
-          <w:p>
-            <w:pPr>
-              <w:jc w:val="center"/>
-              <w:rPr>
-                <w:rFonts w:ascii="Times New Roman" w:hAnsi="Times New Roman" w:cs="Times New Roman"/>
-              </w:rPr>
-            </w:pPr>
-            <w:r>
-              <w:rPr>
-                <w:rFonts w:ascii="Times New Roman" w:hAnsi="Times New Roman" w:cs="Times New Roman"/>
-                <w:sz w:val="20"/>
-                <w:szCs w:val="20"/>
-              </w:rPr>
-              <w:t>7</w:t>
-            </w:r>
-          </w:p>
-        </w:tc>
-        <w:tc>
-          <w:tcPr>
-            <w:tcW w:w="5426" w:type="dxa"/>
-          </w:tcPr>
-          <w:p>
-            <w:pPr>
-              <w:cnfStyle w:val="000000000000" w:firstRow="0" w:lastRow="0" w:firstColumn="0" w:lastColumn="0" w:oddVBand="0" w:evenVBand="0" w:oddHBand="0" w:evenHBand="0" w:firstRowFirstColumn="0" w:firstRowLastColumn="0" w:lastRowFirstColumn="0" w:lastRowLastColumn="0"/>
-              <w:rPr>
-                <w:rFonts w:ascii="Times New Roman" w:hAnsi="Times New Roman" w:cs="Times New Roman"/>
-              </w:rPr>
-            </w:pPr>
-            <w:r>
-              <w:rPr>
-                <w:rFonts w:ascii="Times New Roman" w:hAnsi="Times New Roman" w:cs="Times New Roman"/>
-                <w:sz w:val="20"/>
-                <w:szCs w:val="20"/>
-              </w:rPr>
-              <w:t>Propozycja technologii i diagram wdrożenia</w:t>
-            </w:r>
-          </w:p>
-        </w:tc>
-        <w:tc>
-          <w:tcPr>
-            <w:cnfStyle w:val="000010000000" w:firstRow="0" w:lastRow="0" w:firstColumn="0" w:lastColumn="0" w:oddVBand="1" w:evenVBand="0" w:oddHBand="0" w:evenHBand="0" w:firstRowFirstColumn="0" w:firstRowLastColumn="0" w:lastRowFirstColumn="0" w:lastRowLastColumn="0"/>
-            <w:tcW w:w="1500" w:type="dxa"/>
-          </w:tcPr>
-          <w:p>
-            <w:pPr>
-              <w:jc w:val="center"/>
-              <w:rPr>
-                <w:rFonts w:ascii="Times New Roman" w:hAnsi="Times New Roman" w:cs="Times New Roman"/>
-              </w:rPr>
-            </w:pPr>
-          </w:p>
-        </w:tc>
-        <w:tc>
-          <w:tcPr>
-            <w:tcW w:w="1500" w:type="dxa"/>
-          </w:tcPr>
-          <w:p>
-            <w:pPr>
-              <w:jc w:val="center"/>
-              <w:cnfStyle w:val="000000000000" w:firstRow="0" w:lastRow="0" w:firstColumn="0" w:lastColumn="0" w:oddVBand="0" w:evenVBand="0" w:oddHBand="0" w:evenHBand="0" w:firstRowFirstColumn="0" w:firstRowLastColumn="0" w:lastRowFirstColumn="0" w:lastRowLastColumn="0"/>
-              <w:rPr>
-                <w:rFonts w:ascii="Times New Roman" w:hAnsi="Times New Roman" w:cs="Times New Roman"/>
-              </w:rPr>
-            </w:pPr>
-          </w:p>
-        </w:tc>
-      </w:tr>
-      <w:tr>
-        <w:trPr>
-          <w:cnfStyle w:val="000000100000" w:firstRow="0" w:lastRow="0" w:firstColumn="0" w:lastColumn="0" w:oddVBand="0" w:evenVBand="0" w:oddHBand="1" w:evenHBand="0" w:firstRowFirstColumn="0" w:firstRowLastColumn="0" w:lastRowFirstColumn="0" w:lastRowLastColumn="0"/>
-        </w:trPr>
-        <w:tc>
-          <w:tcPr>
-            <w:cnfStyle w:val="000010000000" w:firstRow="0" w:lastRow="0" w:firstColumn="0" w:lastColumn="0" w:oddVBand="1" w:evenVBand="0" w:oddHBand="0" w:evenHBand="0" w:firstRowFirstColumn="0" w:firstRowLastColumn="0" w:lastRowFirstColumn="0" w:lastRowLastColumn="0"/>
-            <w:tcW w:w="600" w:type="dxa"/>
-          </w:tcPr>
-          <w:p>
-            <w:pPr>
-              <w:jc w:val="center"/>
-              <w:rPr>
-                <w:rFonts w:ascii="Times New Roman" w:hAnsi="Times New Roman" w:cs="Times New Roman"/>
-              </w:rPr>
-            </w:pPr>
-            <w:r>
-              <w:rPr>
-                <w:rFonts w:ascii="Times New Roman" w:hAnsi="Times New Roman" w:cs="Times New Roman"/>
-                <w:sz w:val="20"/>
-                <w:szCs w:val="20"/>
-              </w:rPr>
-              <w:t>8</w:t>
-            </w:r>
-          </w:p>
-        </w:tc>
-        <w:tc>
-          <w:tcPr>
-            <w:tcW w:w="5426" w:type="dxa"/>
-          </w:tcPr>
-          <w:p>
-            <w:pPr>
-              <w:cnfStyle w:val="000000100000" w:firstRow="0" w:lastRow="0" w:firstColumn="0" w:lastColumn="0" w:oddVBand="0" w:evenVBand="0" w:oddHBand="1" w:evenHBand="0" w:firstRowFirstColumn="0" w:firstRowLastColumn="0" w:lastRowFirstColumn="0" w:lastRowLastColumn="0"/>
-              <w:rPr>
-                <w:rFonts w:ascii="Times New Roman" w:hAnsi="Times New Roman" w:cs="Times New Roman"/>
-              </w:rPr>
-            </w:pPr>
-            <w:r>
-              <w:rPr>
-                <w:rFonts w:ascii="Times New Roman" w:hAnsi="Times New Roman" w:cs="Times New Roman"/>
-                <w:sz w:val="20"/>
-                <w:szCs w:val="20"/>
-              </w:rPr>
-              <w:t>Plan pracy</w:t>
-            </w:r>
-          </w:p>
-        </w:tc>
-        <w:tc>
-          <w:tcPr>
-            <w:cnfStyle w:val="000010000000" w:firstRow="0" w:lastRow="0" w:firstColumn="0" w:lastColumn="0" w:oddVBand="1" w:evenVBand="0" w:oddHBand="0" w:evenHBand="0" w:firstRowFirstColumn="0" w:firstRowLastColumn="0" w:lastRowFirstColumn="0" w:lastRowLastColumn="0"/>
-            <w:tcW w:w="1500" w:type="dxa"/>
-          </w:tcPr>
-          <w:p>
-            <w:pPr>
-              <w:jc w:val="center"/>
-              <w:rPr>
-                <w:rFonts w:ascii="Times New Roman" w:hAnsi="Times New Roman" w:cs="Times New Roman"/>
-              </w:rPr>
-            </w:pPr>
-          </w:p>
-        </w:tc>
-        <w:tc>
-          <w:tcPr>
-            <w:tcW w:w="1500" w:type="dxa"/>
-          </w:tcPr>
-          <w:p>
-            <w:pPr>
-              <w:jc w:val="center"/>
-              <w:cnfStyle w:val="000000100000" w:firstRow="0" w:lastRow="0" w:firstColumn="0" w:lastColumn="0" w:oddVBand="0" w:evenVBand="0" w:oddHBand="1" w:evenHBand="0" w:firstRowFirstColumn="0" w:firstRowLastColumn="0" w:lastRowFirstColumn="0" w:lastRowLastColumn="0"/>
-              <w:rPr>
-                <w:rFonts w:ascii="Times New Roman" w:hAnsi="Times New Roman" w:cs="Times New Roman"/>
-              </w:rPr>
-            </w:pPr>
-          </w:p>
-        </w:tc>
-      </w:tr>
-      <w:tr>
-        <w:tc>
-          <w:tcPr>
-            <w:cnfStyle w:val="000010000000" w:firstRow="0" w:lastRow="0" w:firstColumn="0" w:lastColumn="0" w:oddVBand="1" w:evenVBand="0" w:oddHBand="0" w:evenHBand="0" w:firstRowFirstColumn="0" w:firstRowLastColumn="0" w:lastRowFirstColumn="0" w:lastRowLastColumn="0"/>
-            <w:tcW w:w="600" w:type="dxa"/>
-          </w:tcPr>
-          <w:p>
-            <w:pPr>
-              <w:jc w:val="center"/>
-              <w:rPr>
-                <w:rFonts w:ascii="Times New Roman" w:hAnsi="Times New Roman" w:cs="Times New Roman"/>
-              </w:rPr>
-            </w:pPr>
-            <w:r>
-              <w:rPr>
-                <w:rFonts w:ascii="Times New Roman" w:hAnsi="Times New Roman" w:cs="Times New Roman"/>
-                <w:sz w:val="20"/>
-                <w:szCs w:val="20"/>
-              </w:rPr>
-              <w:t>9</w:t>
-            </w:r>
-          </w:p>
-        </w:tc>
-        <w:tc>
-          <w:tcPr>
-            <w:tcW w:w="5426" w:type="dxa"/>
-          </w:tcPr>
-          <w:p>
-            <w:pPr>
-              <w:cnfStyle w:val="000000000000" w:firstRow="0" w:lastRow="0" w:firstColumn="0" w:lastColumn="0" w:oddVBand="0" w:evenVBand="0" w:oddHBand="0" w:evenHBand="0" w:firstRowFirstColumn="0" w:firstRowLastColumn="0" w:lastRowFirstColumn="0" w:lastRowLastColumn="0"/>
-              <w:rPr>
-                <w:rFonts w:ascii="Times New Roman" w:hAnsi="Times New Roman" w:cs="Times New Roman"/>
-              </w:rPr>
-            </w:pPr>
-            <w:r>
-              <w:rPr>
-                <w:rFonts w:ascii="Times New Roman" w:hAnsi="Times New Roman" w:cs="Times New Roman"/>
-                <w:sz w:val="20"/>
-                <w:szCs w:val="20"/>
-              </w:rPr>
-              <w:t>Analiza ryzyka</w:t>
-            </w:r>
-          </w:p>
-        </w:tc>
-        <w:tc>
-          <w:tcPr>
-            <w:cnfStyle w:val="000010000000" w:firstRow="0" w:lastRow="0" w:firstColumn="0" w:lastColumn="0" w:oddVBand="1" w:evenVBand="0" w:oddHBand="0" w:evenHBand="0" w:firstRowFirstColumn="0" w:firstRowLastColumn="0" w:lastRowFirstColumn="0" w:lastRowLastColumn="0"/>
-            <w:tcW w:w="1500" w:type="dxa"/>
-          </w:tcPr>
-          <w:p>
-            <w:pPr>
-              <w:jc w:val="center"/>
-              <w:rPr>
-                <w:rFonts w:ascii="Times New Roman" w:hAnsi="Times New Roman" w:cs="Times New Roman"/>
-              </w:rPr>
-            </w:pPr>
-          </w:p>
-        </w:tc>
-        <w:tc>
-          <w:tcPr>
-            <w:tcW w:w="1500" w:type="dxa"/>
-          </w:tcPr>
-          <w:p>
-            <w:pPr>
-              <w:jc w:val="center"/>
-              <w:cnfStyle w:val="000000000000" w:firstRow="0" w:lastRow="0" w:firstColumn="0" w:lastColumn="0" w:oddVBand="0" w:evenVBand="0" w:oddHBand="0" w:evenHBand="0" w:firstRowFirstColumn="0" w:firstRowLastColumn="0" w:lastRowFirstColumn="0" w:lastRowLastColumn="0"/>
-              <w:rPr>
-                <w:rFonts w:ascii="Times New Roman" w:hAnsi="Times New Roman" w:cs="Times New Roman"/>
-              </w:rPr>
-            </w:pPr>
-          </w:p>
-        </w:tc>
-      </w:tr>
-      <w:tr>
-        <w:trPr>
-          <w:cnfStyle w:val="000000100000" w:firstRow="0" w:lastRow="0" w:firstColumn="0" w:lastColumn="0" w:oddVBand="0" w:evenVBand="0" w:oddHBand="1" w:evenHBand="0" w:firstRowFirstColumn="0" w:firstRowLastColumn="0" w:lastRowFirstColumn="0" w:lastRowLastColumn="0"/>
-        </w:trPr>
-        <w:tc>
-          <w:tcPr>
-            <w:cnfStyle w:val="000010000000" w:firstRow="0" w:lastRow="0" w:firstColumn="0" w:lastColumn="0" w:oddVBand="1" w:evenVBand="0" w:oddHBand="0" w:evenHBand="0" w:firstRowFirstColumn="0" w:firstRowLastColumn="0" w:lastRowFirstColumn="0" w:lastRowLastColumn="0"/>
-            <w:tcW w:w="600" w:type="dxa"/>
-          </w:tcPr>
-          <w:p>
-            <w:pPr>
-              <w:jc w:val="center"/>
-              <w:rPr>
-                <w:rFonts w:ascii="Times New Roman" w:hAnsi="Times New Roman" w:cs="Times New Roman"/>
-              </w:rPr>
-            </w:pPr>
-            <w:r>
-              <w:rPr>
-                <w:rFonts w:ascii="Times New Roman" w:hAnsi="Times New Roman" w:cs="Times New Roman"/>
-                <w:sz w:val="20"/>
-                <w:szCs w:val="20"/>
-              </w:rPr>
-              <w:t>10</w:t>
-            </w:r>
-          </w:p>
-        </w:tc>
-        <w:tc>
-          <w:tcPr>
-            <w:tcW w:w="5426" w:type="dxa"/>
-          </w:tcPr>
-          <w:p>
-            <w:pPr>
-              <w:cnfStyle w:val="000000100000" w:firstRow="0" w:lastRow="0" w:firstColumn="0" w:lastColumn="0" w:oddVBand="0" w:evenVBand="0" w:oddHBand="1" w:evenHBand="0" w:firstRowFirstColumn="0" w:firstRowLastColumn="0" w:lastRowFirstColumn="0" w:lastRowLastColumn="0"/>
-              <w:rPr>
-                <w:rFonts w:ascii="Times New Roman" w:hAnsi="Times New Roman" w:cs="Times New Roman"/>
-              </w:rPr>
-            </w:pPr>
-            <w:r>
-              <w:rPr>
-                <w:rFonts w:ascii="Times New Roman" w:hAnsi="Times New Roman" w:cs="Times New Roman"/>
-                <w:sz w:val="20"/>
-                <w:szCs w:val="20"/>
-              </w:rPr>
-              <w:t>Kosztorys</w:t>
-            </w:r>
-          </w:p>
-        </w:tc>
-        <w:tc>
-          <w:tcPr>
-            <w:cnfStyle w:val="000010000000" w:firstRow="0" w:lastRow="0" w:firstColumn="0" w:lastColumn="0" w:oddVBand="1" w:evenVBand="0" w:oddHBand="0" w:evenHBand="0" w:firstRowFirstColumn="0" w:firstRowLastColumn="0" w:lastRowFirstColumn="0" w:lastRowLastColumn="0"/>
-            <w:tcW w:w="1500" w:type="dxa"/>
-          </w:tcPr>
-          <w:p>
-            <w:pPr>
-              <w:jc w:val="center"/>
-              <w:rPr>
-                <w:rFonts w:ascii="Times New Roman" w:hAnsi="Times New Roman" w:cs="Times New Roman"/>
-              </w:rPr>
-            </w:pPr>
-          </w:p>
-        </w:tc>
-        <w:tc>
-          <w:tcPr>
-            <w:tcW w:w="1500" w:type="dxa"/>
-          </w:tcPr>
-          <w:p>
-            <w:pPr>
-              <w:jc w:val="center"/>
-              <w:cnfStyle w:val="000000100000" w:firstRow="0" w:lastRow="0" w:firstColumn="0" w:lastColumn="0" w:oddVBand="0" w:evenVBand="0" w:oddHBand="1" w:evenHBand="0" w:firstRowFirstColumn="0" w:firstRowLastColumn="0" w:lastRowFirstColumn="0" w:lastRowLastColumn="0"/>
-              <w:rPr>
-                <w:rFonts w:ascii="Times New Roman" w:hAnsi="Times New Roman" w:cs="Times New Roman"/>
-              </w:rPr>
-            </w:pPr>
-          </w:p>
-        </w:tc>
-      </w:tr>
-      <w:tr>
-        <w:tc>
-          <w:tcPr>
-            <w:cnfStyle w:val="000010000000" w:firstRow="0" w:lastRow="0" w:firstColumn="0" w:lastColumn="0" w:oddVBand="1" w:evenVBand="0" w:oddHBand="0" w:evenHBand="0" w:firstRowFirstColumn="0" w:firstRowLastColumn="0" w:lastRowFirstColumn="0" w:lastRowLastColumn="0"/>
-            <w:tcW w:w="600" w:type="dxa"/>
-          </w:tcPr>
-          <w:p>
-            <w:pPr>
-              <w:rPr>
-                <w:rFonts w:ascii="Times New Roman" w:hAnsi="Times New Roman" w:cs="Times New Roman"/>
-              </w:rPr>
-            </w:pPr>
-          </w:p>
-        </w:tc>
-        <w:tc>
-          <w:tcPr>
-            <w:tcW w:w="5426" w:type="dxa"/>
-          </w:tcPr>
-          <w:p>
-            <w:pPr>
-              <w:cnfStyle w:val="000000000000" w:firstRow="0" w:lastRow="0" w:firstColumn="0" w:lastColumn="0" w:oddVBand="0" w:evenVBand="0" w:oddHBand="0" w:evenHBand="0" w:firstRowFirstColumn="0" w:firstRowLastColumn="0" w:lastRowFirstColumn="0" w:lastRowLastColumn="0"/>
-              <w:rPr>
-                <w:rFonts w:ascii="Times New Roman" w:hAnsi="Times New Roman" w:cs="Times New Roman"/>
-              </w:rPr>
-            </w:pPr>
-            <w:r>
-              <w:rPr>
-                <w:rFonts w:ascii="Times New Roman" w:hAnsi="Times New Roman" w:cs="Times New Roman"/>
-                <w:b/>
-                <w:bCs/>
-                <w:sz w:val="20"/>
-                <w:szCs w:val="20"/>
-              </w:rPr>
-              <w:t>RAZEM</w:t>
-            </w:r>
-          </w:p>
-        </w:tc>
-        <w:tc>
-          <w:tcPr>
-            <w:cnfStyle w:val="000010000000" w:firstRow="0" w:lastRow="0" w:firstColumn="0" w:lastColumn="0" w:oddVBand="1" w:evenVBand="0" w:oddHBand="0" w:evenHBand="0" w:firstRowFirstColumn="0" w:firstRowLastColumn="0" w:lastRowFirstColumn="0" w:lastRowLastColumn="0"/>
-            <w:tcW w:w="1500" w:type="dxa"/>
-          </w:tcPr>
-          <w:p>
-            <w:pPr>
-              <w:jc w:val="center"/>
-              <w:rPr>
-                <w:rFonts w:ascii="Times New Roman" w:hAnsi="Times New Roman" w:cs="Times New Roman"/>
-              </w:rPr>
-            </w:pPr>
-          </w:p>
-        </w:tc>
-        <w:tc>
-          <w:tcPr>
-            <w:tcW w:w="1500" w:type="dxa"/>
-          </w:tcPr>
-          <w:p>
-            <w:pPr>
-              <w:jc w:val="center"/>
-              <w:cnfStyle w:val="000000000000" w:firstRow="0" w:lastRow="0" w:firstColumn="0" w:lastColumn="0" w:oddVBand="0" w:evenVBand="0" w:oddHBand="0" w:evenHBand="0" w:firstRowFirstColumn="0" w:firstRowLastColumn="0" w:lastRowFirstColumn="0" w:lastRowLastColumn="0"/>
-              <w:rPr>
-                <w:rFonts w:ascii="Times New Roman" w:hAnsi="Times New Roman" w:cs="Times New Roman"/>
-              </w:rPr>
-            </w:pPr>
-          </w:p>
-        </w:tc>
-      </w:tr>
-    </w:tbl>
-    <w:p>
-      <w:pPr>
-        <w:rPr>
-          <w:rFonts w:ascii="Times New Roman" w:hAnsi="Times New Roman" w:cs="Times New Roman"/>
-        </w:rPr>
-      </w:pPr>
-    </w:p>
-    <w:p>
-      <w:pPr>
-        <w:pStyle w:val="nagowiek"/>
-        <w:rPr>
-          <w:rFonts w:cs="Times New Roman"/>
-        </w:rPr>
-      </w:pPr>
-      <w:bookmarkStart w:id="5" w:name="_Toc227777663"/>
-      <w:bookmarkStart w:id="6" w:name="_Toc227781600"/>
-      <w:r>
-        <w:rPr>
-          <w:rFonts w:cs="Times New Roman"/>
-        </w:rPr>
-        <w:t>1. Treść zadania projektowego</w:t>
-      </w:r>
       <w:bookmarkEnd w:id="5"/>
-      <w:bookmarkEnd w:id="6"/>
-    </w:p>
-    <w:p>
-      <w:pPr>
-        <w:rPr>
-          <w:rFonts w:ascii="Times New Roman" w:hAnsi="Times New Roman" w:cs="Times New Roman"/>
-        </w:rPr>
-      </w:pPr>
+    </w:p>
+    <w:p>
+      <w:pPr>
+        <w:rPr>
+          <w:rFonts w:ascii="Times New Roman" w:hAnsi="Times New Roman" w:cs="Times New Roman"/>
+        </w:rPr>
+      </w:pPr>
+      <w:bookmarkStart w:id="6" w:name="_Toc227777666"/>
+      <w:bookmarkStart w:id="7" w:name="_Toc227781603"/>
+      <w:r>
+        <w:rPr>
+          <w:rFonts w:ascii="Times New Roman" w:hAnsi="Times New Roman" w:cs="Times New Roman"/>
+        </w:rPr>
+        <w:t xml:space="preserve">Głównym celem </w:t>
+      </w:r>
       <w:proofErr w:type="spellStart"/>
       <w:r>
         <w:rPr>
@@ -3176,535 +2256,6 @@
         <w:rPr>
           <w:rFonts w:ascii="Times New Roman" w:hAnsi="Times New Roman" w:cs="Times New Roman"/>
         </w:rPr>
-        <w:t xml:space="preserve"> to platforma internetowa stworzona z myślą o fanach mangi, którzy chcieliby tworzyć własne treści powiązane z istniejącymi, popularnymi seriami mangowymi. Pomysł na taki serwis wynika z tego, że kultura japońska, a w szczególności manga i </w:t>
-      </w:r>
-      <w:proofErr w:type="spellStart"/>
-      <w:r>
-        <w:rPr>
-          <w:rFonts w:ascii="Times New Roman" w:hAnsi="Times New Roman" w:cs="Times New Roman"/>
-        </w:rPr>
-        <w:t>anime</w:t>
-      </w:r>
-      <w:proofErr w:type="spellEnd"/>
-      <w:r>
-        <w:rPr>
-          <w:rFonts w:ascii="Times New Roman" w:hAnsi="Times New Roman" w:cs="Times New Roman"/>
-        </w:rPr>
-        <w:t xml:space="preserve">, zyskuje coraz większą popularność na całym świecie, a fani tych serii często sami tworzą własne historie, ilustracje czy alternatywne wersje fabuły. Problem polega na tym, że do tej pory nie było jednego miejsca, które by to wszystko zbierało i jednocześnie dawało możliwość kontaktu z oryginalnymi twórcami. </w:t>
-      </w:r>
-      <w:proofErr w:type="spellStart"/>
-      <w:r>
-        <w:rPr>
-          <w:rFonts w:ascii="Times New Roman" w:hAnsi="Times New Roman" w:cs="Times New Roman"/>
-        </w:rPr>
-        <w:t>MangaFan</w:t>
-      </w:r>
-      <w:proofErr w:type="spellEnd"/>
-      <w:r>
-        <w:rPr>
-          <w:rFonts w:ascii="Times New Roman" w:hAnsi="Times New Roman" w:cs="Times New Roman"/>
-        </w:rPr>
-        <w:t xml:space="preserve"> ma to zmienić — platforma łączy w sobie cechy portalu społecznościowego, bazy treści </w:t>
-      </w:r>
-      <w:proofErr w:type="spellStart"/>
-      <w:r>
-        <w:rPr>
-          <w:rFonts w:ascii="Times New Roman" w:hAnsi="Times New Roman" w:cs="Times New Roman"/>
-        </w:rPr>
-        <w:t>fanowskich</w:t>
-      </w:r>
-      <w:proofErr w:type="spellEnd"/>
-      <w:r>
-        <w:rPr>
-          <w:rFonts w:ascii="Times New Roman" w:hAnsi="Times New Roman" w:cs="Times New Roman"/>
-        </w:rPr>
-        <w:t xml:space="preserve"> i narzędzia do współpracy z profesjonalnymi </w:t>
-      </w:r>
-      <w:proofErr w:type="spellStart"/>
-      <w:r>
-        <w:rPr>
-          <w:rFonts w:ascii="Times New Roman" w:hAnsi="Times New Roman" w:cs="Times New Roman"/>
-        </w:rPr>
-        <w:t>mangakami</w:t>
-      </w:r>
-      <w:proofErr w:type="spellEnd"/>
-      <w:r>
-        <w:rPr>
-          <w:rFonts w:ascii="Times New Roman" w:hAnsi="Times New Roman" w:cs="Times New Roman"/>
-        </w:rPr>
-        <w:t>.</w:t>
-      </w:r>
-    </w:p>
-    <w:p>
-      <w:pPr>
-        <w:rPr>
-          <w:rFonts w:ascii="Times New Roman" w:hAnsi="Times New Roman" w:cs="Times New Roman"/>
-        </w:rPr>
-      </w:pPr>
-      <w:r>
-        <w:rPr>
-          <w:rFonts w:ascii="Times New Roman" w:hAnsi="Times New Roman" w:cs="Times New Roman"/>
-        </w:rPr>
-        <w:t>Na platformie każda seria mangowa ma swoją osobną stronę, którą tworzy i zarządza jej oryginalny autor (</w:t>
-      </w:r>
-      <w:proofErr w:type="spellStart"/>
-      <w:r>
-        <w:rPr>
-          <w:rFonts w:ascii="Times New Roman" w:hAnsi="Times New Roman" w:cs="Times New Roman"/>
-        </w:rPr>
-        <w:t>mangaka</w:t>
-      </w:r>
-      <w:proofErr w:type="spellEnd"/>
-      <w:r>
-        <w:rPr>
-          <w:rFonts w:ascii="Times New Roman" w:hAnsi="Times New Roman" w:cs="Times New Roman"/>
-        </w:rPr>
-        <w:t xml:space="preserve">). Na takiej stronie można znaleźć opis fabuły, listę postaci wraz z ich opisami, galerię okładek, a przede wszystkim sekcję z </w:t>
-      </w:r>
-      <w:proofErr w:type="spellStart"/>
-      <w:r>
-        <w:rPr>
-          <w:rFonts w:ascii="Times New Roman" w:hAnsi="Times New Roman" w:cs="Times New Roman"/>
-        </w:rPr>
-        <w:t>dopowieściami</w:t>
-      </w:r>
-      <w:proofErr w:type="spellEnd"/>
-      <w:r>
-        <w:rPr>
-          <w:rFonts w:ascii="Times New Roman" w:hAnsi="Times New Roman" w:cs="Times New Roman"/>
-        </w:rPr>
-        <w:t xml:space="preserve"> stworzonymi przez fanów. Każdy zarejestrowany użytkownik może stworzyć i opublikować własną treść przypisaną do konkretnej serii — może to być na przykład historia poboczna opisująca losy drugoplanowej postaci, </w:t>
-      </w:r>
-      <w:proofErr w:type="spellStart"/>
-      <w:r>
-        <w:rPr>
-          <w:rFonts w:ascii="Times New Roman" w:hAnsi="Times New Roman" w:cs="Times New Roman"/>
-        </w:rPr>
-        <w:t>backstory</w:t>
-      </w:r>
-      <w:proofErr w:type="spellEnd"/>
-      <w:r>
-        <w:rPr>
-          <w:rFonts w:ascii="Times New Roman" w:hAnsi="Times New Roman" w:cs="Times New Roman"/>
-        </w:rPr>
-        <w:t xml:space="preserve"> wyjaśniający przeszłość jakiegoś bohatera, </w:t>
-      </w:r>
-      <w:proofErr w:type="spellStart"/>
-      <w:r>
-        <w:rPr>
-          <w:rFonts w:ascii="Times New Roman" w:hAnsi="Times New Roman" w:cs="Times New Roman"/>
-        </w:rPr>
-        <w:t>filler</w:t>
-      </w:r>
-      <w:proofErr w:type="spellEnd"/>
-      <w:r>
-        <w:rPr>
-          <w:rFonts w:ascii="Times New Roman" w:hAnsi="Times New Roman" w:cs="Times New Roman"/>
-        </w:rPr>
-        <w:t xml:space="preserve"> uzupełniający luki w fabule, alternatywne zakończenie albo po prostu fan-art czy własny projekt postaci. Żadna praca nie pojawia się od razu na stronie — najpierw przechodzi przez moderację, a po publikacji jest oceniana przez społeczność.</w:t>
-      </w:r>
-    </w:p>
-    <w:p>
-      <w:pPr>
-        <w:rPr>
-          <w:rFonts w:ascii="Times New Roman" w:hAnsi="Times New Roman" w:cs="Times New Roman"/>
-        </w:rPr>
-      </w:pPr>
-      <w:r>
-        <w:rPr>
-          <w:rFonts w:ascii="Times New Roman" w:hAnsi="Times New Roman" w:cs="Times New Roman"/>
-        </w:rPr>
-        <w:t xml:space="preserve">To, co wyróżnia </w:t>
-      </w:r>
-      <w:proofErr w:type="spellStart"/>
-      <w:r>
-        <w:rPr>
-          <w:rFonts w:ascii="Times New Roman" w:hAnsi="Times New Roman" w:cs="Times New Roman"/>
-        </w:rPr>
-        <w:t>MangaFan</w:t>
-      </w:r>
-      <w:proofErr w:type="spellEnd"/>
-      <w:r>
-        <w:rPr>
-          <w:rFonts w:ascii="Times New Roman" w:hAnsi="Times New Roman" w:cs="Times New Roman"/>
-        </w:rPr>
-        <w:t xml:space="preserve"> na tle innych platform, to możliwość oficjalnej współpracy między </w:t>
-      </w:r>
-      <w:proofErr w:type="spellStart"/>
-      <w:r>
-        <w:rPr>
-          <w:rFonts w:ascii="Times New Roman" w:hAnsi="Times New Roman" w:cs="Times New Roman"/>
-        </w:rPr>
-        <w:t>mangakami</w:t>
-      </w:r>
-      <w:proofErr w:type="spellEnd"/>
-      <w:r>
-        <w:rPr>
-          <w:rFonts w:ascii="Times New Roman" w:hAnsi="Times New Roman" w:cs="Times New Roman"/>
-        </w:rPr>
-        <w:t xml:space="preserve"> a fanami. Działa to tak, że twórca oryginalnej serii, który ma </w:t>
-      </w:r>
-      <w:r>
-        <w:rPr>
-          <w:rFonts w:ascii="Times New Roman" w:hAnsi="Times New Roman" w:cs="Times New Roman"/>
-        </w:rPr>
-        <w:lastRenderedPageBreak/>
-        <w:t xml:space="preserve">zweryfikowane konto na platformie, może przeglądać prace fanów nawiązujące do jego serii. Jeśli któraś praca mu się spodoba i uzna, że jej autor ma potencjał, może wysłać mu ofertę współpracy bezpośrednio przez platformę. W ofercie określa, co dokładnie ma zostać stworzone (np. scenariusz do konkretnego rozdziału, ilustracje, historia poboczna postaci), ile za to zapłaci i do kiedy praca ma być gotowa. Fan może taką ofertę przyjąć, odrzucić albo negocjować warunki. Po zaakceptowaniu obie strony dostają dostęp do wspólnego panelu projektowego — takiego miejsca, gdzie mogą rozmawiać na czacie, przesyłać sobie pliki i na bieżąco śledzić postęp prac. Kiedy praca zostanie ukończona i zatwierdzona przez </w:t>
-      </w:r>
-      <w:proofErr w:type="spellStart"/>
-      <w:r>
-        <w:rPr>
-          <w:rFonts w:ascii="Times New Roman" w:hAnsi="Times New Roman" w:cs="Times New Roman"/>
-        </w:rPr>
-        <w:t>mangakę</w:t>
-      </w:r>
-      <w:proofErr w:type="spellEnd"/>
-      <w:r>
-        <w:rPr>
-          <w:rFonts w:ascii="Times New Roman" w:hAnsi="Times New Roman" w:cs="Times New Roman"/>
-        </w:rPr>
-        <w:t xml:space="preserve">, może zostać opublikowana na platformie ze specjalnym oznaczeniem, że jest to oficjalnie zatwierdzona </w:t>
-      </w:r>
-      <w:proofErr w:type="spellStart"/>
-      <w:r>
-        <w:rPr>
-          <w:rFonts w:ascii="Times New Roman" w:hAnsi="Times New Roman" w:cs="Times New Roman"/>
-        </w:rPr>
-        <w:t>dopowieść</w:t>
-      </w:r>
-      <w:proofErr w:type="spellEnd"/>
-      <w:r>
-        <w:rPr>
-          <w:rFonts w:ascii="Times New Roman" w:hAnsi="Times New Roman" w:cs="Times New Roman"/>
-        </w:rPr>
-        <w:t>.</w:t>
-      </w:r>
-    </w:p>
-    <w:p>
-      <w:pPr>
-        <w:rPr>
-          <w:rFonts w:ascii="Times New Roman" w:hAnsi="Times New Roman" w:cs="Times New Roman"/>
-        </w:rPr>
-      </w:pPr>
-      <w:r>
-        <w:rPr>
-          <w:rFonts w:ascii="Times New Roman" w:hAnsi="Times New Roman" w:cs="Times New Roman"/>
-        </w:rPr>
-        <w:t xml:space="preserve">W systemie wyróżniono czterech głównych aktorów. Pierwszy to zwykły użytkownik, czyli fan lub twórca </w:t>
-      </w:r>
-      <w:proofErr w:type="spellStart"/>
-      <w:r>
-        <w:rPr>
-          <w:rFonts w:ascii="Times New Roman" w:hAnsi="Times New Roman" w:cs="Times New Roman"/>
-        </w:rPr>
-        <w:t>fanowski</w:t>
-      </w:r>
-      <w:proofErr w:type="spellEnd"/>
-      <w:r>
-        <w:rPr>
-          <w:rFonts w:ascii="Times New Roman" w:hAnsi="Times New Roman" w:cs="Times New Roman"/>
-        </w:rPr>
-        <w:t xml:space="preserve"> — osoba, która rejestruje się na platformie, przegląda serie, tworzy </w:t>
-      </w:r>
-      <w:proofErr w:type="spellStart"/>
-      <w:r>
-        <w:rPr>
-          <w:rFonts w:ascii="Times New Roman" w:hAnsi="Times New Roman" w:cs="Times New Roman"/>
-        </w:rPr>
-        <w:t>dopowieści</w:t>
-      </w:r>
-      <w:proofErr w:type="spellEnd"/>
-      <w:r>
-        <w:rPr>
-          <w:rFonts w:ascii="Times New Roman" w:hAnsi="Times New Roman" w:cs="Times New Roman"/>
-        </w:rPr>
-        <w:t xml:space="preserve">, ocenia prace innych i bierze udział w konkursach. Drugi to </w:t>
-      </w:r>
-      <w:proofErr w:type="spellStart"/>
-      <w:r>
-        <w:rPr>
-          <w:rFonts w:ascii="Times New Roman" w:hAnsi="Times New Roman" w:cs="Times New Roman"/>
-        </w:rPr>
-        <w:t>mangaka</w:t>
-      </w:r>
-      <w:proofErr w:type="spellEnd"/>
-      <w:r>
-        <w:rPr>
-          <w:rFonts w:ascii="Times New Roman" w:hAnsi="Times New Roman" w:cs="Times New Roman"/>
-        </w:rPr>
-        <w:t>, czyli profesjonalny twórca mangi z kontem zweryfikowanym — zarządza swoimi seriami, przegląda prace fanów i może nawiązywać z nimi współpracę. Trzeci aktor to moderator, który dba o jakość publikowanych treści — sprawdza prace w kolejce moderacji, reaguje na zgłoszenia użytkowników i w razie potrzeby blokuje konta łamiące regulamin. Czwarty to administrator, odpowiedzialny za zarządzanie całą platformą — od kont użytkowników, przez konfigurację kategorii i organizację konkursów, po generowanie statystyk i zarządzanie systemem płatności.</w:t>
-      </w:r>
-    </w:p>
-    <w:p>
-      <w:pPr>
-        <w:rPr>
-          <w:rFonts w:ascii="Times New Roman" w:hAnsi="Times New Roman" w:cs="Times New Roman"/>
-        </w:rPr>
-      </w:pPr>
-      <w:r>
-        <w:rPr>
-          <w:rFonts w:ascii="Times New Roman" w:hAnsi="Times New Roman" w:cs="Times New Roman"/>
-        </w:rPr>
-        <w:t xml:space="preserve">Treści publikowane na platformie są klasyfikowane na kilka sposobów. Po pierwsze, według typu — użytkownik przy tworzeniu pracy wybiera, czy jest to </w:t>
-      </w:r>
-      <w:proofErr w:type="spellStart"/>
-      <w:r>
-        <w:rPr>
-          <w:rFonts w:ascii="Times New Roman" w:hAnsi="Times New Roman" w:cs="Times New Roman"/>
-        </w:rPr>
-        <w:t>backstory</w:t>
-      </w:r>
-      <w:proofErr w:type="spellEnd"/>
-      <w:r>
-        <w:rPr>
-          <w:rFonts w:ascii="Times New Roman" w:hAnsi="Times New Roman" w:cs="Times New Roman"/>
-        </w:rPr>
-        <w:t xml:space="preserve">, </w:t>
-      </w:r>
-      <w:proofErr w:type="spellStart"/>
-      <w:r>
-        <w:rPr>
-          <w:rFonts w:ascii="Times New Roman" w:hAnsi="Times New Roman" w:cs="Times New Roman"/>
-        </w:rPr>
-        <w:t>filler</w:t>
-      </w:r>
-      <w:proofErr w:type="spellEnd"/>
-      <w:r>
-        <w:rPr>
-          <w:rFonts w:ascii="Times New Roman" w:hAnsi="Times New Roman" w:cs="Times New Roman"/>
-        </w:rPr>
-        <w:t xml:space="preserve">, </w:t>
-      </w:r>
-      <w:proofErr w:type="spellStart"/>
-      <w:r>
-        <w:rPr>
-          <w:rFonts w:ascii="Times New Roman" w:hAnsi="Times New Roman" w:cs="Times New Roman"/>
-        </w:rPr>
-        <w:t>side</w:t>
-      </w:r>
-      <w:proofErr w:type="spellEnd"/>
-      <w:r>
-        <w:rPr>
-          <w:rFonts w:ascii="Times New Roman" w:hAnsi="Times New Roman" w:cs="Times New Roman"/>
-        </w:rPr>
-        <w:t xml:space="preserve"> story, alternatywne zakończenie, fan-art czy </w:t>
-      </w:r>
-      <w:proofErr w:type="spellStart"/>
-      <w:r>
-        <w:rPr>
-          <w:rFonts w:ascii="Times New Roman" w:hAnsi="Times New Roman" w:cs="Times New Roman"/>
-        </w:rPr>
-        <w:t>crossover</w:t>
-      </w:r>
-      <w:proofErr w:type="spellEnd"/>
-      <w:r>
-        <w:rPr>
-          <w:rFonts w:ascii="Times New Roman" w:hAnsi="Times New Roman" w:cs="Times New Roman"/>
-        </w:rPr>
-        <w:t xml:space="preserve"> (łączący postacie z różnych serii). Po drugie, według gatunku mangi, do której praca się odnosi — </w:t>
-      </w:r>
-      <w:proofErr w:type="spellStart"/>
-      <w:r>
-        <w:rPr>
-          <w:rFonts w:ascii="Times New Roman" w:hAnsi="Times New Roman" w:cs="Times New Roman"/>
-        </w:rPr>
-        <w:t>shōnen</w:t>
-      </w:r>
-      <w:proofErr w:type="spellEnd"/>
-      <w:r>
-        <w:rPr>
-          <w:rFonts w:ascii="Times New Roman" w:hAnsi="Times New Roman" w:cs="Times New Roman"/>
-        </w:rPr>
-        <w:t xml:space="preserve">, </w:t>
-      </w:r>
-      <w:proofErr w:type="spellStart"/>
-      <w:r>
-        <w:rPr>
-          <w:rFonts w:ascii="Times New Roman" w:hAnsi="Times New Roman" w:cs="Times New Roman"/>
-        </w:rPr>
-        <w:t>shōjo</w:t>
-      </w:r>
-      <w:proofErr w:type="spellEnd"/>
-      <w:r>
-        <w:rPr>
-          <w:rFonts w:ascii="Times New Roman" w:hAnsi="Times New Roman" w:cs="Times New Roman"/>
-        </w:rPr>
-        <w:t xml:space="preserve">, </w:t>
-      </w:r>
-      <w:proofErr w:type="spellStart"/>
-      <w:r>
-        <w:rPr>
-          <w:rFonts w:ascii="Times New Roman" w:hAnsi="Times New Roman" w:cs="Times New Roman"/>
-        </w:rPr>
-        <w:t>seinen</w:t>
-      </w:r>
-      <w:proofErr w:type="spellEnd"/>
-      <w:r>
-        <w:rPr>
-          <w:rFonts w:ascii="Times New Roman" w:hAnsi="Times New Roman" w:cs="Times New Roman"/>
-        </w:rPr>
-        <w:t xml:space="preserve">, </w:t>
-      </w:r>
-      <w:proofErr w:type="spellStart"/>
-      <w:r>
-        <w:rPr>
-          <w:rFonts w:ascii="Times New Roman" w:hAnsi="Times New Roman" w:cs="Times New Roman"/>
-        </w:rPr>
-        <w:t>josei</w:t>
-      </w:r>
-      <w:proofErr w:type="spellEnd"/>
-      <w:r>
-        <w:rPr>
-          <w:rFonts w:ascii="Times New Roman" w:hAnsi="Times New Roman" w:cs="Times New Roman"/>
-        </w:rPr>
-        <w:t xml:space="preserve"> lub </w:t>
-      </w:r>
-      <w:proofErr w:type="spellStart"/>
-      <w:r>
-        <w:rPr>
-          <w:rFonts w:ascii="Times New Roman" w:hAnsi="Times New Roman" w:cs="Times New Roman"/>
-        </w:rPr>
-        <w:t>kodomo</w:t>
-      </w:r>
-      <w:proofErr w:type="spellEnd"/>
-      <w:r>
-        <w:rPr>
-          <w:rFonts w:ascii="Times New Roman" w:hAnsi="Times New Roman" w:cs="Times New Roman"/>
-        </w:rPr>
-        <w:t>. Po trzecie, według objętości — krótka forma (do 5 stron), średnia (6–20 stron) lub długa (powyżej 20 stron). Można też oznaczyć treść jako przeznaczoną dla dorosłych, co wymaga potwierdzenia wieku od czytelnika.</w:t>
-      </w:r>
-    </w:p>
-    <w:p>
-      <w:pPr>
-        <w:rPr>
-          <w:rFonts w:ascii="Times New Roman" w:hAnsi="Times New Roman" w:cs="Times New Roman"/>
-        </w:rPr>
-      </w:pPr>
-      <w:r>
-        <w:rPr>
-          <w:rFonts w:ascii="Times New Roman" w:hAnsi="Times New Roman" w:cs="Times New Roman"/>
-        </w:rPr>
-        <w:t xml:space="preserve">Poza podstawowymi funkcjami tworzenia i przeglądania treści, platforma oferuje też kilka dodatkowych mechanizmów. Jest system </w:t>
-      </w:r>
-      <w:proofErr w:type="spellStart"/>
-      <w:r>
-        <w:rPr>
-          <w:rFonts w:ascii="Times New Roman" w:hAnsi="Times New Roman" w:cs="Times New Roman"/>
-        </w:rPr>
-        <w:t>monetyzacji</w:t>
-      </w:r>
-      <w:proofErr w:type="spellEnd"/>
-      <w:r>
-        <w:rPr>
-          <w:rFonts w:ascii="Times New Roman" w:hAnsi="Times New Roman" w:cs="Times New Roman"/>
-        </w:rPr>
-        <w:t xml:space="preserve"> — twórcy, którzy spełniają określone wymagania (np. minimalna liczba publikacji i odpowiednio wysoka średnia ocena), mogą oznaczać część swoich prac jako </w:t>
-      </w:r>
-      <w:proofErr w:type="spellStart"/>
-      <w:r>
-        <w:rPr>
-          <w:rFonts w:ascii="Times New Roman" w:hAnsi="Times New Roman" w:cs="Times New Roman"/>
-        </w:rPr>
-        <w:t>premium</w:t>
-      </w:r>
-      <w:proofErr w:type="spellEnd"/>
-      <w:r>
-        <w:rPr>
-          <w:rFonts w:ascii="Times New Roman" w:hAnsi="Times New Roman" w:cs="Times New Roman"/>
-        </w:rPr>
-        <w:t xml:space="preserve">, a inni użytkownicy płacą za dostęp do nich. Platforma pobiera od tego prowizję. Organizowane są też cykliczne konkursy na najlepszą </w:t>
-      </w:r>
-      <w:proofErr w:type="spellStart"/>
-      <w:r>
-        <w:rPr>
-          <w:rFonts w:ascii="Times New Roman" w:hAnsi="Times New Roman" w:cs="Times New Roman"/>
-        </w:rPr>
-        <w:t>dopowieść</w:t>
-      </w:r>
-      <w:proofErr w:type="spellEnd"/>
-      <w:r>
-        <w:rPr>
-          <w:rFonts w:ascii="Times New Roman" w:hAnsi="Times New Roman" w:cs="Times New Roman"/>
-        </w:rPr>
-        <w:t xml:space="preserve"> do wybranej serii, z nagrodami i odznaczeniami na profilu zwycięzców. Działa również system rankingów, w którym widać najpopularniejszych twórców i najwyżej oceniane prace. Użytkownicy dostają powiadomienia o nowych publikacjach obserwowanych twórców, wynikach konkursów czy ofertach współpracy. Na ten moment </w:t>
-      </w:r>
-      <w:proofErr w:type="spellStart"/>
-      <w:r>
-        <w:rPr>
-          <w:rFonts w:ascii="Times New Roman" w:hAnsi="Times New Roman" w:cs="Times New Roman"/>
-        </w:rPr>
-        <w:t>MangaFan</w:t>
-      </w:r>
-      <w:proofErr w:type="spellEnd"/>
-      <w:r>
-        <w:rPr>
-          <w:rFonts w:ascii="Times New Roman" w:hAnsi="Times New Roman" w:cs="Times New Roman"/>
-        </w:rPr>
-        <w:t xml:space="preserve"> działa jako aplikacja webowa, ale w planach jest uruchomienie aplikacji mobilnej na Androida i iOS.</w:t>
-      </w:r>
-    </w:p>
-    <w:p>
-      <w:pPr>
-        <w:pStyle w:val="nagowiek"/>
-        <w:rPr>
-          <w:rFonts w:cs="Times New Roman"/>
-        </w:rPr>
-      </w:pPr>
-      <w:bookmarkStart w:id="7" w:name="_Toc227777664"/>
-      <w:bookmarkStart w:id="8" w:name="_Toc227781601"/>
-      <w:r>
-        <w:rPr>
-          <w:rFonts w:cs="Times New Roman"/>
-        </w:rPr>
-        <w:t>2. Cel budowania systemu, jego zakres oraz kontekst</w:t>
-      </w:r>
-      <w:bookmarkEnd w:id="7"/>
-      <w:bookmarkEnd w:id="8"/>
-    </w:p>
-    <w:p>
-      <w:pPr>
-        <w:pStyle w:val="naglowek2"/>
-        <w:rPr>
-          <w:rFonts w:ascii="Times New Roman" w:hAnsi="Times New Roman" w:cs="Times New Roman"/>
-        </w:rPr>
-      </w:pPr>
-      <w:bookmarkStart w:id="9" w:name="_Toc227777665"/>
-      <w:bookmarkStart w:id="10" w:name="_Toc227781602"/>
-      <w:r>
-        <w:rPr>
-          <w:rFonts w:ascii="Times New Roman" w:hAnsi="Times New Roman" w:cs="Times New Roman"/>
-        </w:rPr>
-        <w:t>2.1. Cel systemu</w:t>
-      </w:r>
-      <w:bookmarkEnd w:id="9"/>
-      <w:bookmarkEnd w:id="10"/>
-    </w:p>
-    <w:p>
-      <w:pPr>
-        <w:rPr>
-          <w:rFonts w:ascii="Times New Roman" w:hAnsi="Times New Roman" w:cs="Times New Roman"/>
-        </w:rPr>
-      </w:pPr>
-      <w:bookmarkStart w:id="11" w:name="_Toc227777666"/>
-      <w:bookmarkStart w:id="12" w:name="_Toc227781603"/>
-      <w:r>
-        <w:rPr>
-          <w:rFonts w:ascii="Times New Roman" w:hAnsi="Times New Roman" w:cs="Times New Roman"/>
-        </w:rPr>
-        <w:t xml:space="preserve">Głównym celem </w:t>
-      </w:r>
-      <w:proofErr w:type="spellStart"/>
-      <w:r>
-        <w:rPr>
-          <w:rFonts w:ascii="Times New Roman" w:hAnsi="Times New Roman" w:cs="Times New Roman"/>
-        </w:rPr>
-        <w:t>MangaFan</w:t>
-      </w:r>
-      <w:proofErr w:type="spellEnd"/>
-      <w:r>
-        <w:rPr>
-          <w:rFonts w:ascii="Times New Roman" w:hAnsi="Times New Roman" w:cs="Times New Roman"/>
-        </w:rPr>
         <w:t xml:space="preserve"> jest stworzenie jednego miejsca w </w:t>
       </w:r>
       <w:proofErr w:type="spellStart"/>
@@ -3719,7 +2270,19 @@
         <w:rPr>
           <w:rFonts w:ascii="Times New Roman" w:hAnsi="Times New Roman" w:cs="Times New Roman"/>
         </w:rPr>
-        <w:t xml:space="preserve">, gdzie fani mangi mogą tworzyć i publikować własne treści powiązane z istniejącymi seriami, a jednocześnie mieć szansę na kontakt i współpracę z oryginalnymi twórcami. Aktualnie takie coś po prostu nie istnieje — są serwisy do publikowania fan </w:t>
+        <w:t xml:space="preserve">, gdzie fani mangi mogą tworzyć i publikować własne treści powiązane z istniejącymi seriami, a jednocześnie mieć szansę na kontakt i współpracę z oryginalnymi twórcami. Aktualnie takie coś po prostu nie istnieje </w:t>
+      </w:r>
+      <w:r>
+        <w:rPr>
+          <w:rFonts w:ascii="Times New Roman" w:hAnsi="Times New Roman" w:cs="Times New Roman"/>
+        </w:rPr>
+        <w:t xml:space="preserve">- </w:t>
+      </w:r>
+      <w:r>
+        <w:rPr>
+          <w:rFonts w:ascii="Times New Roman" w:hAnsi="Times New Roman" w:cs="Times New Roman"/>
+        </w:rPr>
+        <w:t xml:space="preserve">są serwisy do publikowania fan </w:t>
       </w:r>
       <w:proofErr w:type="spellStart"/>
       <w:r>
@@ -3778,7 +2341,6 @@
         <w:rPr>
           <w:rFonts w:ascii="Times New Roman" w:hAnsi="Times New Roman" w:cs="Times New Roman"/>
         </w:rPr>
-        <w:lastRenderedPageBreak/>
         <w:t>dać fanom przestrzeń, gdzie mogą rozwijać się twórczo w ramach ulubionych serii, a nie tylko biernie je czytać,</w:t>
       </w:r>
     </w:p>
@@ -3885,27 +2447,21 @@
     <w:p>
       <w:pPr>
         <w:pStyle w:val="naglowek2"/>
-        <w:rPr>
-          <w:rFonts w:ascii="Times New Roman" w:hAnsi="Times New Roman" w:cs="Times New Roman"/>
-        </w:rPr>
-      </w:pPr>
-      <w:r>
-        <w:rPr>
-          <w:rFonts w:ascii="Times New Roman" w:hAnsi="Times New Roman" w:cs="Times New Roman"/>
-        </w:rPr>
+      </w:pPr>
+      <w:r>
         <w:t>2.2. Zakres systemu</w:t>
       </w:r>
-      <w:bookmarkEnd w:id="11"/>
-      <w:bookmarkEnd w:id="12"/>
-    </w:p>
-    <w:p>
-      <w:pPr>
-        <w:rPr>
-          <w:rFonts w:ascii="Times New Roman" w:hAnsi="Times New Roman" w:cs="Times New Roman"/>
-        </w:rPr>
-      </w:pPr>
-      <w:bookmarkStart w:id="13" w:name="_Toc227777667"/>
-      <w:bookmarkStart w:id="14" w:name="_Toc227781604"/>
+      <w:bookmarkEnd w:id="6"/>
+      <w:bookmarkEnd w:id="7"/>
+    </w:p>
+    <w:p>
+      <w:pPr>
+        <w:rPr>
+          <w:rFonts w:ascii="Times New Roman" w:hAnsi="Times New Roman" w:cs="Times New Roman"/>
+        </w:rPr>
+      </w:pPr>
+      <w:bookmarkStart w:id="8" w:name="_Toc227777667"/>
+      <w:bookmarkStart w:id="9" w:name="_Toc227781604"/>
       <w:r>
         <w:rPr>
           <w:rFonts w:ascii="Times New Roman" w:hAnsi="Times New Roman" w:cs="Times New Roman"/>
@@ -3928,7 +2484,19 @@
         <w:rPr>
           <w:rFonts w:ascii="Times New Roman" w:hAnsi="Times New Roman" w:cs="Times New Roman"/>
         </w:rPr>
-        <w:t xml:space="preserve">rejestracja i logowanie — zakładanie konta, weryfikacja maila, logowanie, edycja profilu, a w przypadku </w:t>
+        <w:t xml:space="preserve">rejestracja i logowanie </w:t>
+      </w:r>
+      <w:r>
+        <w:rPr>
+          <w:rFonts w:ascii="Times New Roman" w:hAnsi="Times New Roman" w:cs="Times New Roman"/>
+        </w:rPr>
+        <w:t>-</w:t>
+      </w:r>
+      <w:r>
+        <w:rPr>
+          <w:rFonts w:ascii="Times New Roman" w:hAnsi="Times New Roman" w:cs="Times New Roman"/>
+        </w:rPr>
+        <w:t xml:space="preserve"> zakładanie konta, weryfikacja maila, logowanie, edycja profilu, a w przypadku </w:t>
       </w:r>
       <w:proofErr w:type="spellStart"/>
       <w:r>
@@ -3960,7 +2528,19 @@
         <w:rPr>
           <w:rFonts w:ascii="Times New Roman" w:hAnsi="Times New Roman" w:cs="Times New Roman"/>
         </w:rPr>
-        <w:t xml:space="preserve">katalog serii mangowych — przeglądanie, wyszukiwanie i filtrowanie serii, każda z dedykowaną stroną z opisem, postaciami i </w:t>
+        <w:t xml:space="preserve">katalog serii mangowych </w:t>
+      </w:r>
+      <w:r>
+        <w:rPr>
+          <w:rFonts w:ascii="Times New Roman" w:hAnsi="Times New Roman" w:cs="Times New Roman"/>
+        </w:rPr>
+        <w:t>-</w:t>
+      </w:r>
+      <w:r>
+        <w:rPr>
+          <w:rFonts w:ascii="Times New Roman" w:hAnsi="Times New Roman" w:cs="Times New Roman"/>
+        </w:rPr>
+        <w:t xml:space="preserve"> przeglądanie, wyszukiwanie i filtrowanie serii, każda z dedykowaną stroną z opisem, postaciami i </w:t>
       </w:r>
       <w:proofErr w:type="spellStart"/>
       <w:r>
@@ -3992,7 +2572,20 @@
         <w:rPr>
           <w:rFonts w:ascii="Times New Roman" w:hAnsi="Times New Roman" w:cs="Times New Roman"/>
         </w:rPr>
-        <w:t xml:space="preserve">tworzenie i publikacja treści — edytor do pisania </w:t>
+        <w:lastRenderedPageBreak/>
+        <w:t xml:space="preserve">tworzenie i publikacja treści </w:t>
+      </w:r>
+      <w:r>
+        <w:rPr>
+          <w:rFonts w:ascii="Times New Roman" w:hAnsi="Times New Roman" w:cs="Times New Roman"/>
+        </w:rPr>
+        <w:t>-</w:t>
+      </w:r>
+      <w:r>
+        <w:rPr>
+          <w:rFonts w:ascii="Times New Roman" w:hAnsi="Times New Roman" w:cs="Times New Roman"/>
+        </w:rPr>
+        <w:t xml:space="preserve"> edytor do pisania </w:t>
       </w:r>
       <w:proofErr w:type="spellStart"/>
       <w:r>
@@ -4038,7 +2631,19 @@
         <w:rPr>
           <w:rFonts w:ascii="Times New Roman" w:hAnsi="Times New Roman" w:cs="Times New Roman"/>
         </w:rPr>
-        <w:t>moderacja — kolejka prac czekających na zatwierdzenie, możliwość akceptacji lub odrzucenia z podaniem powodu, obsługa zgłoszeń od użytkowników, blokowanie kont,</w:t>
+        <w:t xml:space="preserve">moderacja </w:t>
+      </w:r>
+      <w:r>
+        <w:rPr>
+          <w:rFonts w:ascii="Times New Roman" w:hAnsi="Times New Roman" w:cs="Times New Roman"/>
+        </w:rPr>
+        <w:t xml:space="preserve">- </w:t>
+      </w:r>
+      <w:r>
+        <w:rPr>
+          <w:rFonts w:ascii="Times New Roman" w:hAnsi="Times New Roman" w:cs="Times New Roman"/>
+        </w:rPr>
+        <w:t>kolejka prac czekających na zatwierdzenie, możliwość akceptacji lub odrzucenia z podaniem powodu, obsługa zgłoszeń od użytkowników, blokowanie kont,</w:t>
       </w:r>
     </w:p>
     <w:p>
@@ -4056,7 +2661,19 @@
         <w:rPr>
           <w:rFonts w:ascii="Times New Roman" w:hAnsi="Times New Roman" w:cs="Times New Roman"/>
         </w:rPr>
-        <w:t>interakcje społecznościowe — ocenianie gwiazdkami, komentowanie, polubienia, obserwowanie twórców, rankingi najlepszych prac i twórców,</w:t>
+        <w:t xml:space="preserve">interakcje społecznościowe </w:t>
+      </w:r>
+      <w:r>
+        <w:rPr>
+          <w:rFonts w:ascii="Times New Roman" w:hAnsi="Times New Roman" w:cs="Times New Roman"/>
+        </w:rPr>
+        <w:t>-</w:t>
+      </w:r>
+      <w:r>
+        <w:rPr>
+          <w:rFonts w:ascii="Times New Roman" w:hAnsi="Times New Roman" w:cs="Times New Roman"/>
+        </w:rPr>
+        <w:t xml:space="preserve"> ocenianie gwiazdkami, komentowanie, polubienia, obserwowanie twórców, rankingi najlepszych prac i twórców,</w:t>
       </w:r>
     </w:p>
     <w:p>
@@ -4088,7 +2705,19 @@
         <w:rPr>
           <w:rFonts w:ascii="Times New Roman" w:hAnsi="Times New Roman" w:cs="Times New Roman"/>
         </w:rPr>
-        <w:t>–fan — wysyłanie ofert współpracy, wspólny panel projektowy z czatem i wymianą plików, zatwierdzanie ukończonych prac,</w:t>
+        <w:t xml:space="preserve">–fan </w:t>
+      </w:r>
+      <w:r>
+        <w:rPr>
+          <w:rFonts w:ascii="Times New Roman" w:hAnsi="Times New Roman" w:cs="Times New Roman"/>
+        </w:rPr>
+        <w:t>-</w:t>
+      </w:r>
+      <w:r>
+        <w:rPr>
+          <w:rFonts w:ascii="Times New Roman" w:hAnsi="Times New Roman" w:cs="Times New Roman"/>
+        </w:rPr>
+        <w:t xml:space="preserve"> wysyłanie ofert współpracy, wspólny panel projektowy z czatem i wymianą plików, zatwierdzanie ukończonych prac,</w:t>
       </w:r>
     </w:p>
     <w:p>
@@ -4114,7 +2743,19 @@
         <w:rPr>
           <w:rFonts w:ascii="Times New Roman" w:hAnsi="Times New Roman" w:cs="Times New Roman"/>
         </w:rPr>
-        <w:t xml:space="preserve"> — oznaczanie treści jako </w:t>
+        <w:t xml:space="preserve"> </w:t>
+      </w:r>
+      <w:r>
+        <w:rPr>
+          <w:rFonts w:ascii="Times New Roman" w:hAnsi="Times New Roman" w:cs="Times New Roman"/>
+        </w:rPr>
+        <w:t>-</w:t>
+      </w:r>
+      <w:r>
+        <w:rPr>
+          <w:rFonts w:ascii="Times New Roman" w:hAnsi="Times New Roman" w:cs="Times New Roman"/>
+        </w:rPr>
+        <w:t xml:space="preserve"> oznaczanie treści jako </w:t>
       </w:r>
       <w:proofErr w:type="spellStart"/>
       <w:r>
@@ -4146,7 +2787,19 @@
         <w:rPr>
           <w:rFonts w:ascii="Times New Roman" w:hAnsi="Times New Roman" w:cs="Times New Roman"/>
         </w:rPr>
-        <w:t>konkursy — tworzenie konkursów przez administratora, zgłaszanie prac, ocenianie, publikacja wyników,</w:t>
+        <w:t xml:space="preserve">konkursy </w:t>
+      </w:r>
+      <w:r>
+        <w:rPr>
+          <w:rFonts w:ascii="Times New Roman" w:hAnsi="Times New Roman" w:cs="Times New Roman"/>
+        </w:rPr>
+        <w:t xml:space="preserve">- </w:t>
+      </w:r>
+      <w:r>
+        <w:rPr>
+          <w:rFonts w:ascii="Times New Roman" w:hAnsi="Times New Roman" w:cs="Times New Roman"/>
+        </w:rPr>
+        <w:t>tworzenie konkursów przez administratora, zgłaszanie prac, ocenianie, publikacja wyników,</w:t>
       </w:r>
     </w:p>
     <w:p>
@@ -4164,7 +2817,7 @@
         <w:rPr>
           <w:rFonts w:ascii="Times New Roman" w:hAnsi="Times New Roman" w:cs="Times New Roman"/>
         </w:rPr>
-        <w:t>panel administracyjny — zarządzanie użytkownikami, konfiguracją kategorii, generowanie raportów i statystyk.</w:t>
+        <w:t>panel administracyjny  zarządzanie użytkownikami, konfiguracją kategorii, generowanie raportów i statystyk.</w:t>
       </w:r>
     </w:p>
     <w:p>
@@ -4197,27 +2850,21 @@
     <w:p>
       <w:pPr>
         <w:pStyle w:val="naglowek2"/>
-        <w:rPr>
-          <w:rFonts w:ascii="Times New Roman" w:hAnsi="Times New Roman" w:cs="Times New Roman"/>
-        </w:rPr>
-      </w:pPr>
-      <w:r>
-        <w:rPr>
-          <w:rFonts w:ascii="Times New Roman" w:hAnsi="Times New Roman" w:cs="Times New Roman"/>
-        </w:rPr>
+      </w:pPr>
+      <w:r>
         <w:t>2.3. Kontekst biznesowy</w:t>
       </w:r>
-      <w:bookmarkEnd w:id="13"/>
-      <w:bookmarkEnd w:id="14"/>
-    </w:p>
-    <w:p>
-      <w:pPr>
-        <w:rPr>
-          <w:rFonts w:ascii="Times New Roman" w:hAnsi="Times New Roman" w:cs="Times New Roman"/>
-        </w:rPr>
-      </w:pPr>
-      <w:bookmarkStart w:id="15" w:name="_Toc227777668"/>
-      <w:bookmarkStart w:id="16" w:name="_Toc227781605"/>
+      <w:bookmarkEnd w:id="8"/>
+      <w:bookmarkEnd w:id="9"/>
+    </w:p>
+    <w:p>
+      <w:pPr>
+        <w:rPr>
+          <w:rFonts w:ascii="Times New Roman" w:hAnsi="Times New Roman" w:cs="Times New Roman"/>
+        </w:rPr>
+      </w:pPr>
+      <w:bookmarkStart w:id="10" w:name="_Toc227777668"/>
+      <w:bookmarkStart w:id="11" w:name="_Toc227781605"/>
       <w:r>
         <w:rPr>
           <w:rFonts w:ascii="Times New Roman" w:hAnsi="Times New Roman" w:cs="Times New Roman"/>
@@ -4236,7 +2883,43 @@
         <w:rPr>
           <w:rFonts w:ascii="Times New Roman" w:hAnsi="Times New Roman" w:cs="Times New Roman"/>
         </w:rPr>
-        <w:t xml:space="preserve"> to rynek, który rośnie z roku na rok — według raportów branżowych globalna wartość rynku mangi przekroczyła 13 miliardów dolarów w 2024 roku i dalej się rozwija. Fanów jest coraz więcej, i wielu z nich nie chce tylko czytać — chcą sami tworzyć, pisać własne historie, rysować postacie, wymyślać alternatywne zakończenia. I robią to, tyle że w rozproszeniu — część wrzuca teksty na FanFiction.net albo Archive of </w:t>
+        <w:t xml:space="preserve"> to rynek, który rośnie z roku na rok </w:t>
+      </w:r>
+      <w:r>
+        <w:rPr>
+          <w:rFonts w:ascii="Times New Roman" w:hAnsi="Times New Roman" w:cs="Times New Roman"/>
+        </w:rPr>
+        <w:t>-</w:t>
+      </w:r>
+      <w:r>
+        <w:rPr>
+          <w:rFonts w:ascii="Times New Roman" w:hAnsi="Times New Roman" w:cs="Times New Roman"/>
+        </w:rPr>
+        <w:t xml:space="preserve"> według raportów branżowych globalna wartość rynku mangi przekroczyła 13 miliardów dolarów w 2024 roku i dalej się rozwija. Fanów jest coraz więcej, i wielu z nich nie chce tylko czytać </w:t>
+      </w:r>
+      <w:r>
+        <w:rPr>
+          <w:rFonts w:ascii="Times New Roman" w:hAnsi="Times New Roman" w:cs="Times New Roman"/>
+        </w:rPr>
+        <w:t>-</w:t>
+      </w:r>
+      <w:r>
+        <w:rPr>
+          <w:rFonts w:ascii="Times New Roman" w:hAnsi="Times New Roman" w:cs="Times New Roman"/>
+        </w:rPr>
+        <w:t xml:space="preserve"> chcą sami tworzyć, pisać własne historie, rysować postacie, wymyślać alternatywne zakończenia. I robią to, tyle że w rozproszeniu </w:t>
+      </w:r>
+      <w:r>
+        <w:rPr>
+          <w:rFonts w:ascii="Times New Roman" w:hAnsi="Times New Roman" w:cs="Times New Roman"/>
+        </w:rPr>
+        <w:t xml:space="preserve">- </w:t>
+      </w:r>
+      <w:r>
+        <w:rPr>
+          <w:rFonts w:ascii="Times New Roman" w:hAnsi="Times New Roman" w:cs="Times New Roman"/>
+        </w:rPr>
+        <w:t xml:space="preserve">część wrzuca teksty na FanFiction.net albo Archive of </w:t>
       </w:r>
       <w:proofErr w:type="spellStart"/>
       <w:r>
@@ -4333,7 +3016,6 @@
         <w:rPr>
           <w:rFonts w:ascii="Times New Roman" w:hAnsi="Times New Roman" w:cs="Times New Roman"/>
         </w:rPr>
-        <w:lastRenderedPageBreak/>
         <w:t xml:space="preserve">To jest właśnie ta luka, którą platforma ma wypełnić. Nie istnieje serwis, który jednocześnie pozwalałby publikować treści </w:t>
       </w:r>
       <w:proofErr w:type="spellStart"/>
@@ -4382,18 +3064,12 @@
     <w:p>
       <w:pPr>
         <w:pStyle w:val="naglowek2"/>
-        <w:rPr>
-          <w:rFonts w:ascii="Times New Roman" w:hAnsi="Times New Roman" w:cs="Times New Roman"/>
-        </w:rPr>
-      </w:pPr>
-      <w:r>
-        <w:rPr>
-          <w:rFonts w:ascii="Times New Roman" w:hAnsi="Times New Roman" w:cs="Times New Roman"/>
-        </w:rPr>
+      </w:pPr>
+      <w:r>
         <w:t>2.4. Przewidywalne korzyści mierzalne</w:t>
       </w:r>
-      <w:bookmarkEnd w:id="15"/>
-      <w:bookmarkEnd w:id="16"/>
+      <w:bookmarkEnd w:id="10"/>
+      <w:bookmarkEnd w:id="11"/>
     </w:p>
     <w:p>
       <w:pPr>
@@ -5078,28 +3754,26 @@
     <w:p>
       <w:pPr>
         <w:pStyle w:val="naglowek2"/>
-        <w:rPr>
-          <w:rFonts w:ascii="Times New Roman" w:hAnsi="Times New Roman" w:cs="Times New Roman"/>
-        </w:rPr>
-      </w:pPr>
-      <w:bookmarkStart w:id="17" w:name="_Toc227777669"/>
-      <w:bookmarkStart w:id="18" w:name="_Toc227781606"/>
-      <w:r>
-        <w:rPr>
-          <w:rFonts w:ascii="Times New Roman" w:hAnsi="Times New Roman" w:cs="Times New Roman"/>
-        </w:rPr>
+      </w:pPr>
+      <w:bookmarkStart w:id="12" w:name="_Toc227777669"/>
+      <w:bookmarkStart w:id="13" w:name="_Toc227781606"/>
+      <w:r>
+        <w:br w:type="column"/>
+      </w:r>
+      <w:r>
+        <w:lastRenderedPageBreak/>
         <w:t>2.5. Przewidywalne korzyści niemierzalne</w:t>
       </w:r>
-      <w:bookmarkEnd w:id="17"/>
-      <w:bookmarkEnd w:id="18"/>
-    </w:p>
-    <w:p>
-      <w:pPr>
-        <w:rPr>
-          <w:rFonts w:ascii="Times New Roman" w:hAnsi="Times New Roman" w:cs="Times New Roman"/>
-        </w:rPr>
-      </w:pPr>
-      <w:bookmarkStart w:id="19" w:name="_Toc227781607"/>
+      <w:bookmarkEnd w:id="12"/>
+      <w:bookmarkEnd w:id="13"/>
+    </w:p>
+    <w:p>
+      <w:pPr>
+        <w:rPr>
+          <w:rFonts w:ascii="Times New Roman" w:hAnsi="Times New Roman" w:cs="Times New Roman"/>
+        </w:rPr>
+      </w:pPr>
+      <w:bookmarkStart w:id="14" w:name="_Toc227781607"/>
       <w:r>
         <w:rPr>
           <w:rFonts w:ascii="Times New Roman" w:hAnsi="Times New Roman" w:cs="Times New Roman"/>
@@ -5144,7 +3818,31 @@
         <w:rPr>
           <w:rFonts w:ascii="Times New Roman" w:hAnsi="Times New Roman" w:cs="Times New Roman"/>
         </w:rPr>
-        <w:t xml:space="preserve"> – platformy tego typu żyją dzięki aktywnym użytkownikom. Jeśli uda się zbudować zaangażowaną grupę fanów, którzy regularnie tworzą i komentują treści, to taka społeczność zaczyna rosnąć sama z siebie — ludzie zapraszają znajomych, udostępniają prace w mediach społecznościowych i wracają, bo czują się częścią czegoś. Bez tego platforma po prostu nie zadziała.</w:t>
+        <w:t xml:space="preserve"> </w:t>
+      </w:r>
+      <w:r>
+        <w:rPr>
+          <w:rFonts w:ascii="Times New Roman" w:hAnsi="Times New Roman" w:cs="Times New Roman"/>
+        </w:rPr>
+        <w:t>-</w:t>
+      </w:r>
+      <w:r>
+        <w:rPr>
+          <w:rFonts w:ascii="Times New Roman" w:hAnsi="Times New Roman" w:cs="Times New Roman"/>
+        </w:rPr>
+        <w:t xml:space="preserve"> platformy tego typu żyją dzięki aktywnym użytkownikom. Jeśli uda się zbudować zaangażowaną grupę fanów, którzy regularnie tworzą i komentują treści, to taka społeczność zaczyna rosnąć sama z siebie </w:t>
+      </w:r>
+      <w:r>
+        <w:rPr>
+          <w:rFonts w:ascii="Times New Roman" w:hAnsi="Times New Roman" w:cs="Times New Roman"/>
+        </w:rPr>
+        <w:t>-</w:t>
+      </w:r>
+      <w:r>
+        <w:rPr>
+          <w:rFonts w:ascii="Times New Roman" w:hAnsi="Times New Roman" w:cs="Times New Roman"/>
+        </w:rPr>
+        <w:t xml:space="preserve"> ludzie zapraszają znajomych, udostępniają prace w mediach społecznościowych i wracają, bo czują się częścią czegoś. Bez tego platforma po prostu nie zadziała.</w:t>
       </w:r>
     </w:p>
     <w:p>
@@ -5170,7 +3868,19 @@
         <w:rPr>
           <w:rFonts w:ascii="Times New Roman" w:hAnsi="Times New Roman" w:cs="Times New Roman"/>
         </w:rPr>
-        <w:t xml:space="preserve"> – do tej pory </w:t>
+        <w:t xml:space="preserve"> </w:t>
+      </w:r>
+      <w:r>
+        <w:rPr>
+          <w:rFonts w:ascii="Times New Roman" w:hAnsi="Times New Roman" w:cs="Times New Roman"/>
+        </w:rPr>
+        <w:t xml:space="preserve">- </w:t>
+      </w:r>
+      <w:r>
+        <w:rPr>
+          <w:rFonts w:ascii="Times New Roman" w:hAnsi="Times New Roman" w:cs="Times New Roman"/>
+        </w:rPr>
+        <w:t xml:space="preserve">do tej pory </w:t>
       </w:r>
       <w:proofErr w:type="spellStart"/>
       <w:r>
@@ -5210,7 +3920,19 @@
         <w:rPr>
           <w:rFonts w:ascii="Times New Roman" w:hAnsi="Times New Roman" w:cs="Times New Roman"/>
         </w:rPr>
-        <w:t xml:space="preserve"> i różnych platform. Tutaj wystarczy wejść w swoją serię i przejrzeć prace fanów — od razu widać kto pisze dobrze, kto ma wysokie oceny, czyje rzeczy ludzie chętnie czytają. To po prostu wygodniejsze i szybsze.</w:t>
+        <w:t xml:space="preserve"> i różnych platform. Tutaj wystarczy wejść w swoją serię i przejrzeć prace fanów </w:t>
+      </w:r>
+      <w:r>
+        <w:rPr>
+          <w:rFonts w:ascii="Times New Roman" w:hAnsi="Times New Roman" w:cs="Times New Roman"/>
+        </w:rPr>
+        <w:t>-</w:t>
+      </w:r>
+      <w:r>
+        <w:rPr>
+          <w:rFonts w:ascii="Times New Roman" w:hAnsi="Times New Roman" w:cs="Times New Roman"/>
+        </w:rPr>
+        <w:t xml:space="preserve"> od razu widać kto pisze dobrze, kto ma wysokie oceny, czyje rzeczy ludzie chętnie czytają. To po prostu wygodniejsze i szybsze.</w:t>
       </w:r>
     </w:p>
     <w:p>
@@ -5236,7 +3958,19 @@
         <w:rPr>
           <w:rFonts w:ascii="Times New Roman" w:hAnsi="Times New Roman" w:cs="Times New Roman"/>
         </w:rPr>
-        <w:t xml:space="preserve"> – na rynku nie ma teraz serwisu, który łączyłby </w:t>
+        <w:t xml:space="preserve"> </w:t>
+      </w:r>
+      <w:r>
+        <w:rPr>
+          <w:rFonts w:ascii="Times New Roman" w:hAnsi="Times New Roman" w:cs="Times New Roman"/>
+        </w:rPr>
+        <w:t>-</w:t>
+      </w:r>
+      <w:r>
+        <w:rPr>
+          <w:rFonts w:ascii="Times New Roman" w:hAnsi="Times New Roman" w:cs="Times New Roman"/>
+        </w:rPr>
+        <w:t xml:space="preserve"> na rynku nie ma teraz serwisu, który łączyłby </w:t>
       </w:r>
       <w:proofErr w:type="spellStart"/>
       <w:r>
@@ -5304,7 +4038,19 @@
         <w:rPr>
           <w:rFonts w:ascii="Times New Roman" w:hAnsi="Times New Roman" w:cs="Times New Roman"/>
         </w:rPr>
-        <w:t xml:space="preserve"> – ktoś, kto dopiero zaczyna pisać i wrzuci swoją pierwszą </w:t>
+        <w:t xml:space="preserve"> </w:t>
+      </w:r>
+      <w:r>
+        <w:rPr>
+          <w:rFonts w:ascii="Times New Roman" w:hAnsi="Times New Roman" w:cs="Times New Roman"/>
+        </w:rPr>
+        <w:t>-</w:t>
+      </w:r>
+      <w:r>
+        <w:rPr>
+          <w:rFonts w:ascii="Times New Roman" w:hAnsi="Times New Roman" w:cs="Times New Roman"/>
+        </w:rPr>
+        <w:t xml:space="preserve">ktoś, kto dopiero zaczyna pisać i wrzuci swoją pierwszą </w:t>
       </w:r>
       <w:proofErr w:type="spellStart"/>
       <w:r>
@@ -5358,7 +4104,19 @@
         <w:rPr>
           <w:rFonts w:ascii="Times New Roman" w:hAnsi="Times New Roman" w:cs="Times New Roman"/>
         </w:rPr>
-        <w:t xml:space="preserve"> – dzięki systemowi ocen i rankingów łatwo trafić na najlepsze prace, więc użytkownik nie musi przekopywać się przez wszystko sam. Stały dopływ nowych treści powiązanych z ulubionymi seriami sprawia, że ludzie spędzają na platformie więcej czasu i chętniej do niej wracają.</w:t>
+        <w:t xml:space="preserve"> </w:t>
+      </w:r>
+      <w:r>
+        <w:rPr>
+          <w:rFonts w:ascii="Times New Roman" w:hAnsi="Times New Roman" w:cs="Times New Roman"/>
+        </w:rPr>
+        <w:t>-</w:t>
+      </w:r>
+      <w:r>
+        <w:rPr>
+          <w:rFonts w:ascii="Times New Roman" w:hAnsi="Times New Roman" w:cs="Times New Roman"/>
+        </w:rPr>
+        <w:t xml:space="preserve"> dzięki systemowi ocen i rankingów łatwo trafić na najlepsze prace, więc użytkownik nie musi przekopywać się przez wszystko sam. Stały dopływ nowych treści powiązanych z ulubionymi seriami sprawia, że ludzie spędzają na platformie więcej czasu i chętniej do niej wracają.</w:t>
       </w:r>
     </w:p>
     <w:p>
@@ -5384,7 +4142,25 @@
         <w:rPr>
           <w:rFonts w:ascii="Times New Roman" w:hAnsi="Times New Roman" w:cs="Times New Roman"/>
         </w:rPr>
-        <w:t xml:space="preserve"> – żadna z istniejących platform nie oferuje czegoś takiego jak bezpośrednia współpraca fan–</w:t>
+        <w:t xml:space="preserve"> </w:t>
+      </w:r>
+      <w:r>
+        <w:rPr>
+          <w:rFonts w:ascii="Times New Roman" w:hAnsi="Times New Roman" w:cs="Times New Roman"/>
+        </w:rPr>
+        <w:t>-</w:t>
+      </w:r>
+      <w:r>
+        <w:rPr>
+          <w:rFonts w:ascii="Times New Roman" w:hAnsi="Times New Roman" w:cs="Times New Roman"/>
+        </w:rPr>
+        <w:t xml:space="preserve"> żadna z istniejących platform nie oferuje czegoś takiego jak bezpośrednia współpraca fan</w:t>
+      </w:r>
+      <w:r>
+        <w:rPr>
+          <w:rFonts w:ascii="Times New Roman" w:hAnsi="Times New Roman" w:cs="Times New Roman"/>
+        </w:rPr>
+        <w:t>-</w:t>
       </w:r>
       <w:proofErr w:type="spellStart"/>
       <w:r>
@@ -5398,14 +4174,7 @@
         <w:rPr>
           <w:rFonts w:ascii="Times New Roman" w:hAnsi="Times New Roman" w:cs="Times New Roman"/>
         </w:rPr>
-        <w:t xml:space="preserve"> w tak zorganizowanej formie. To jest coś </w:t>
-      </w:r>
-      <w:r>
-        <w:rPr>
-          <w:rFonts w:ascii="Times New Roman" w:hAnsi="Times New Roman" w:cs="Times New Roman"/>
-        </w:rPr>
-        <w:lastRenderedPageBreak/>
-        <w:t xml:space="preserve">nowego na rynku i daje </w:t>
+        <w:t xml:space="preserve"> w tak zorganizowanej formie. To jest coś nowego na rynku i daje </w:t>
       </w:r>
       <w:proofErr w:type="spellStart"/>
       <w:r>
@@ -5445,549 +4214,2788 @@
         <w:rPr>
           <w:rFonts w:ascii="Times New Roman" w:hAnsi="Times New Roman" w:cs="Times New Roman"/>
         </w:rPr>
-        <w:t xml:space="preserve"> – manga kojarzy się głównie z Japonią, ale fanów jest pełno na całym świecie. Platforma daje im możliwość nie tylko czytania, ale aktywnego udziału w rozwijaniu ulubionych uniwersów. To promuje kulturę mangi poza jej krajem pochodzenia i tworzy takie połączenie między twórcami z różnych krajów, którego do tej pory brakowało.</w:t>
+        <w:t xml:space="preserve"> </w:t>
+      </w:r>
+      <w:r>
+        <w:rPr>
+          <w:rFonts w:ascii="Times New Roman" w:hAnsi="Times New Roman" w:cs="Times New Roman"/>
+        </w:rPr>
+        <w:t>-</w:t>
+      </w:r>
+      <w:r>
+        <w:rPr>
+          <w:rFonts w:ascii="Times New Roman" w:hAnsi="Times New Roman" w:cs="Times New Roman"/>
+        </w:rPr>
+        <w:t xml:space="preserve"> manga kojarzy się głównie z Japonią, ale fanów jest pełno na całym świecie. Platforma daje im możliwość nie tylko czytania, ale aktywnego udziału w rozwijaniu ulubionych uniwersów. To promuje kulturę mangi poza jej krajem pochodzenia i tworzy takie połączenie między twórcami z różnych krajów, którego do tej pory brakowało.</w:t>
       </w:r>
     </w:p>
     <w:p>
       <w:pPr>
         <w:pStyle w:val="nagowiek"/>
-        <w:rPr>
-          <w:rFonts w:cs="Times New Roman"/>
-        </w:rPr>
-      </w:pPr>
-      <w:r>
-        <w:rPr>
-          <w:rFonts w:cs="Times New Roman"/>
-        </w:rPr>
+      </w:pPr>
+      <w:r>
         <w:t>3. Słownik</w:t>
       </w:r>
+      <w:bookmarkEnd w:id="14"/>
+    </w:p>
+    <w:p>
+      <w:pPr>
+        <w:pStyle w:val="font-claude-response-body"/>
+      </w:pPr>
+      <w:r>
+        <w:rPr>
+          <w:rStyle w:val="Pogrubienie"/>
+        </w:rPr>
+        <w:t>Manga</w:t>
+      </w:r>
+      <w:r>
+        <w:t xml:space="preserve"> </w:t>
+      </w:r>
+      <w:r>
+        <w:t>-</w:t>
+      </w:r>
+      <w:r>
+        <w:t xml:space="preserve"> japoński komiks, czytany od prawej do lewej. Serie mangowe publikowane są w rozdziałach, zwykle w magazynach, a potem zbierane w tomy. Ma swoje gatunki i konwencje, które różnią się od zachodnich komiksów.</w:t>
+      </w:r>
+    </w:p>
+    <w:p>
+      <w:pPr>
+        <w:pStyle w:val="font-claude-response-body"/>
+      </w:pPr>
+      <w:proofErr w:type="spellStart"/>
+      <w:r>
+        <w:rPr>
+          <w:rStyle w:val="Pogrubienie"/>
+        </w:rPr>
+        <w:t>Mangaka</w:t>
+      </w:r>
+      <w:proofErr w:type="spellEnd"/>
+      <w:r>
+        <w:t xml:space="preserve"> </w:t>
+      </w:r>
+      <w:r>
+        <w:t xml:space="preserve">- </w:t>
+      </w:r>
+      <w:r>
+        <w:t xml:space="preserve">autor mangi, czyli osoba, która tworzy oryginalną serię mangową. W kontekście platformy </w:t>
+      </w:r>
+      <w:proofErr w:type="spellStart"/>
+      <w:r>
+        <w:t>MangaFan</w:t>
+      </w:r>
+      <w:proofErr w:type="spellEnd"/>
+      <w:r>
+        <w:t xml:space="preserve"> to twórca z zweryfikowanym kontem, który zarządza swoimi seriami i może nawiązywać współpracę z fanami. Przykłady: </w:t>
+      </w:r>
+      <w:proofErr w:type="spellStart"/>
+      <w:r>
+        <w:t>Masashi</w:t>
+      </w:r>
+      <w:proofErr w:type="spellEnd"/>
+      <w:r>
+        <w:t xml:space="preserve"> </w:t>
+      </w:r>
+      <w:proofErr w:type="spellStart"/>
+      <w:r>
+        <w:t>Kishimoto</w:t>
+      </w:r>
+      <w:proofErr w:type="spellEnd"/>
+      <w:r>
+        <w:t xml:space="preserve"> (</w:t>
+      </w:r>
+      <w:proofErr w:type="spellStart"/>
+      <w:r>
+        <w:t>Naruto</w:t>
+      </w:r>
+      <w:proofErr w:type="spellEnd"/>
+      <w:r>
+        <w:t xml:space="preserve">), </w:t>
+      </w:r>
+      <w:proofErr w:type="spellStart"/>
+      <w:r>
+        <w:t>Eiichirō</w:t>
+      </w:r>
+      <w:proofErr w:type="spellEnd"/>
+      <w:r>
+        <w:t xml:space="preserve"> Oda (One Piece)</w:t>
+      </w:r>
+    </w:p>
+    <w:p>
+      <w:pPr>
+        <w:pStyle w:val="font-claude-response-body"/>
+      </w:pPr>
+      <w:proofErr w:type="spellStart"/>
+      <w:r>
+        <w:rPr>
+          <w:rStyle w:val="Pogrubienie"/>
+        </w:rPr>
+        <w:lastRenderedPageBreak/>
+        <w:t>Dopowieść</w:t>
+      </w:r>
+      <w:proofErr w:type="spellEnd"/>
+      <w:r>
+        <w:rPr>
+          <w:rStyle w:val="Pogrubienie"/>
+        </w:rPr>
+        <w:t xml:space="preserve"> (fan </w:t>
+      </w:r>
+      <w:proofErr w:type="spellStart"/>
+      <w:r>
+        <w:rPr>
+          <w:rStyle w:val="Pogrubienie"/>
+        </w:rPr>
+        <w:t>fiction</w:t>
+      </w:r>
+      <w:proofErr w:type="spellEnd"/>
+      <w:r>
+        <w:rPr>
+          <w:rStyle w:val="Pogrubienie"/>
+        </w:rPr>
+        <w:t>)</w:t>
+      </w:r>
+      <w:r>
+        <w:t xml:space="preserve"> </w:t>
+      </w:r>
+      <w:r>
+        <w:t>-</w:t>
+      </w:r>
+      <w:r>
+        <w:t xml:space="preserve"> treść stworzona przez fana, nawiązująca do istniejącej serii mangowej. Może to być tekst, komiks lub ilustracja. Na platformie </w:t>
+      </w:r>
+      <w:proofErr w:type="spellStart"/>
+      <w:r>
+        <w:t>MangaFan</w:t>
+      </w:r>
+      <w:proofErr w:type="spellEnd"/>
+      <w:r>
+        <w:t xml:space="preserve"> to główny typ treści tworzonych przez użytkowników.</w:t>
+      </w:r>
+    </w:p>
+    <w:p>
+      <w:pPr>
+        <w:pStyle w:val="font-claude-response-body"/>
+      </w:pPr>
+      <w:proofErr w:type="spellStart"/>
+      <w:r>
+        <w:rPr>
+          <w:rStyle w:val="Pogrubienie"/>
+        </w:rPr>
+        <w:t>Backstory</w:t>
+      </w:r>
+      <w:proofErr w:type="spellEnd"/>
+      <w:r>
+        <w:t xml:space="preserve"> </w:t>
+      </w:r>
+      <w:r>
+        <w:t>-</w:t>
+      </w:r>
+      <w:r>
+        <w:t xml:space="preserve"> historia opisująca przeszłość postaci, która nie została pokazana w oryginalnej serii. Na przykład dzieciństwo bohatera albo wydarzenia, które miały miejsce przed rozpoczęciem fabuły.</w:t>
+      </w:r>
+    </w:p>
+    <w:p>
+      <w:pPr>
+        <w:pStyle w:val="font-claude-response-body"/>
+      </w:pPr>
+      <w:proofErr w:type="spellStart"/>
+      <w:r>
+        <w:rPr>
+          <w:rStyle w:val="Pogrubienie"/>
+        </w:rPr>
+        <w:t>Filler</w:t>
+      </w:r>
+      <w:proofErr w:type="spellEnd"/>
+      <w:r>
+        <w:rPr>
+          <w:rStyle w:val="Pogrubienie"/>
+        </w:rPr>
+        <w:t xml:space="preserve"> -</w:t>
+      </w:r>
+      <w:r>
+        <w:t xml:space="preserve"> treść uzupełniająca luki fabularne w oryginalnej serii. Opisuje wydarzenia, które mogły się wydarzyć między rozdziałami albo w przerwach w akcji, ale nie zostały pokazane przez </w:t>
+      </w:r>
+      <w:proofErr w:type="spellStart"/>
+      <w:r>
+        <w:t>mangakę</w:t>
+      </w:r>
+      <w:proofErr w:type="spellEnd"/>
+      <w:r>
+        <w:t>.</w:t>
+      </w:r>
+    </w:p>
+    <w:p>
+      <w:pPr>
+        <w:pStyle w:val="font-claude-response-body"/>
+      </w:pPr>
+      <w:proofErr w:type="spellStart"/>
+      <w:r>
+        <w:rPr>
+          <w:rStyle w:val="Pogrubienie"/>
+        </w:rPr>
+        <w:t>Side</w:t>
+      </w:r>
+      <w:proofErr w:type="spellEnd"/>
+      <w:r>
+        <w:rPr>
+          <w:rStyle w:val="Pogrubienie"/>
+        </w:rPr>
+        <w:t xml:space="preserve"> story (historia poboczna)</w:t>
+      </w:r>
+      <w:r>
+        <w:t xml:space="preserve"> </w:t>
+      </w:r>
+      <w:r>
+        <w:t>-</w:t>
+      </w:r>
+      <w:r>
+        <w:t xml:space="preserve"> opowieść skupiająca się na drugoplanowych postaciach lub wątkach, które w oryginale zostały potraktowane pobieżnie. Rozbudowuje świat przedstawiony, nie zmieniając głównej fabuły.</w:t>
+      </w:r>
+    </w:p>
+    <w:p>
+      <w:pPr>
+        <w:pStyle w:val="font-claude-response-body"/>
+      </w:pPr>
+      <w:proofErr w:type="spellStart"/>
+      <w:r>
+        <w:rPr>
+          <w:rStyle w:val="Pogrubienie"/>
+        </w:rPr>
+        <w:t>Crossover</w:t>
+      </w:r>
+      <w:proofErr w:type="spellEnd"/>
+      <w:r>
+        <w:t xml:space="preserve"> </w:t>
+      </w:r>
+      <w:r>
+        <w:t>-</w:t>
+      </w:r>
+      <w:r>
+        <w:t xml:space="preserve"> treść łącząca postacie lub światy z dwóch lub więcej różnych serii mangowych. Na przykład historia, w której bohaterowie z </w:t>
+      </w:r>
+      <w:proofErr w:type="spellStart"/>
+      <w:r>
+        <w:t>Naruto</w:t>
+      </w:r>
+      <w:proofErr w:type="spellEnd"/>
+      <w:r>
+        <w:t xml:space="preserve"> spotykają postacie z One Piece.</w:t>
+      </w:r>
+    </w:p>
+    <w:p>
+      <w:pPr>
+        <w:pStyle w:val="font-claude-response-body"/>
+      </w:pPr>
+      <w:r>
+        <w:rPr>
+          <w:rStyle w:val="Pogrubienie"/>
+        </w:rPr>
+        <w:t>Fan-art</w:t>
+      </w:r>
+      <w:r>
+        <w:t xml:space="preserve"> </w:t>
+      </w:r>
+      <w:r>
+        <w:t>-</w:t>
+      </w:r>
+      <w:r>
+        <w:t xml:space="preserve"> oryginalna ilustracja lub projekt graficzny stworzony przez fana, przedstawiający postacie, sceny lub elementy ze świata danej serii mangowej.</w:t>
+      </w:r>
+    </w:p>
+    <w:p>
+      <w:pPr>
+        <w:pStyle w:val="font-claude-response-body"/>
+      </w:pPr>
+      <w:proofErr w:type="spellStart"/>
+      <w:r>
+        <w:rPr>
+          <w:rStyle w:val="Pogrubienie"/>
+        </w:rPr>
+        <w:t>Shōnen</w:t>
+      </w:r>
+      <w:proofErr w:type="spellEnd"/>
+      <w:r>
+        <w:t xml:space="preserve"> </w:t>
+      </w:r>
+      <w:r>
+        <w:t>-</w:t>
+      </w:r>
+      <w:r>
+        <w:t xml:space="preserve"> gatunek mangi skierowany głównie do nastoletnich chłopców. Charakteryzuje się dynamiczną akcją, walkami i motywem dążenia do celu. Przykłady: </w:t>
+      </w:r>
+      <w:proofErr w:type="spellStart"/>
+      <w:r>
+        <w:t>Naruto</w:t>
+      </w:r>
+      <w:proofErr w:type="spellEnd"/>
+      <w:r>
+        <w:t>, One Piece, Dragon Ball.</w:t>
+      </w:r>
+    </w:p>
+    <w:p>
+      <w:pPr>
+        <w:pStyle w:val="font-claude-response-body"/>
+      </w:pPr>
+      <w:proofErr w:type="spellStart"/>
+      <w:r>
+        <w:rPr>
+          <w:rStyle w:val="Pogrubienie"/>
+        </w:rPr>
+        <w:t>Shōjo</w:t>
+      </w:r>
+      <w:proofErr w:type="spellEnd"/>
+      <w:r>
+        <w:t xml:space="preserve"> </w:t>
+      </w:r>
+      <w:r>
+        <w:t>-</w:t>
+      </w:r>
+      <w:r>
+        <w:t xml:space="preserve"> gatunek mangi skierowany do </w:t>
+      </w:r>
+      <w:proofErr w:type="spellStart"/>
+      <w:r>
+        <w:t>nastoletich</w:t>
+      </w:r>
+      <w:proofErr w:type="spellEnd"/>
+      <w:r>
+        <w:t xml:space="preserve"> dziewcząt. Skupia się na relacjach, emocjach i romansie. Przykłady: </w:t>
+      </w:r>
+      <w:proofErr w:type="spellStart"/>
+      <w:r>
+        <w:t>Lovely</w:t>
+      </w:r>
+      <w:proofErr w:type="spellEnd"/>
+      <w:r>
+        <w:t xml:space="preserve"> </w:t>
+      </w:r>
+      <w:proofErr w:type="spellStart"/>
+      <w:r>
+        <w:t>Complex</w:t>
+      </w:r>
+      <w:proofErr w:type="spellEnd"/>
+      <w:r>
+        <w:t xml:space="preserve">, </w:t>
+      </w:r>
+      <w:proofErr w:type="spellStart"/>
+      <w:r>
+        <w:t>Fruits</w:t>
+      </w:r>
+      <w:proofErr w:type="spellEnd"/>
+      <w:r>
+        <w:t xml:space="preserve"> Basket.</w:t>
+      </w:r>
+    </w:p>
+    <w:p>
+      <w:pPr>
+        <w:pStyle w:val="font-claude-response-body"/>
+      </w:pPr>
+      <w:proofErr w:type="spellStart"/>
+      <w:r>
+        <w:rPr>
+          <w:rStyle w:val="Pogrubienie"/>
+        </w:rPr>
+        <w:t>Seinen</w:t>
+      </w:r>
+      <w:proofErr w:type="spellEnd"/>
+      <w:r>
+        <w:t xml:space="preserve"> </w:t>
+      </w:r>
+      <w:r>
+        <w:t>-</w:t>
+      </w:r>
+      <w:r>
+        <w:t xml:space="preserve"> manga dla dorosłych mężczyzn. Bardziej dojrzałe tematy, złożone fabuły i postacie. Przykłady: Berserk, </w:t>
+      </w:r>
+      <w:proofErr w:type="spellStart"/>
+      <w:r>
+        <w:t>Vagabond</w:t>
+      </w:r>
+      <w:proofErr w:type="spellEnd"/>
+      <w:r>
+        <w:t xml:space="preserve">, </w:t>
+      </w:r>
+      <w:proofErr w:type="spellStart"/>
+      <w:r>
+        <w:t>Vinland</w:t>
+      </w:r>
+      <w:proofErr w:type="spellEnd"/>
+      <w:r>
+        <w:t xml:space="preserve"> Saga.</w:t>
+      </w:r>
+    </w:p>
+    <w:p>
+      <w:pPr>
+        <w:pStyle w:val="font-claude-response-body"/>
+      </w:pPr>
+      <w:proofErr w:type="spellStart"/>
+      <w:r>
+        <w:rPr>
+          <w:rStyle w:val="Pogrubienie"/>
+        </w:rPr>
+        <w:t>Josei</w:t>
+      </w:r>
+      <w:proofErr w:type="spellEnd"/>
+      <w:r>
+        <w:t xml:space="preserve"> </w:t>
+      </w:r>
+      <w:r>
+        <w:t>-</w:t>
+      </w:r>
+      <w:r>
+        <w:t xml:space="preserve"> manga dla dorosłych kobiet. Realistyczne podejście do relacji, pracy i codziennego życia. Przykłady: Nana, </w:t>
+      </w:r>
+      <w:proofErr w:type="spellStart"/>
+      <w:r>
+        <w:t>Honey</w:t>
+      </w:r>
+      <w:proofErr w:type="spellEnd"/>
+      <w:r>
+        <w:t xml:space="preserve"> and </w:t>
+      </w:r>
+      <w:proofErr w:type="spellStart"/>
+      <w:r>
+        <w:t>Clover</w:t>
+      </w:r>
+      <w:proofErr w:type="spellEnd"/>
+      <w:r>
+        <w:t>.</w:t>
+      </w:r>
+    </w:p>
+    <w:p>
+      <w:pPr>
+        <w:pStyle w:val="font-claude-response-body"/>
+      </w:pPr>
+      <w:proofErr w:type="spellStart"/>
+      <w:r>
+        <w:rPr>
+          <w:rStyle w:val="Pogrubienie"/>
+        </w:rPr>
+        <w:t>Kodomo</w:t>
+      </w:r>
+      <w:proofErr w:type="spellEnd"/>
+      <w:r>
+        <w:t xml:space="preserve"> </w:t>
+      </w:r>
+      <w:r>
+        <w:t>-</w:t>
+      </w:r>
+      <w:r>
+        <w:t xml:space="preserve"> manga dla dzieci. Prosta fabuła, kolorowa grafika, edukacyjny charakter. Przykłady: </w:t>
+      </w:r>
+      <w:proofErr w:type="spellStart"/>
+      <w:r>
+        <w:t>Doraemon</w:t>
+      </w:r>
+      <w:proofErr w:type="spellEnd"/>
+      <w:r>
+        <w:t xml:space="preserve">, </w:t>
+      </w:r>
+      <w:proofErr w:type="spellStart"/>
+      <w:r>
+        <w:t>Pokémon</w:t>
+      </w:r>
+      <w:proofErr w:type="spellEnd"/>
+      <w:r>
+        <w:t>.</w:t>
+      </w:r>
+    </w:p>
+    <w:p>
+      <w:pPr>
+        <w:pStyle w:val="font-claude-response-body"/>
+      </w:pPr>
+      <w:r>
+        <w:rPr>
+          <w:rStyle w:val="Pogrubienie"/>
+        </w:rPr>
+        <w:t xml:space="preserve">Treść </w:t>
+      </w:r>
+      <w:proofErr w:type="spellStart"/>
+      <w:r>
+        <w:rPr>
+          <w:rStyle w:val="Pogrubienie"/>
+        </w:rPr>
+        <w:t>premium</w:t>
+      </w:r>
+      <w:proofErr w:type="spellEnd"/>
+      <w:r>
+        <w:t xml:space="preserve"> </w:t>
+      </w:r>
+      <w:r>
+        <w:t>-</w:t>
+      </w:r>
+      <w:r>
+        <w:t xml:space="preserve"> publikacja oznaczona przez twórcę jako płatna. Dostęp do niej wymaga jednorazowej opłaty od czytelnika. Nie każdy twórca może oznaczać treści jako </w:t>
+      </w:r>
+      <w:proofErr w:type="spellStart"/>
+      <w:r>
+        <w:t>premium</w:t>
+      </w:r>
+      <w:proofErr w:type="spellEnd"/>
+      <w:r>
+        <w:t xml:space="preserve"> </w:t>
+      </w:r>
+      <w:r>
+        <w:t>-</w:t>
+      </w:r>
+      <w:r>
+        <w:t>trzeba spełnić określone wymagania (minimalna liczba publikacji i odpowiednio wysoka średnia ocena).</w:t>
+      </w:r>
+    </w:p>
+    <w:p>
+      <w:pPr>
+        <w:pStyle w:val="nagowiek"/>
+      </w:pPr>
+      <w:bookmarkStart w:id="15" w:name="_Toc227781608"/>
+      <w:r>
+        <w:br w:type="column"/>
+      </w:r>
+      <w:r>
+        <w:lastRenderedPageBreak/>
+        <w:t>4. Perspektywa Przypadków Użycia</w:t>
+      </w:r>
+      <w:bookmarkEnd w:id="15"/>
+    </w:p>
+    <w:p>
+      <w:pPr>
+        <w:pStyle w:val="naglowek2"/>
+      </w:pPr>
+      <w:r>
+        <w:t>4.1 Diagramy Przypadków użycia</w:t>
+      </w:r>
+    </w:p>
+    <w:p>
+      <w:pPr>
+        <w:pStyle w:val="naglowek2"/>
+      </w:pPr>
+      <w:r>
+        <w:rPr>
+          <w:noProof/>
+        </w:rPr>
+        <w:drawing>
+          <wp:inline distT="0" distB="0" distL="0" distR="0" wp14:anchorId="39ED05EA" wp14:editId="74FC7140">
+            <wp:extent cx="5731510" cy="3802380"/>
+            <wp:effectExtent l="0" t="0" r="2540" b="7620"/>
+            <wp:docPr id="1910156430" name="Obraz 1"/>
+            <wp:cNvGraphicFramePr>
+              <a:graphicFrameLocks xmlns:a="http://schemas.openxmlformats.org/drawingml/2006/main" noChangeAspect="1"/>
+            </wp:cNvGraphicFramePr>
+            <a:graphic xmlns:a="http://schemas.openxmlformats.org/drawingml/2006/main">
+              <a:graphicData uri="http://schemas.openxmlformats.org/drawingml/2006/picture">
+                <pic:pic xmlns:pic="http://schemas.openxmlformats.org/drawingml/2006/picture">
+                  <pic:nvPicPr>
+                    <pic:cNvPr id="1910156430" name="Obraz 1910156430"/>
+                    <pic:cNvPicPr/>
+                  </pic:nvPicPr>
+                  <pic:blipFill>
+                    <a:blip r:embed="rId7">
+                      <a:extLst>
+                        <a:ext uri="{28A0092B-C50C-407E-A947-70E740481C1C}">
+                          <a14:useLocalDpi xmlns:a14="http://schemas.microsoft.com/office/drawing/2010/main" val="0"/>
+                        </a:ext>
+                      </a:extLst>
+                    </a:blip>
+                    <a:stretch>
+                      <a:fillRect/>
+                    </a:stretch>
+                  </pic:blipFill>
+                  <pic:spPr>
+                    <a:xfrm>
+                      <a:off x="0" y="0"/>
+                      <a:ext cx="5731510" cy="3802380"/>
+                    </a:xfrm>
+                    <a:prstGeom prst="rect">
+                      <a:avLst/>
+                    </a:prstGeom>
+                  </pic:spPr>
+                </pic:pic>
+              </a:graphicData>
+            </a:graphic>
+          </wp:inline>
+        </w:drawing>
+      </w:r>
+    </w:p>
+    <w:p>
+      <w:pPr>
+        <w:pStyle w:val="naglowek2"/>
+        <w:rPr>
+          <w:rStyle w:val="naglowek2Znak"/>
+          <w:b/>
+          <w:bCs/>
+        </w:rPr>
+      </w:pPr>
+      <w:bookmarkStart w:id="16" w:name="_Toc227781609"/>
+      <w:r>
+        <w:rPr>
+          <w:rStyle w:val="naglowek2Znak"/>
+          <w:b/>
+          <w:bCs/>
+        </w:rPr>
+        <w:t>4.1.1 Opisy tekstowe wszystkich aktorów</w:t>
+      </w:r>
+    </w:p>
+    <w:p>
+      <w:pPr>
+        <w:pStyle w:val="Akapitzlist"/>
+        <w:numPr>
+          <w:ilvl w:val="0"/>
+          <w:numId w:val="10"/>
+        </w:numPr>
+        <w:rPr>
+          <w:rFonts w:ascii="Times New Roman" w:hAnsi="Times New Roman" w:cs="Times New Roman"/>
+        </w:rPr>
+      </w:pPr>
+      <w:r>
+        <w:rPr>
+          <w:rFonts w:ascii="Times New Roman" w:hAnsi="Times New Roman" w:cs="Times New Roman"/>
+        </w:rPr>
+        <w:t xml:space="preserve">Użytkownik (fan / twórca </w:t>
+      </w:r>
+      <w:proofErr w:type="spellStart"/>
+      <w:r>
+        <w:rPr>
+          <w:rFonts w:ascii="Times New Roman" w:hAnsi="Times New Roman" w:cs="Times New Roman"/>
+        </w:rPr>
+        <w:t>fanowski</w:t>
+      </w:r>
+      <w:proofErr w:type="spellEnd"/>
+      <w:r>
+        <w:rPr>
+          <w:rFonts w:ascii="Times New Roman" w:hAnsi="Times New Roman" w:cs="Times New Roman"/>
+        </w:rPr>
+        <w:t>) - podstawowy typ konta na platformie. Rejestruje</w:t>
+      </w:r>
+      <w:r>
+        <w:rPr>
+          <w:rFonts w:ascii="Times New Roman" w:hAnsi="Times New Roman" w:cs="Times New Roman"/>
+        </w:rPr>
+        <w:t xml:space="preserve"> </w:t>
+      </w:r>
+      <w:r>
+        <w:rPr>
+          <w:rFonts w:ascii="Times New Roman" w:hAnsi="Times New Roman" w:cs="Times New Roman"/>
+        </w:rPr>
+        <w:t xml:space="preserve">się podając e-mail, pseudonim i hasło. Po aktywacji konta może przeglądać serie mangowe, czytać i tworzyć </w:t>
+      </w:r>
+      <w:proofErr w:type="spellStart"/>
+      <w:r>
+        <w:rPr>
+          <w:rFonts w:ascii="Times New Roman" w:hAnsi="Times New Roman" w:cs="Times New Roman"/>
+        </w:rPr>
+        <w:t>dopowieści</w:t>
+      </w:r>
+      <w:proofErr w:type="spellEnd"/>
+      <w:r>
+        <w:rPr>
+          <w:rFonts w:ascii="Times New Roman" w:hAnsi="Times New Roman" w:cs="Times New Roman"/>
+        </w:rPr>
+        <w:t xml:space="preserve">, oceniać i komentować prace innych, obserwować twórców, zgłaszać treści naruszające regulamin, brać udział w konkursach, kupować treści </w:t>
+      </w:r>
+      <w:proofErr w:type="spellStart"/>
+      <w:r>
+        <w:rPr>
+          <w:rFonts w:ascii="Times New Roman" w:hAnsi="Times New Roman" w:cs="Times New Roman"/>
+        </w:rPr>
+        <w:t>premium</w:t>
+      </w:r>
+      <w:proofErr w:type="spellEnd"/>
+      <w:r>
+        <w:rPr>
+          <w:rFonts w:ascii="Times New Roman" w:hAnsi="Times New Roman" w:cs="Times New Roman"/>
+        </w:rPr>
+        <w:t xml:space="preserve"> oraz rozpatrywać oferty współpracy od </w:t>
+      </w:r>
+      <w:proofErr w:type="spellStart"/>
+      <w:r>
+        <w:rPr>
+          <w:rFonts w:ascii="Times New Roman" w:hAnsi="Times New Roman" w:cs="Times New Roman"/>
+        </w:rPr>
+        <w:t>mangaków</w:t>
+      </w:r>
+      <w:proofErr w:type="spellEnd"/>
+      <w:r>
+        <w:rPr>
+          <w:rFonts w:ascii="Times New Roman" w:hAnsi="Times New Roman" w:cs="Times New Roman"/>
+        </w:rPr>
+        <w:t>. Zarządza własnym profilem.</w:t>
+      </w:r>
+    </w:p>
+    <w:p>
+      <w:pPr>
+        <w:pStyle w:val="Akapitzlist"/>
+        <w:numPr>
+          <w:ilvl w:val="0"/>
+          <w:numId w:val="10"/>
+        </w:numPr>
+        <w:rPr>
+          <w:rFonts w:ascii="Times New Roman" w:hAnsi="Times New Roman" w:cs="Times New Roman"/>
+        </w:rPr>
+      </w:pPr>
+      <w:proofErr w:type="spellStart"/>
+      <w:r>
+        <w:rPr>
+          <w:rFonts w:ascii="Times New Roman" w:hAnsi="Times New Roman" w:cs="Times New Roman"/>
+        </w:rPr>
+        <w:t>Mangaka</w:t>
+      </w:r>
+      <w:proofErr w:type="spellEnd"/>
+      <w:r>
+        <w:rPr>
+          <w:rFonts w:ascii="Times New Roman" w:hAnsi="Times New Roman" w:cs="Times New Roman"/>
+        </w:rPr>
+        <w:t xml:space="preserve"> (twórca oryginalny) - profesjonalny autor mangi ze zweryfikowanym kontem (weryfikacji dokonuje administrator). Zarządza swoimi seriami mangowymi - dodaje nowe, edytuje opisy, aktualizuje postacie i rozdziały. Przegląda prace fanów powiązane z jego seriami i może wysyłać oferty współpracy. Po nawiązaniu współpracy zarządza panelem projektowym i zatwierdza ukończone prace. Ma wgląd w statystyki swoich serii.</w:t>
+      </w:r>
+    </w:p>
+    <w:p>
+      <w:pPr>
+        <w:pStyle w:val="Akapitzlist"/>
+        <w:numPr>
+          <w:ilvl w:val="0"/>
+          <w:numId w:val="10"/>
+        </w:numPr>
+        <w:rPr>
+          <w:rFonts w:ascii="Times New Roman" w:hAnsi="Times New Roman" w:cs="Times New Roman"/>
+        </w:rPr>
+      </w:pPr>
+      <w:r>
+        <w:rPr>
+          <w:rFonts w:ascii="Times New Roman" w:hAnsi="Times New Roman" w:cs="Times New Roman"/>
+        </w:rPr>
+        <w:t>Moderator - dba o jakość treści na platformie. Przegląda prace w kolejce moderacji, akceptuje lub odrzuca je z podaniem powodu. Rozpatruje zgłoszenia od użytkowników dotyczące treści naruszających regulamin. Może usuwać komentarze i blokować konta użytkowników wielokrotnie łamiących zasady.</w:t>
+      </w:r>
+    </w:p>
+    <w:p>
+      <w:pPr>
+        <w:pStyle w:val="Akapitzlist"/>
+        <w:numPr>
+          <w:ilvl w:val="0"/>
+          <w:numId w:val="10"/>
+        </w:numPr>
+        <w:rPr>
+          <w:rStyle w:val="naglowek2Znak"/>
+          <w:rFonts w:ascii="Times New Roman" w:hAnsi="Times New Roman" w:cs="Times New Roman"/>
+          <w:b w:val="0"/>
+          <w:bCs w:val="0"/>
+          <w:color w:val="auto"/>
+          <w:sz w:val="24"/>
+          <w:szCs w:val="24"/>
+        </w:rPr>
+      </w:pPr>
+      <w:r>
+        <w:rPr>
+          <w:rFonts w:ascii="Times New Roman" w:hAnsi="Times New Roman" w:cs="Times New Roman"/>
+        </w:rPr>
+        <w:t xml:space="preserve">Administrator - zarządza całą platformą. Ma najszersze uprawnienia: zarządza kontami użytkowników, weryfikuje konta </w:t>
+      </w:r>
+      <w:proofErr w:type="spellStart"/>
+      <w:r>
+        <w:rPr>
+          <w:rFonts w:ascii="Times New Roman" w:hAnsi="Times New Roman" w:cs="Times New Roman"/>
+        </w:rPr>
+        <w:t>mangaków</w:t>
+      </w:r>
+      <w:proofErr w:type="spellEnd"/>
+      <w:r>
+        <w:rPr>
+          <w:rFonts w:ascii="Times New Roman" w:hAnsi="Times New Roman" w:cs="Times New Roman"/>
+        </w:rPr>
+        <w:t xml:space="preserve">, konfiguruje kategorie treści, organizuje konkursy, generuje raporty i statystyki, zarządza systemem </w:t>
+      </w:r>
+      <w:proofErr w:type="spellStart"/>
+      <w:r>
+        <w:rPr>
+          <w:rFonts w:ascii="Times New Roman" w:hAnsi="Times New Roman" w:cs="Times New Roman"/>
+        </w:rPr>
+        <w:t>monetyzacji</w:t>
+      </w:r>
+      <w:proofErr w:type="spellEnd"/>
+      <w:r>
+        <w:rPr>
+          <w:rFonts w:ascii="Times New Roman" w:hAnsi="Times New Roman" w:cs="Times New Roman"/>
+        </w:rPr>
+        <w:t xml:space="preserve"> (prowizje, płatności).</w:t>
+      </w:r>
+    </w:p>
+    <w:p>
+      <w:pPr>
+        <w:pStyle w:val="naglowek2"/>
+        <w:rPr>
+          <w:rStyle w:val="naglowek2Znak"/>
+          <w:b/>
+          <w:bCs/>
+        </w:rPr>
+      </w:pPr>
+      <w:r>
+        <w:rPr>
+          <w:rStyle w:val="naglowek2Znak"/>
+          <w:b/>
+          <w:bCs/>
+        </w:rPr>
+        <w:lastRenderedPageBreak/>
+        <w:t>4.1.2 Opisy wybranych przypadków użycia</w:t>
+      </w:r>
+    </w:p>
+    <w:p>
+      <w:pPr>
+        <w:pStyle w:val="Pogrubienie1"/>
+        <w:pBdr>
+          <w:bottom w:val="single" w:sz="6" w:space="1" w:color="auto"/>
+        </w:pBdr>
+        <w:jc w:val="center"/>
+        <w:rPr>
+          <w:rStyle w:val="naglowek2Znak"/>
+          <w:rFonts w:ascii="Times New Roman" w:hAnsi="Times New Roman" w:cs="Times New Roman"/>
+          <w:b/>
+          <w:bCs/>
+          <w:color w:val="auto"/>
+          <w:sz w:val="26"/>
+          <w:szCs w:val="26"/>
+        </w:rPr>
+      </w:pPr>
+      <w:bookmarkStart w:id="17" w:name="_Toc228974300"/>
+      <w:r>
+        <w:rPr>
+          <w:rStyle w:val="naglowek2Znak"/>
+          <w:rFonts w:ascii="Times New Roman" w:hAnsi="Times New Roman" w:cs="Times New Roman"/>
+          <w:b/>
+          <w:bCs/>
+          <w:color w:val="auto"/>
+          <w:sz w:val="26"/>
+          <w:szCs w:val="26"/>
+        </w:rPr>
+        <w:t xml:space="preserve">Tworzenie i publikacja </w:t>
+      </w:r>
+      <w:proofErr w:type="spellStart"/>
+      <w:r>
+        <w:rPr>
+          <w:rStyle w:val="naglowek2Znak"/>
+          <w:rFonts w:ascii="Times New Roman" w:hAnsi="Times New Roman" w:cs="Times New Roman"/>
+          <w:b/>
+          <w:bCs/>
+          <w:color w:val="auto"/>
+          <w:sz w:val="26"/>
+          <w:szCs w:val="26"/>
+        </w:rPr>
+        <w:t>dopowieści</w:t>
+      </w:r>
+      <w:bookmarkEnd w:id="17"/>
+      <w:proofErr w:type="spellEnd"/>
+    </w:p>
+    <w:p>
+      <w:pPr>
+        <w:pStyle w:val="Akapitzlist"/>
+        <w:numPr>
+          <w:ilvl w:val="1"/>
+          <w:numId w:val="11"/>
+        </w:numPr>
+        <w:rPr>
+          <w:rFonts w:ascii="Times New Roman" w:hAnsi="Times New Roman" w:cs="Times New Roman"/>
+        </w:rPr>
+      </w:pPr>
+      <w:r>
+        <w:rPr>
+          <w:rFonts w:ascii="Times New Roman" w:hAnsi="Times New Roman" w:cs="Times New Roman"/>
+        </w:rPr>
+        <w:t>Uczestnicy : Użytkownik</w:t>
+      </w:r>
+    </w:p>
+    <w:p>
+      <w:pPr>
+        <w:pStyle w:val="Akapitzlist"/>
+        <w:numPr>
+          <w:ilvl w:val="1"/>
+          <w:numId w:val="11"/>
+        </w:numPr>
+        <w:rPr>
+          <w:rFonts w:ascii="Times New Roman" w:hAnsi="Times New Roman" w:cs="Times New Roman"/>
+        </w:rPr>
+      </w:pPr>
+      <w:r>
+        <w:rPr>
+          <w:rFonts w:ascii="Times New Roman" w:hAnsi="Times New Roman" w:cs="Times New Roman"/>
+        </w:rPr>
+        <w:t>Podstawowy ciąg zdarzeń</w:t>
+      </w:r>
+    </w:p>
+    <w:p>
+      <w:pPr>
+        <w:pStyle w:val="Akapitzlist"/>
+        <w:numPr>
+          <w:ilvl w:val="2"/>
+          <w:numId w:val="11"/>
+        </w:numPr>
+        <w:rPr>
+          <w:rFonts w:ascii="Times New Roman" w:hAnsi="Times New Roman" w:cs="Times New Roman"/>
+        </w:rPr>
+      </w:pPr>
+      <w:r>
+        <w:rPr>
+          <w:rFonts w:ascii="Times New Roman" w:hAnsi="Times New Roman" w:cs="Times New Roman"/>
+        </w:rPr>
+        <w:t xml:space="preserve">System wyświetla formularz tworzenia nowej </w:t>
+      </w:r>
+      <w:proofErr w:type="spellStart"/>
+      <w:r>
+        <w:rPr>
+          <w:rFonts w:ascii="Times New Roman" w:hAnsi="Times New Roman" w:cs="Times New Roman"/>
+        </w:rPr>
+        <w:t>dopowieści</w:t>
+      </w:r>
+      <w:proofErr w:type="spellEnd"/>
+      <w:r>
+        <w:rPr>
+          <w:rFonts w:ascii="Times New Roman" w:hAnsi="Times New Roman" w:cs="Times New Roman"/>
+        </w:rPr>
+        <w:t xml:space="preserve">, </w:t>
+      </w:r>
+    </w:p>
+    <w:p>
+      <w:pPr>
+        <w:pStyle w:val="Akapitzlist"/>
+        <w:numPr>
+          <w:ilvl w:val="2"/>
+          <w:numId w:val="11"/>
+        </w:numPr>
+        <w:rPr>
+          <w:rFonts w:ascii="Times New Roman" w:hAnsi="Times New Roman" w:cs="Times New Roman"/>
+        </w:rPr>
+      </w:pPr>
+      <w:r>
+        <w:rPr>
+          <w:rFonts w:ascii="Times New Roman" w:hAnsi="Times New Roman" w:cs="Times New Roman"/>
+        </w:rPr>
+        <w:t xml:space="preserve">Użytkownik wpisuje tytuł pracy, wybiera serię mangową z listy rozwijanej (przypadek użycia: przeglądanie i wyszukiwanie serii mangowych oraz </w:t>
+      </w:r>
+      <w:proofErr w:type="spellStart"/>
+      <w:r>
+        <w:rPr>
+          <w:rFonts w:ascii="Times New Roman" w:hAnsi="Times New Roman" w:cs="Times New Roman"/>
+        </w:rPr>
+        <w:t>dopowieści</w:t>
+      </w:r>
+      <w:proofErr w:type="spellEnd"/>
+      <w:r>
+        <w:rPr>
+          <w:rFonts w:ascii="Times New Roman" w:hAnsi="Times New Roman" w:cs="Times New Roman"/>
+        </w:rPr>
+        <w:t>), wybiera typ treści (</w:t>
+      </w:r>
+      <w:proofErr w:type="spellStart"/>
+      <w:r>
+        <w:rPr>
+          <w:rFonts w:ascii="Times New Roman" w:hAnsi="Times New Roman" w:cs="Times New Roman"/>
+        </w:rPr>
+        <w:t>backstory</w:t>
+      </w:r>
+      <w:proofErr w:type="spellEnd"/>
+      <w:r>
+        <w:rPr>
+          <w:rFonts w:ascii="Times New Roman" w:hAnsi="Times New Roman" w:cs="Times New Roman"/>
+        </w:rPr>
+        <w:t xml:space="preserve">, </w:t>
+      </w:r>
+      <w:proofErr w:type="spellStart"/>
+      <w:r>
+        <w:rPr>
+          <w:rFonts w:ascii="Times New Roman" w:hAnsi="Times New Roman" w:cs="Times New Roman"/>
+        </w:rPr>
+        <w:t>filler</w:t>
+      </w:r>
+      <w:proofErr w:type="spellEnd"/>
+      <w:r>
+        <w:rPr>
+          <w:rFonts w:ascii="Times New Roman" w:hAnsi="Times New Roman" w:cs="Times New Roman"/>
+        </w:rPr>
+        <w:t xml:space="preserve">, </w:t>
+      </w:r>
+      <w:proofErr w:type="spellStart"/>
+      <w:r>
+        <w:rPr>
+          <w:rFonts w:ascii="Times New Roman" w:hAnsi="Times New Roman" w:cs="Times New Roman"/>
+        </w:rPr>
+        <w:t>side</w:t>
+      </w:r>
+      <w:proofErr w:type="spellEnd"/>
+      <w:r>
+        <w:rPr>
+          <w:rFonts w:ascii="Times New Roman" w:hAnsi="Times New Roman" w:cs="Times New Roman"/>
+        </w:rPr>
+        <w:t xml:space="preserve"> story, alternatywne zakończenie, fan-art, </w:t>
+      </w:r>
+      <w:proofErr w:type="spellStart"/>
+      <w:r>
+        <w:rPr>
+          <w:rFonts w:ascii="Times New Roman" w:hAnsi="Times New Roman" w:cs="Times New Roman"/>
+        </w:rPr>
+        <w:t>crossover</w:t>
+      </w:r>
+      <w:proofErr w:type="spellEnd"/>
+      <w:r>
+        <w:rPr>
+          <w:rFonts w:ascii="Times New Roman" w:hAnsi="Times New Roman" w:cs="Times New Roman"/>
+        </w:rPr>
+        <w:t xml:space="preserve">), zaznacza postacie których dotyczy praca i dodaje </w:t>
+      </w:r>
+      <w:proofErr w:type="spellStart"/>
+      <w:r>
+        <w:rPr>
+          <w:rFonts w:ascii="Times New Roman" w:hAnsi="Times New Roman" w:cs="Times New Roman"/>
+        </w:rPr>
+        <w:t>tagi</w:t>
+      </w:r>
+      <w:proofErr w:type="spellEnd"/>
+      <w:r>
+        <w:rPr>
+          <w:rFonts w:ascii="Times New Roman" w:hAnsi="Times New Roman" w:cs="Times New Roman"/>
+        </w:rPr>
+        <w:t xml:space="preserve">, </w:t>
+      </w:r>
+    </w:p>
+    <w:p>
+      <w:pPr>
+        <w:pStyle w:val="Akapitzlist"/>
+        <w:numPr>
+          <w:ilvl w:val="2"/>
+          <w:numId w:val="11"/>
+        </w:numPr>
+        <w:rPr>
+          <w:rFonts w:ascii="Times New Roman" w:hAnsi="Times New Roman" w:cs="Times New Roman"/>
+        </w:rPr>
+      </w:pPr>
+      <w:r>
+        <w:rPr>
+          <w:rFonts w:ascii="Times New Roman" w:hAnsi="Times New Roman" w:cs="Times New Roman"/>
+        </w:rPr>
+        <w:t xml:space="preserve">Użytkownik pisze treść w edytorze, opcjonalnie dodaje ilustracje (przeciągając pliki w formacie PNG/JPG, do 10 MB), </w:t>
+      </w:r>
+    </w:p>
+    <w:p>
+      <w:pPr>
+        <w:pStyle w:val="Akapitzlist"/>
+        <w:numPr>
+          <w:ilvl w:val="2"/>
+          <w:numId w:val="11"/>
+        </w:numPr>
+        <w:rPr>
+          <w:rFonts w:ascii="Times New Roman" w:hAnsi="Times New Roman" w:cs="Times New Roman"/>
+        </w:rPr>
+      </w:pPr>
+      <w:r>
+        <w:rPr>
+          <w:rFonts w:ascii="Times New Roman" w:hAnsi="Times New Roman" w:cs="Times New Roman"/>
+        </w:rPr>
+        <w:t xml:space="preserve">Użytkownik klika przycisk „Wyślij do moderacji", </w:t>
+      </w:r>
+    </w:p>
+    <w:p>
+      <w:pPr>
+        <w:pStyle w:val="Akapitzlist"/>
+        <w:numPr>
+          <w:ilvl w:val="2"/>
+          <w:numId w:val="11"/>
+        </w:numPr>
+        <w:rPr>
+          <w:rFonts w:ascii="Times New Roman" w:hAnsi="Times New Roman" w:cs="Times New Roman"/>
+        </w:rPr>
+      </w:pPr>
+      <w:r>
+        <w:rPr>
+          <w:rFonts w:ascii="Times New Roman" w:hAnsi="Times New Roman" w:cs="Times New Roman"/>
+        </w:rPr>
+        <w:t xml:space="preserve">System weryfikuje kompletność i poprawność danych  </w:t>
+      </w:r>
+    </w:p>
+    <w:p>
+      <w:pPr>
+        <w:pStyle w:val="Akapitzlist"/>
+        <w:numPr>
+          <w:ilvl w:val="2"/>
+          <w:numId w:val="11"/>
+        </w:numPr>
+        <w:rPr>
+          <w:rFonts w:ascii="Times New Roman" w:hAnsi="Times New Roman" w:cs="Times New Roman"/>
+        </w:rPr>
+      </w:pPr>
+      <w:r>
+        <w:rPr>
+          <w:rFonts w:ascii="Times New Roman" w:hAnsi="Times New Roman" w:cs="Times New Roman"/>
+        </w:rPr>
+        <w:t>System zapisuje pracę ze statusem „oczekuje na moderację",</w:t>
+      </w:r>
+    </w:p>
+    <w:p>
+      <w:pPr>
+        <w:pStyle w:val="Akapitzlist"/>
+        <w:numPr>
+          <w:ilvl w:val="2"/>
+          <w:numId w:val="11"/>
+        </w:numPr>
+        <w:rPr>
+          <w:rFonts w:ascii="Times New Roman" w:hAnsi="Times New Roman" w:cs="Times New Roman"/>
+        </w:rPr>
+      </w:pPr>
+      <w:r>
+        <w:rPr>
+          <w:rFonts w:ascii="Times New Roman" w:hAnsi="Times New Roman" w:cs="Times New Roman"/>
+        </w:rPr>
+        <w:t>System informuje użytkownika o przesłaniu pracy wyświetlając komunikat</w:t>
+      </w:r>
+      <w:r>
+        <w:rPr>
+          <w:rFonts w:ascii="Times New Roman" w:hAnsi="Times New Roman" w:cs="Times New Roman"/>
+        </w:rPr>
+        <w:t xml:space="preserve"> </w:t>
+      </w:r>
+      <w:r>
+        <w:rPr>
+          <w:rFonts w:ascii="Times New Roman" w:hAnsi="Times New Roman" w:cs="Times New Roman"/>
+        </w:rPr>
+        <w:t>„Twoja praca została przesłana do moderacji".</w:t>
+      </w:r>
+    </w:p>
+    <w:p>
+      <w:pPr>
+        <w:pStyle w:val="Akapitzlist"/>
+        <w:numPr>
+          <w:ilvl w:val="1"/>
+          <w:numId w:val="11"/>
+        </w:numPr>
+        <w:rPr>
+          <w:rFonts w:ascii="Times New Roman" w:hAnsi="Times New Roman" w:cs="Times New Roman"/>
+        </w:rPr>
+      </w:pPr>
+      <w:r>
+        <w:rPr>
+          <w:rFonts w:ascii="Times New Roman" w:hAnsi="Times New Roman" w:cs="Times New Roman"/>
+        </w:rPr>
+        <w:t xml:space="preserve">Alternatywne ciągi zdarzeń </w:t>
+      </w:r>
+    </w:p>
+    <w:p>
+      <w:pPr>
+        <w:pStyle w:val="Akapitzlist"/>
+        <w:numPr>
+          <w:ilvl w:val="2"/>
+          <w:numId w:val="11"/>
+        </w:numPr>
+        <w:rPr>
+          <w:rFonts w:ascii="Times New Roman" w:hAnsi="Times New Roman" w:cs="Times New Roman"/>
+        </w:rPr>
+      </w:pPr>
+      <w:r>
+        <w:rPr>
+          <w:rFonts w:ascii="Times New Roman" w:hAnsi="Times New Roman" w:cs="Times New Roman"/>
+        </w:rPr>
+        <w:t>System stwierdza niekompletność danych (np. brak tytułu lub niewybrana seria)</w:t>
+      </w:r>
+    </w:p>
+    <w:p>
+      <w:pPr>
+        <w:pStyle w:val="Akapitzlist"/>
+        <w:numPr>
+          <w:ilvl w:val="3"/>
+          <w:numId w:val="11"/>
+        </w:numPr>
+        <w:rPr>
+          <w:rFonts w:ascii="Times New Roman" w:hAnsi="Times New Roman" w:cs="Times New Roman"/>
+        </w:rPr>
+      </w:pPr>
+      <w:r>
+        <w:rPr>
+          <w:rFonts w:ascii="Times New Roman" w:hAnsi="Times New Roman" w:cs="Times New Roman"/>
+        </w:rPr>
+        <w:t xml:space="preserve">System ponownie wyświetla formularz z podświetlonymi polami, w których stwierdzono braki, </w:t>
+      </w:r>
+    </w:p>
+    <w:p>
+      <w:pPr>
+        <w:pStyle w:val="Akapitzlist"/>
+        <w:numPr>
+          <w:ilvl w:val="2"/>
+          <w:numId w:val="11"/>
+        </w:numPr>
+        <w:rPr>
+          <w:rFonts w:ascii="Times New Roman" w:hAnsi="Times New Roman" w:cs="Times New Roman"/>
+        </w:rPr>
+      </w:pPr>
+      <w:r>
+        <w:rPr>
+          <w:rFonts w:ascii="Times New Roman" w:hAnsi="Times New Roman" w:cs="Times New Roman"/>
+        </w:rPr>
+        <w:t xml:space="preserve">Przesłany plik graficzny przekracza dopuszczalny rozmiar (10 MB) </w:t>
+      </w:r>
+    </w:p>
+    <w:p>
+      <w:pPr>
+        <w:pStyle w:val="Akapitzlist"/>
+        <w:numPr>
+          <w:ilvl w:val="3"/>
+          <w:numId w:val="11"/>
+        </w:numPr>
+        <w:rPr>
+          <w:rFonts w:ascii="Times New Roman" w:hAnsi="Times New Roman" w:cs="Times New Roman"/>
+        </w:rPr>
+      </w:pPr>
+      <w:r>
+        <w:rPr>
+          <w:rFonts w:ascii="Times New Roman" w:hAnsi="Times New Roman" w:cs="Times New Roman"/>
+        </w:rPr>
+        <w:t>System wyświetla komunikat „Plik jest za duży. Maksymalny rozmiar to 10 MB" i nie dodaje pliku</w:t>
+      </w:r>
+    </w:p>
+    <w:p>
+      <w:pPr>
+        <w:pStyle w:val="Akapitzlist"/>
+        <w:numPr>
+          <w:ilvl w:val="1"/>
+          <w:numId w:val="11"/>
+        </w:numPr>
+        <w:rPr>
+          <w:rFonts w:ascii="Times New Roman" w:hAnsi="Times New Roman" w:cs="Times New Roman"/>
+        </w:rPr>
+      </w:pPr>
+      <w:r>
+        <w:rPr>
+          <w:rFonts w:ascii="Times New Roman" w:hAnsi="Times New Roman" w:cs="Times New Roman"/>
+        </w:rPr>
+        <w:t xml:space="preserve">Zależności czasowe </w:t>
+      </w:r>
+    </w:p>
+    <w:p>
+      <w:pPr>
+        <w:pStyle w:val="Akapitzlist"/>
+        <w:numPr>
+          <w:ilvl w:val="2"/>
+          <w:numId w:val="11"/>
+        </w:numPr>
+        <w:rPr>
+          <w:rFonts w:ascii="Times New Roman" w:hAnsi="Times New Roman" w:cs="Times New Roman"/>
+        </w:rPr>
+      </w:pPr>
+      <w:r>
+        <w:rPr>
+          <w:rFonts w:ascii="Times New Roman" w:hAnsi="Times New Roman" w:cs="Times New Roman"/>
+        </w:rPr>
+        <w:t xml:space="preserve"> częstotliwość wykonania: ~30–80 razy dziennie </w:t>
+      </w:r>
+    </w:p>
+    <w:p>
+      <w:pPr>
+        <w:pStyle w:val="Akapitzlist"/>
+        <w:numPr>
+          <w:ilvl w:val="2"/>
+          <w:numId w:val="11"/>
+        </w:numPr>
+        <w:rPr>
+          <w:rFonts w:ascii="Times New Roman" w:hAnsi="Times New Roman" w:cs="Times New Roman"/>
+        </w:rPr>
+      </w:pPr>
+      <w:r>
+        <w:rPr>
+          <w:rFonts w:ascii="Times New Roman" w:hAnsi="Times New Roman" w:cs="Times New Roman"/>
+        </w:rPr>
+        <w:t xml:space="preserve"> przewidywane spiętrzenia: w weekendy i w trakcie trwania konkursów (do 200 prac dziennie) </w:t>
+      </w:r>
+    </w:p>
+    <w:p>
+      <w:pPr>
+        <w:pStyle w:val="Akapitzlist"/>
+        <w:numPr>
+          <w:ilvl w:val="2"/>
+          <w:numId w:val="11"/>
+        </w:numPr>
+        <w:rPr>
+          <w:rFonts w:ascii="Times New Roman" w:hAnsi="Times New Roman" w:cs="Times New Roman"/>
+        </w:rPr>
+      </w:pPr>
+      <w:r>
+        <w:rPr>
+          <w:rFonts w:ascii="Times New Roman" w:hAnsi="Times New Roman" w:cs="Times New Roman"/>
+        </w:rPr>
+        <w:t xml:space="preserve">typowy czas realizacji: ~20–60 min. (w zależności od długości pracy) </w:t>
+      </w:r>
+    </w:p>
+    <w:p>
+      <w:pPr>
+        <w:pStyle w:val="Akapitzlist"/>
+        <w:numPr>
+          <w:ilvl w:val="2"/>
+          <w:numId w:val="11"/>
+        </w:numPr>
+        <w:rPr>
+          <w:rFonts w:ascii="Times New Roman" w:hAnsi="Times New Roman" w:cs="Times New Roman"/>
+        </w:rPr>
+      </w:pPr>
+      <w:r>
+        <w:rPr>
+          <w:rFonts w:ascii="Times New Roman" w:hAnsi="Times New Roman" w:cs="Times New Roman"/>
+        </w:rPr>
+        <w:t>maksymalny czas realizacji: nieokreślony (jeśli użytkownik zapisuje szkic i wraca do niego po kilku dniach)</w:t>
+      </w:r>
+    </w:p>
+    <w:p>
+      <w:pPr>
+        <w:pStyle w:val="Akapitzlist"/>
+        <w:numPr>
+          <w:ilvl w:val="1"/>
+          <w:numId w:val="11"/>
+        </w:numPr>
+        <w:rPr>
+          <w:rFonts w:ascii="Times New Roman" w:hAnsi="Times New Roman" w:cs="Times New Roman"/>
+        </w:rPr>
+      </w:pPr>
+      <w:r>
+        <w:rPr>
+          <w:rFonts w:ascii="Times New Roman" w:hAnsi="Times New Roman" w:cs="Times New Roman"/>
+        </w:rPr>
+        <w:t xml:space="preserve">Wartości uzyskiwane przez aktorów po zakończeniu przypadku użycia </w:t>
+      </w:r>
+    </w:p>
+    <w:p>
+      <w:pPr>
+        <w:pStyle w:val="Akapitzlist"/>
+        <w:numPr>
+          <w:ilvl w:val="2"/>
+          <w:numId w:val="11"/>
+        </w:numPr>
+        <w:rPr>
+          <w:rFonts w:ascii="Times New Roman" w:hAnsi="Times New Roman" w:cs="Times New Roman"/>
+        </w:rPr>
+      </w:pPr>
+      <w:r>
+        <w:rPr>
+          <w:rFonts w:ascii="Times New Roman" w:hAnsi="Times New Roman" w:cs="Times New Roman"/>
+        </w:rPr>
+        <w:t xml:space="preserve">komunikat informujący o powodzeniu przesłania pracy do moderacji, </w:t>
+      </w:r>
+    </w:p>
+    <w:p>
+      <w:pPr>
+        <w:pStyle w:val="Akapitzlist"/>
+        <w:numPr>
+          <w:ilvl w:val="2"/>
+          <w:numId w:val="11"/>
+        </w:numPr>
+        <w:rPr>
+          <w:rFonts w:ascii="Times New Roman" w:hAnsi="Times New Roman" w:cs="Times New Roman"/>
+        </w:rPr>
+      </w:pPr>
+      <w:r>
+        <w:rPr>
+          <w:rFonts w:ascii="Times New Roman" w:hAnsi="Times New Roman" w:cs="Times New Roman"/>
+        </w:rPr>
+        <w:t>wpis w rejestrze treści ze statusem „oczekuje na moderację",</w:t>
+      </w:r>
+    </w:p>
+    <w:p>
+      <w:pPr>
+        <w:pStyle w:val="Akapitzlist"/>
+        <w:numPr>
+          <w:ilvl w:val="2"/>
+          <w:numId w:val="11"/>
+        </w:numPr>
+        <w:rPr>
+          <w:rFonts w:ascii="Times New Roman" w:hAnsi="Times New Roman" w:cs="Times New Roman"/>
+        </w:rPr>
+      </w:pPr>
+      <w:r>
+        <w:rPr>
+          <w:rFonts w:ascii="Times New Roman" w:hAnsi="Times New Roman" w:cs="Times New Roman"/>
+        </w:rPr>
+        <w:t xml:space="preserve">po zaakceptowaniu przez moderatora </w:t>
+      </w:r>
+      <w:r>
+        <w:rPr>
+          <w:rFonts w:ascii="Times New Roman" w:hAnsi="Times New Roman" w:cs="Times New Roman"/>
+        </w:rPr>
+        <w:t>-</w:t>
+      </w:r>
+      <w:r>
+        <w:rPr>
+          <w:rFonts w:ascii="Times New Roman" w:hAnsi="Times New Roman" w:cs="Times New Roman"/>
+        </w:rPr>
+        <w:t xml:space="preserve"> opublikowana praca widoczna na stronie serii i w profilu autora, zbierająca oceny i komentarze.</w:t>
+      </w:r>
+    </w:p>
+    <w:p>
+      <w:pPr>
+        <w:rPr>
+          <w:rFonts w:ascii="Times New Roman" w:hAnsi="Times New Roman" w:cs="Times New Roman"/>
+        </w:rPr>
+      </w:pPr>
+    </w:p>
+    <w:p>
+      <w:pPr>
+        <w:pBdr>
+          <w:bottom w:val="single" w:sz="6" w:space="1" w:color="auto"/>
+        </w:pBdr>
+        <w:jc w:val="center"/>
+        <w:rPr>
+          <w:rFonts w:ascii="Times New Roman" w:hAnsi="Times New Roman" w:cs="Times New Roman"/>
+          <w:b/>
+          <w:bCs/>
+          <w:sz w:val="26"/>
+          <w:szCs w:val="26"/>
+        </w:rPr>
+      </w:pPr>
+      <w:r>
+        <w:rPr>
+          <w:rFonts w:ascii="Times New Roman" w:hAnsi="Times New Roman" w:cs="Times New Roman"/>
+          <w:b/>
+          <w:bCs/>
+          <w:sz w:val="26"/>
+          <w:szCs w:val="26"/>
+        </w:rPr>
+        <w:t xml:space="preserve">Moderacja </w:t>
+      </w:r>
+      <w:proofErr w:type="spellStart"/>
+      <w:r>
+        <w:rPr>
+          <w:rFonts w:ascii="Times New Roman" w:hAnsi="Times New Roman" w:cs="Times New Roman"/>
+          <w:b/>
+          <w:bCs/>
+          <w:sz w:val="26"/>
+          <w:szCs w:val="26"/>
+        </w:rPr>
+        <w:t>dopowieści</w:t>
+      </w:r>
+      <w:proofErr w:type="spellEnd"/>
+    </w:p>
+    <w:p>
+      <w:pPr>
+        <w:rPr>
+          <w:rFonts w:ascii="Times New Roman" w:hAnsi="Times New Roman" w:cs="Times New Roman"/>
+        </w:rPr>
+      </w:pPr>
+    </w:p>
+    <w:p>
+      <w:pPr>
+        <w:pStyle w:val="Akapitzlist"/>
+        <w:numPr>
+          <w:ilvl w:val="0"/>
+          <w:numId w:val="12"/>
+        </w:numPr>
+        <w:rPr>
+          <w:rFonts w:ascii="Times New Roman" w:hAnsi="Times New Roman" w:cs="Times New Roman"/>
+        </w:rPr>
+      </w:pPr>
+      <w:r>
+        <w:rPr>
+          <w:rFonts w:ascii="Times New Roman" w:hAnsi="Times New Roman" w:cs="Times New Roman"/>
+        </w:rPr>
+        <w:t>Uczestniczący aktorzy</w:t>
+      </w:r>
+      <w:r>
+        <w:rPr>
+          <w:rFonts w:ascii="Times New Roman" w:hAnsi="Times New Roman" w:cs="Times New Roman"/>
+        </w:rPr>
+        <w:t xml:space="preserve"> : </w:t>
+      </w:r>
+      <w:r>
+        <w:rPr>
+          <w:rFonts w:ascii="Times New Roman" w:hAnsi="Times New Roman" w:cs="Times New Roman"/>
+        </w:rPr>
+        <w:t>Moderator</w:t>
+      </w:r>
+    </w:p>
+    <w:p>
+      <w:pPr>
+        <w:pStyle w:val="Akapitzlist"/>
+        <w:numPr>
+          <w:ilvl w:val="0"/>
+          <w:numId w:val="12"/>
+        </w:numPr>
+        <w:rPr>
+          <w:rFonts w:ascii="Times New Roman" w:hAnsi="Times New Roman" w:cs="Times New Roman"/>
+        </w:rPr>
+      </w:pPr>
+      <w:r>
+        <w:rPr>
+          <w:rFonts w:ascii="Times New Roman" w:hAnsi="Times New Roman" w:cs="Times New Roman"/>
+        </w:rPr>
+        <w:t>Podstawowy ciąg zdarzeń</w:t>
+      </w:r>
+    </w:p>
+    <w:p>
+      <w:pPr>
+        <w:pStyle w:val="Akapitzlist"/>
+        <w:numPr>
+          <w:ilvl w:val="1"/>
+          <w:numId w:val="12"/>
+        </w:numPr>
+        <w:rPr>
+          <w:rFonts w:ascii="Times New Roman" w:hAnsi="Times New Roman" w:cs="Times New Roman"/>
+        </w:rPr>
+      </w:pPr>
+      <w:r>
+        <w:rPr>
+          <w:rFonts w:ascii="Times New Roman" w:hAnsi="Times New Roman" w:cs="Times New Roman"/>
+        </w:rPr>
+        <w:t>System wyświetla listę prac oczekujących na zatwierdzenie w panelu „Kolejka moderacji", posortowaną od najstarszych zgłoszeń,</w:t>
+      </w:r>
+    </w:p>
+    <w:p>
+      <w:pPr>
+        <w:pStyle w:val="Akapitzlist"/>
+        <w:numPr>
+          <w:ilvl w:val="1"/>
+          <w:numId w:val="12"/>
+        </w:numPr>
+        <w:rPr>
+          <w:rFonts w:ascii="Times New Roman" w:hAnsi="Times New Roman" w:cs="Times New Roman"/>
+        </w:rPr>
+      </w:pPr>
+      <w:r>
+        <w:rPr>
+          <w:rFonts w:ascii="Times New Roman" w:hAnsi="Times New Roman" w:cs="Times New Roman"/>
+        </w:rPr>
+        <w:t>Moderator wybiera pracę do przeglądu,</w:t>
+      </w:r>
+    </w:p>
+    <w:p>
+      <w:pPr>
+        <w:pStyle w:val="Akapitzlist"/>
+        <w:numPr>
+          <w:ilvl w:val="1"/>
+          <w:numId w:val="12"/>
+        </w:numPr>
+        <w:rPr>
+          <w:rFonts w:ascii="Times New Roman" w:hAnsi="Times New Roman" w:cs="Times New Roman"/>
+        </w:rPr>
+      </w:pPr>
+      <w:r>
+        <w:rPr>
+          <w:rFonts w:ascii="Times New Roman" w:hAnsi="Times New Roman" w:cs="Times New Roman"/>
+        </w:rPr>
+        <w:t>System wyświetla pełną treść pracy wraz z informacjami (autor, seria, typ treści, data przesłania, załączone ilustracje),</w:t>
+      </w:r>
+    </w:p>
+    <w:p>
+      <w:pPr>
+        <w:pStyle w:val="Akapitzlist"/>
+        <w:numPr>
+          <w:ilvl w:val="1"/>
+          <w:numId w:val="12"/>
+        </w:numPr>
+        <w:rPr>
+          <w:rFonts w:ascii="Times New Roman" w:hAnsi="Times New Roman" w:cs="Times New Roman"/>
+        </w:rPr>
+      </w:pPr>
+      <w:r>
+        <w:rPr>
+          <w:rFonts w:ascii="Times New Roman" w:hAnsi="Times New Roman" w:cs="Times New Roman"/>
+        </w:rPr>
+        <w:t xml:space="preserve">Moderator czyta pracę i sprawdza ją </w:t>
+      </w:r>
+    </w:p>
+    <w:p>
+      <w:pPr>
+        <w:pStyle w:val="Akapitzlist"/>
+        <w:numPr>
+          <w:ilvl w:val="1"/>
+          <w:numId w:val="12"/>
+        </w:numPr>
+        <w:rPr>
+          <w:rFonts w:ascii="Times New Roman" w:hAnsi="Times New Roman" w:cs="Times New Roman"/>
+        </w:rPr>
+      </w:pPr>
+      <w:r>
+        <w:rPr>
+          <w:rFonts w:ascii="Times New Roman" w:hAnsi="Times New Roman" w:cs="Times New Roman"/>
+        </w:rPr>
+        <w:t xml:space="preserve">Moderator </w:t>
+      </w:r>
+      <w:r>
+        <w:rPr>
+          <w:rFonts w:ascii="Times New Roman" w:hAnsi="Times New Roman" w:cs="Times New Roman"/>
+        </w:rPr>
+        <w:t xml:space="preserve">akceptuje </w:t>
+      </w:r>
+      <w:proofErr w:type="spellStart"/>
+      <w:r>
+        <w:rPr>
+          <w:rFonts w:ascii="Times New Roman" w:hAnsi="Times New Roman" w:cs="Times New Roman"/>
+        </w:rPr>
+        <w:t>fanfiction</w:t>
+      </w:r>
+      <w:proofErr w:type="spellEnd"/>
+    </w:p>
+    <w:p>
+      <w:pPr>
+        <w:pStyle w:val="Akapitzlist"/>
+        <w:numPr>
+          <w:ilvl w:val="1"/>
+          <w:numId w:val="12"/>
+        </w:numPr>
+        <w:rPr>
+          <w:rFonts w:ascii="Times New Roman" w:hAnsi="Times New Roman" w:cs="Times New Roman"/>
+        </w:rPr>
+      </w:pPr>
+      <w:r>
+        <w:rPr>
+          <w:rFonts w:ascii="Times New Roman" w:hAnsi="Times New Roman" w:cs="Times New Roman"/>
+        </w:rPr>
+        <w:t>System zmienia status pracy na „opublikowana",</w:t>
+      </w:r>
+    </w:p>
+    <w:p>
+      <w:pPr>
+        <w:pStyle w:val="Akapitzlist"/>
+        <w:numPr>
+          <w:ilvl w:val="1"/>
+          <w:numId w:val="12"/>
+        </w:numPr>
+        <w:rPr>
+          <w:rFonts w:ascii="Times New Roman" w:hAnsi="Times New Roman" w:cs="Times New Roman"/>
+        </w:rPr>
+      </w:pPr>
+      <w:r>
+        <w:rPr>
+          <w:rFonts w:ascii="Times New Roman" w:hAnsi="Times New Roman" w:cs="Times New Roman"/>
+        </w:rPr>
+        <w:lastRenderedPageBreak/>
+        <w:t>System wysyła autorowi powiadomienie „Twoja praca została zaakceptowana i opublikowana",</w:t>
+      </w:r>
+    </w:p>
+    <w:p>
+      <w:pPr>
+        <w:pStyle w:val="Akapitzlist"/>
+        <w:numPr>
+          <w:ilvl w:val="1"/>
+          <w:numId w:val="12"/>
+        </w:numPr>
+        <w:rPr>
+          <w:rFonts w:ascii="Times New Roman" w:hAnsi="Times New Roman" w:cs="Times New Roman"/>
+        </w:rPr>
+      </w:pPr>
+      <w:r>
+        <w:rPr>
+          <w:rFonts w:ascii="Times New Roman" w:hAnsi="Times New Roman" w:cs="Times New Roman"/>
+        </w:rPr>
+        <w:t>System informuje moderatora komunikatem „Praca została zaakceptowana" i wyświetla kolejną pozycję z kolejki.</w:t>
+      </w:r>
+    </w:p>
+    <w:p>
+      <w:pPr>
+        <w:pStyle w:val="Akapitzlist"/>
+        <w:numPr>
+          <w:ilvl w:val="0"/>
+          <w:numId w:val="12"/>
+        </w:numPr>
+        <w:rPr>
+          <w:rFonts w:ascii="Times New Roman" w:hAnsi="Times New Roman" w:cs="Times New Roman"/>
+        </w:rPr>
+      </w:pPr>
+      <w:r>
+        <w:rPr>
+          <w:rFonts w:ascii="Times New Roman" w:hAnsi="Times New Roman" w:cs="Times New Roman"/>
+        </w:rPr>
+        <w:t>Alternatywne ciągi zdarzeń</w:t>
+      </w:r>
+    </w:p>
+    <w:p>
+      <w:pPr>
+        <w:pStyle w:val="Akapitzlist"/>
+        <w:numPr>
+          <w:ilvl w:val="1"/>
+          <w:numId w:val="12"/>
+        </w:numPr>
+        <w:rPr>
+          <w:rFonts w:ascii="Times New Roman" w:hAnsi="Times New Roman" w:cs="Times New Roman"/>
+        </w:rPr>
+      </w:pPr>
+      <w:r>
+        <w:rPr>
+          <w:rFonts w:ascii="Times New Roman" w:hAnsi="Times New Roman" w:cs="Times New Roman"/>
+        </w:rPr>
+        <w:t xml:space="preserve"> Moderator odrzuca pracę</w:t>
+      </w:r>
+    </w:p>
+    <w:p>
+      <w:pPr>
+        <w:pStyle w:val="Akapitzlist"/>
+        <w:numPr>
+          <w:ilvl w:val="2"/>
+          <w:numId w:val="12"/>
+        </w:numPr>
+        <w:rPr>
+          <w:rFonts w:ascii="Times New Roman" w:hAnsi="Times New Roman" w:cs="Times New Roman"/>
+        </w:rPr>
+      </w:pPr>
+      <w:r>
+        <w:rPr>
+          <w:rFonts w:ascii="Times New Roman" w:hAnsi="Times New Roman" w:cs="Times New Roman"/>
+        </w:rPr>
+        <w:t>Moderator klika przycisk „Odrzuć",</w:t>
+      </w:r>
+    </w:p>
+    <w:p>
+      <w:pPr>
+        <w:pStyle w:val="Akapitzlist"/>
+        <w:numPr>
+          <w:ilvl w:val="2"/>
+          <w:numId w:val="12"/>
+        </w:numPr>
+        <w:rPr>
+          <w:rFonts w:ascii="Times New Roman" w:hAnsi="Times New Roman" w:cs="Times New Roman"/>
+        </w:rPr>
+      </w:pPr>
+      <w:r>
+        <w:rPr>
+          <w:rFonts w:ascii="Times New Roman" w:hAnsi="Times New Roman" w:cs="Times New Roman"/>
+        </w:rPr>
+        <w:t>System wyświetla okno dialogowe z polem tekstowym „Podaj powód odrzucenia",</w:t>
+      </w:r>
+    </w:p>
+    <w:p>
+      <w:pPr>
+        <w:pStyle w:val="Akapitzlist"/>
+        <w:numPr>
+          <w:ilvl w:val="2"/>
+          <w:numId w:val="12"/>
+        </w:numPr>
+        <w:rPr>
+          <w:rFonts w:ascii="Times New Roman" w:hAnsi="Times New Roman" w:cs="Times New Roman"/>
+        </w:rPr>
+      </w:pPr>
+      <w:r>
+        <w:rPr>
+          <w:rFonts w:ascii="Times New Roman" w:hAnsi="Times New Roman" w:cs="Times New Roman"/>
+        </w:rPr>
+        <w:t>Moderator wpisuje powód (np. „Treść niezgodna z przypisaną serią")</w:t>
+      </w:r>
+      <w:r>
+        <w:rPr>
+          <w:rFonts w:ascii="Times New Roman" w:hAnsi="Times New Roman" w:cs="Times New Roman"/>
+        </w:rPr>
+        <w:t xml:space="preserve"> </w:t>
+      </w:r>
+      <w:r>
+        <w:rPr>
+          <w:rFonts w:ascii="Times New Roman" w:hAnsi="Times New Roman" w:cs="Times New Roman"/>
+        </w:rPr>
+        <w:t>i potwierdza,</w:t>
+      </w:r>
+    </w:p>
+    <w:p>
+      <w:pPr>
+        <w:pStyle w:val="Akapitzlist"/>
+        <w:numPr>
+          <w:ilvl w:val="2"/>
+          <w:numId w:val="12"/>
+        </w:numPr>
+        <w:rPr>
+          <w:rFonts w:ascii="Times New Roman" w:hAnsi="Times New Roman" w:cs="Times New Roman"/>
+        </w:rPr>
+      </w:pPr>
+      <w:r>
+        <w:rPr>
+          <w:rFonts w:ascii="Times New Roman" w:hAnsi="Times New Roman" w:cs="Times New Roman"/>
+        </w:rPr>
+        <w:t xml:space="preserve"> System zmienia status pracy na „odrzucona" i wysyła autorowi</w:t>
+      </w:r>
+      <w:r>
+        <w:rPr>
+          <w:rFonts w:ascii="Times New Roman" w:hAnsi="Times New Roman" w:cs="Times New Roman"/>
+        </w:rPr>
+        <w:t xml:space="preserve"> </w:t>
+      </w:r>
+      <w:r>
+        <w:rPr>
+          <w:rFonts w:ascii="Times New Roman" w:hAnsi="Times New Roman" w:cs="Times New Roman"/>
+        </w:rPr>
+        <w:t>powiadomienie z podanym powodem,</w:t>
+      </w:r>
+    </w:p>
+    <w:p>
+      <w:pPr>
+        <w:pStyle w:val="Akapitzlist"/>
+        <w:numPr>
+          <w:ilvl w:val="2"/>
+          <w:numId w:val="12"/>
+        </w:numPr>
+        <w:rPr>
+          <w:rFonts w:ascii="Times New Roman" w:hAnsi="Times New Roman" w:cs="Times New Roman"/>
+        </w:rPr>
+      </w:pPr>
+      <w:r>
+        <w:rPr>
+          <w:rFonts w:ascii="Times New Roman" w:hAnsi="Times New Roman" w:cs="Times New Roman"/>
+        </w:rPr>
+        <w:t>Autor może poprawić pracę i przesłać ją ponownie do moderacji,</w:t>
+      </w:r>
+    </w:p>
+    <w:p>
+      <w:pPr>
+        <w:pStyle w:val="Akapitzlist"/>
+        <w:numPr>
+          <w:ilvl w:val="1"/>
+          <w:numId w:val="12"/>
+        </w:numPr>
+        <w:rPr>
+          <w:rFonts w:ascii="Times New Roman" w:hAnsi="Times New Roman" w:cs="Times New Roman"/>
+        </w:rPr>
+      </w:pPr>
+      <w:r>
+        <w:rPr>
+          <w:rFonts w:ascii="Times New Roman" w:hAnsi="Times New Roman" w:cs="Times New Roman"/>
+        </w:rPr>
+        <w:t>Kolejka moderacji jest pusta</w:t>
+      </w:r>
+    </w:p>
+    <w:p>
+      <w:pPr>
+        <w:pStyle w:val="Akapitzlist"/>
+        <w:numPr>
+          <w:ilvl w:val="2"/>
+          <w:numId w:val="12"/>
+        </w:numPr>
+        <w:rPr>
+          <w:rFonts w:ascii="Times New Roman" w:hAnsi="Times New Roman" w:cs="Times New Roman"/>
+        </w:rPr>
+      </w:pPr>
+      <w:r>
+        <w:rPr>
+          <w:rFonts w:ascii="Times New Roman" w:hAnsi="Times New Roman" w:cs="Times New Roman"/>
+        </w:rPr>
+        <w:t>System wyświetla komunikat „Brak prac oczekujących na moderację",</w:t>
+      </w:r>
+    </w:p>
+    <w:p>
+      <w:pPr>
+        <w:pStyle w:val="Akapitzlist"/>
+        <w:numPr>
+          <w:ilvl w:val="0"/>
+          <w:numId w:val="12"/>
+        </w:numPr>
+        <w:rPr>
+          <w:rFonts w:ascii="Times New Roman" w:hAnsi="Times New Roman" w:cs="Times New Roman"/>
+        </w:rPr>
+      </w:pPr>
+      <w:r>
+        <w:rPr>
+          <w:rFonts w:ascii="Times New Roman" w:hAnsi="Times New Roman" w:cs="Times New Roman"/>
+        </w:rPr>
+        <w:t>Zależności czasowe</w:t>
+      </w:r>
+    </w:p>
+    <w:p>
+      <w:pPr>
+        <w:pStyle w:val="Akapitzlist"/>
+        <w:numPr>
+          <w:ilvl w:val="1"/>
+          <w:numId w:val="12"/>
+        </w:numPr>
+        <w:rPr>
+          <w:rFonts w:ascii="Times New Roman" w:hAnsi="Times New Roman" w:cs="Times New Roman"/>
+        </w:rPr>
+      </w:pPr>
+      <w:r>
+        <w:rPr>
+          <w:rFonts w:ascii="Times New Roman" w:hAnsi="Times New Roman" w:cs="Times New Roman"/>
+        </w:rPr>
+        <w:t>częstotliwość wykonania: ~30–80 moderacji dziennie (tyle ile wpływa</w:t>
+      </w:r>
+      <w:r>
+        <w:rPr>
+          <w:rFonts w:ascii="Times New Roman" w:hAnsi="Times New Roman" w:cs="Times New Roman"/>
+        </w:rPr>
+        <w:t xml:space="preserve"> </w:t>
+      </w:r>
+      <w:r>
+        <w:rPr>
+          <w:rFonts w:ascii="Times New Roman" w:hAnsi="Times New Roman" w:cs="Times New Roman"/>
+        </w:rPr>
+        <w:t>nowych prac)</w:t>
+      </w:r>
+    </w:p>
+    <w:p>
+      <w:pPr>
+        <w:pStyle w:val="Akapitzlist"/>
+        <w:numPr>
+          <w:ilvl w:val="1"/>
+          <w:numId w:val="12"/>
+        </w:numPr>
+        <w:rPr>
+          <w:rFonts w:ascii="Times New Roman" w:hAnsi="Times New Roman" w:cs="Times New Roman"/>
+        </w:rPr>
+      </w:pPr>
+      <w:r>
+        <w:rPr>
+          <w:rFonts w:ascii="Times New Roman" w:hAnsi="Times New Roman" w:cs="Times New Roman"/>
+        </w:rPr>
+        <w:t>przewidywane spiętrzenia: w trakcie trwania konkursów i po weekendach</w:t>
+      </w:r>
+    </w:p>
+    <w:p>
+      <w:pPr>
+        <w:pStyle w:val="Akapitzlist"/>
+        <w:numPr>
+          <w:ilvl w:val="1"/>
+          <w:numId w:val="12"/>
+        </w:numPr>
+        <w:rPr>
+          <w:rFonts w:ascii="Times New Roman" w:hAnsi="Times New Roman" w:cs="Times New Roman"/>
+        </w:rPr>
+      </w:pPr>
+      <w:r>
+        <w:rPr>
+          <w:rFonts w:ascii="Times New Roman" w:hAnsi="Times New Roman" w:cs="Times New Roman"/>
+        </w:rPr>
+        <w:t>typowy czas realizacji: ~5–15 min. na jedną pracę (krótka forma)</w:t>
+      </w:r>
+    </w:p>
+    <w:p>
+      <w:pPr>
+        <w:pStyle w:val="Akapitzlist"/>
+        <w:numPr>
+          <w:ilvl w:val="1"/>
+          <w:numId w:val="12"/>
+        </w:numPr>
+        <w:rPr>
+          <w:rFonts w:ascii="Times New Roman" w:hAnsi="Times New Roman" w:cs="Times New Roman"/>
+        </w:rPr>
+      </w:pPr>
+      <w:r>
+        <w:rPr>
+          <w:rFonts w:ascii="Times New Roman" w:hAnsi="Times New Roman" w:cs="Times New Roman"/>
+        </w:rPr>
+        <w:t>maksymalny czas realizacji: ~30–45 min. (długa forma, powyżej 20 stron)</w:t>
+      </w:r>
+    </w:p>
+    <w:p>
+      <w:pPr>
+        <w:pStyle w:val="Akapitzlist"/>
+        <w:numPr>
+          <w:ilvl w:val="0"/>
+          <w:numId w:val="12"/>
+        </w:numPr>
+        <w:rPr>
+          <w:rFonts w:ascii="Times New Roman" w:hAnsi="Times New Roman" w:cs="Times New Roman"/>
+        </w:rPr>
+      </w:pPr>
+      <w:r>
+        <w:rPr>
+          <w:rFonts w:ascii="Times New Roman" w:hAnsi="Times New Roman" w:cs="Times New Roman"/>
+        </w:rPr>
+        <w:t>Wartości uzyskiwane przez aktorów po zakończeniu przypadku użycia</w:t>
+      </w:r>
+    </w:p>
+    <w:p>
+      <w:pPr>
+        <w:pStyle w:val="Akapitzlist"/>
+        <w:numPr>
+          <w:ilvl w:val="1"/>
+          <w:numId w:val="12"/>
+        </w:numPr>
+        <w:rPr>
+          <w:rFonts w:ascii="Times New Roman" w:hAnsi="Times New Roman" w:cs="Times New Roman"/>
+        </w:rPr>
+      </w:pPr>
+      <w:r>
+        <w:rPr>
+          <w:rFonts w:ascii="Times New Roman" w:hAnsi="Times New Roman" w:cs="Times New Roman"/>
+        </w:rPr>
+        <w:t>komunikat informujący o powodzeniu operacji (akceptacja lub odrzucenie),</w:t>
+      </w:r>
+    </w:p>
+    <w:p>
+      <w:pPr>
+        <w:pStyle w:val="Akapitzlist"/>
+        <w:numPr>
+          <w:ilvl w:val="1"/>
+          <w:numId w:val="12"/>
+        </w:numPr>
+        <w:rPr>
+          <w:rFonts w:ascii="Times New Roman" w:hAnsi="Times New Roman" w:cs="Times New Roman"/>
+        </w:rPr>
+      </w:pPr>
+      <w:r>
+        <w:rPr>
+          <w:rFonts w:ascii="Times New Roman" w:hAnsi="Times New Roman" w:cs="Times New Roman"/>
+        </w:rPr>
+        <w:t xml:space="preserve">zmiana statusu pracy w rejestrze </w:t>
+      </w:r>
+      <w:proofErr w:type="spellStart"/>
+      <w:r>
+        <w:rPr>
+          <w:rFonts w:ascii="Times New Roman" w:hAnsi="Times New Roman" w:cs="Times New Roman"/>
+        </w:rPr>
+        <w:t>treści,w</w:t>
+      </w:r>
+      <w:proofErr w:type="spellEnd"/>
+      <w:r>
+        <w:rPr>
+          <w:rFonts w:ascii="Times New Roman" w:hAnsi="Times New Roman" w:cs="Times New Roman"/>
+        </w:rPr>
+        <w:t xml:space="preserve"> przypadku akceptacji </w:t>
+      </w:r>
+      <w:r>
+        <w:rPr>
+          <w:rFonts w:ascii="Times New Roman" w:hAnsi="Times New Roman" w:cs="Times New Roman"/>
+        </w:rPr>
+        <w:t>-</w:t>
+      </w:r>
+      <w:r>
+        <w:rPr>
+          <w:rFonts w:ascii="Times New Roman" w:hAnsi="Times New Roman" w:cs="Times New Roman"/>
+        </w:rPr>
+        <w:t xml:space="preserve"> praca jest widoczna publicznie na stronie serii</w:t>
+      </w:r>
+      <w:r>
+        <w:rPr>
+          <w:rFonts w:ascii="Times New Roman" w:hAnsi="Times New Roman" w:cs="Times New Roman"/>
+        </w:rPr>
+        <w:t xml:space="preserve"> </w:t>
+      </w:r>
+      <w:r>
+        <w:rPr>
+          <w:rFonts w:ascii="Times New Roman" w:hAnsi="Times New Roman" w:cs="Times New Roman"/>
+        </w:rPr>
+        <w:t>i w profilu autora,</w:t>
+      </w:r>
+    </w:p>
+    <w:p>
+      <w:pPr>
+        <w:pStyle w:val="Akapitzlist"/>
+        <w:numPr>
+          <w:ilvl w:val="1"/>
+          <w:numId w:val="12"/>
+        </w:numPr>
+        <w:rPr>
+          <w:rFonts w:ascii="Times New Roman" w:hAnsi="Times New Roman" w:cs="Times New Roman"/>
+        </w:rPr>
+      </w:pPr>
+      <w:r>
+        <w:rPr>
+          <w:rFonts w:ascii="Times New Roman" w:hAnsi="Times New Roman" w:cs="Times New Roman"/>
+        </w:rPr>
+        <w:t xml:space="preserve">w przypadku odrzucenia </w:t>
+      </w:r>
+      <w:r>
+        <w:rPr>
+          <w:rFonts w:ascii="Times New Roman" w:hAnsi="Times New Roman" w:cs="Times New Roman"/>
+        </w:rPr>
+        <w:t>-</w:t>
+      </w:r>
+      <w:r>
+        <w:rPr>
+          <w:rFonts w:ascii="Times New Roman" w:hAnsi="Times New Roman" w:cs="Times New Roman"/>
+        </w:rPr>
+        <w:t xml:space="preserve"> autor otrzymuje informację zwrotną pozwalającą</w:t>
+      </w:r>
+      <w:r>
+        <w:rPr>
+          <w:rFonts w:ascii="Times New Roman" w:hAnsi="Times New Roman" w:cs="Times New Roman"/>
+        </w:rPr>
+        <w:t xml:space="preserve"> </w:t>
+      </w:r>
+      <w:r>
+        <w:rPr>
+          <w:rFonts w:ascii="Times New Roman" w:hAnsi="Times New Roman" w:cs="Times New Roman"/>
+        </w:rPr>
+        <w:t>poprawić pracę.</w:t>
+      </w:r>
+    </w:p>
+    <w:p>
+      <w:pPr>
+        <w:pBdr>
+          <w:bottom w:val="single" w:sz="6" w:space="1" w:color="auto"/>
+        </w:pBdr>
+        <w:jc w:val="center"/>
+        <w:rPr>
+          <w:rFonts w:ascii="Times New Roman" w:hAnsi="Times New Roman" w:cs="Times New Roman"/>
+          <w:b/>
+          <w:bCs/>
+          <w:sz w:val="26"/>
+          <w:szCs w:val="26"/>
+        </w:rPr>
+      </w:pPr>
+      <w:r>
+        <w:rPr>
+          <w:rFonts w:ascii="Times New Roman" w:hAnsi="Times New Roman" w:cs="Times New Roman"/>
+          <w:b/>
+          <w:bCs/>
+          <w:sz w:val="26"/>
+          <w:szCs w:val="26"/>
+        </w:rPr>
+        <w:t>Wysłanie oferty współpracy</w:t>
+      </w:r>
+    </w:p>
+    <w:p>
+      <w:pPr>
+        <w:rPr>
+          <w:rFonts w:ascii="Times New Roman" w:hAnsi="Times New Roman" w:cs="Times New Roman"/>
+          <w:b/>
+          <w:bCs/>
+          <w:sz w:val="26"/>
+          <w:szCs w:val="26"/>
+        </w:rPr>
+      </w:pPr>
+    </w:p>
+    <w:p>
+      <w:pPr>
+        <w:numPr>
+          <w:ilvl w:val="0"/>
+          <w:numId w:val="13"/>
+        </w:numPr>
+        <w:rPr>
+          <w:rFonts w:ascii="Times New Roman" w:hAnsi="Times New Roman" w:cs="Times New Roman"/>
+        </w:rPr>
+      </w:pPr>
+      <w:r>
+        <w:rPr>
+          <w:rFonts w:ascii="Times New Roman" w:hAnsi="Times New Roman" w:cs="Times New Roman"/>
+        </w:rPr>
+        <w:t xml:space="preserve">Uczestniczący aktorzy </w:t>
+      </w:r>
+      <w:r>
+        <w:rPr>
+          <w:rFonts w:ascii="Times New Roman" w:hAnsi="Times New Roman" w:cs="Times New Roman"/>
+        </w:rPr>
+        <w:t xml:space="preserve">: </w:t>
+      </w:r>
+      <w:proofErr w:type="spellStart"/>
+      <w:r>
+        <w:rPr>
+          <w:rFonts w:ascii="Times New Roman" w:hAnsi="Times New Roman" w:cs="Times New Roman"/>
+        </w:rPr>
+        <w:t>Mangaka</w:t>
+      </w:r>
+      <w:proofErr w:type="spellEnd"/>
+    </w:p>
+    <w:p>
+      <w:pPr>
+        <w:numPr>
+          <w:ilvl w:val="0"/>
+          <w:numId w:val="13"/>
+        </w:numPr>
+        <w:rPr>
+          <w:rFonts w:ascii="Times New Roman" w:hAnsi="Times New Roman" w:cs="Times New Roman"/>
+        </w:rPr>
+      </w:pPr>
+      <w:r>
+        <w:rPr>
+          <w:rFonts w:ascii="Times New Roman" w:hAnsi="Times New Roman" w:cs="Times New Roman"/>
+        </w:rPr>
+        <w:t>Podstawowy ciąg zdarzeń</w:t>
+      </w:r>
+    </w:p>
+    <w:p>
+      <w:pPr>
+        <w:numPr>
+          <w:ilvl w:val="1"/>
+          <w:numId w:val="13"/>
+        </w:numPr>
+        <w:rPr>
+          <w:rFonts w:ascii="Times New Roman" w:hAnsi="Times New Roman" w:cs="Times New Roman"/>
+        </w:rPr>
+      </w:pPr>
+      <w:r>
+        <w:rPr>
+          <w:rFonts w:ascii="Times New Roman" w:hAnsi="Times New Roman" w:cs="Times New Roman"/>
+        </w:rPr>
+        <w:t xml:space="preserve"> </w:t>
+      </w:r>
+      <w:proofErr w:type="spellStart"/>
+      <w:r>
+        <w:rPr>
+          <w:rFonts w:ascii="Times New Roman" w:hAnsi="Times New Roman" w:cs="Times New Roman"/>
+        </w:rPr>
+        <w:t>Mangaka</w:t>
+      </w:r>
+      <w:proofErr w:type="spellEnd"/>
+      <w:r>
+        <w:rPr>
+          <w:rFonts w:ascii="Times New Roman" w:hAnsi="Times New Roman" w:cs="Times New Roman"/>
+        </w:rPr>
+        <w:t xml:space="preserve"> przegląda </w:t>
+      </w:r>
+      <w:proofErr w:type="spellStart"/>
+      <w:r>
+        <w:rPr>
+          <w:rFonts w:ascii="Times New Roman" w:hAnsi="Times New Roman" w:cs="Times New Roman"/>
+        </w:rPr>
+        <w:t>dopowieści</w:t>
+      </w:r>
+      <w:proofErr w:type="spellEnd"/>
+      <w:r>
+        <w:rPr>
+          <w:rFonts w:ascii="Times New Roman" w:hAnsi="Times New Roman" w:cs="Times New Roman"/>
+        </w:rPr>
+        <w:t xml:space="preserve"> powiązane ze swoją serią mangową, </w:t>
+      </w:r>
+    </w:p>
+    <w:p>
+      <w:pPr>
+        <w:numPr>
+          <w:ilvl w:val="1"/>
+          <w:numId w:val="13"/>
+        </w:numPr>
+        <w:rPr>
+          <w:rFonts w:ascii="Times New Roman" w:hAnsi="Times New Roman" w:cs="Times New Roman"/>
+        </w:rPr>
+      </w:pPr>
+      <w:proofErr w:type="spellStart"/>
+      <w:r>
+        <w:rPr>
+          <w:rFonts w:ascii="Times New Roman" w:hAnsi="Times New Roman" w:cs="Times New Roman"/>
+        </w:rPr>
+        <w:t>Mangaka</w:t>
+      </w:r>
+      <w:proofErr w:type="spellEnd"/>
+      <w:r>
+        <w:rPr>
+          <w:rFonts w:ascii="Times New Roman" w:hAnsi="Times New Roman" w:cs="Times New Roman"/>
+        </w:rPr>
+        <w:t xml:space="preserve"> otwiera profil wybranego twórcy </w:t>
+      </w:r>
+      <w:proofErr w:type="spellStart"/>
+      <w:r>
+        <w:rPr>
+          <w:rFonts w:ascii="Times New Roman" w:hAnsi="Times New Roman" w:cs="Times New Roman"/>
+        </w:rPr>
+        <w:t>fanowskiego</w:t>
+      </w:r>
+      <w:proofErr w:type="spellEnd"/>
+      <w:r>
+        <w:rPr>
+          <w:rFonts w:ascii="Times New Roman" w:hAnsi="Times New Roman" w:cs="Times New Roman"/>
+        </w:rPr>
+        <w:t xml:space="preserve"> i klika przycisk „Zaproponuj</w:t>
+      </w:r>
+      <w:r>
+        <w:rPr>
+          <w:rFonts w:ascii="Times New Roman" w:hAnsi="Times New Roman" w:cs="Times New Roman"/>
+        </w:rPr>
+        <w:t xml:space="preserve"> </w:t>
+      </w:r>
+      <w:r>
+        <w:rPr>
+          <w:rFonts w:ascii="Times New Roman" w:hAnsi="Times New Roman" w:cs="Times New Roman"/>
+        </w:rPr>
+        <w:t xml:space="preserve">współpracę", </w:t>
+      </w:r>
+    </w:p>
+    <w:p>
+      <w:pPr>
+        <w:numPr>
+          <w:ilvl w:val="1"/>
+          <w:numId w:val="13"/>
+        </w:numPr>
+        <w:rPr>
+          <w:rFonts w:ascii="Times New Roman" w:hAnsi="Times New Roman" w:cs="Times New Roman"/>
+        </w:rPr>
+      </w:pPr>
+      <w:r>
+        <w:rPr>
+          <w:rFonts w:ascii="Times New Roman" w:hAnsi="Times New Roman" w:cs="Times New Roman"/>
+        </w:rPr>
+        <w:t xml:space="preserve">System wyświetla formularz oferty współpracy z polami: opis zlecenia, typ pracy (scenariusz, ilustracje, historia poboczna itp.), proponowane wynagrodzenie (PLN), termin realizacji, </w:t>
+      </w:r>
+    </w:p>
+    <w:p>
+      <w:pPr>
+        <w:numPr>
+          <w:ilvl w:val="1"/>
+          <w:numId w:val="13"/>
+        </w:numPr>
+        <w:rPr>
+          <w:rFonts w:ascii="Times New Roman" w:hAnsi="Times New Roman" w:cs="Times New Roman"/>
+        </w:rPr>
+      </w:pPr>
+      <w:proofErr w:type="spellStart"/>
+      <w:r>
+        <w:rPr>
+          <w:rFonts w:ascii="Times New Roman" w:hAnsi="Times New Roman" w:cs="Times New Roman"/>
+        </w:rPr>
+        <w:t>Mangaka</w:t>
+      </w:r>
+      <w:proofErr w:type="spellEnd"/>
+      <w:r>
+        <w:rPr>
+          <w:rFonts w:ascii="Times New Roman" w:hAnsi="Times New Roman" w:cs="Times New Roman"/>
+        </w:rPr>
+        <w:t xml:space="preserve"> wypełnia formularz i klika „Wyślij ofertę", </w:t>
+      </w:r>
+    </w:p>
+    <w:p>
+      <w:pPr>
+        <w:numPr>
+          <w:ilvl w:val="1"/>
+          <w:numId w:val="13"/>
+        </w:numPr>
+        <w:rPr>
+          <w:rFonts w:ascii="Times New Roman" w:hAnsi="Times New Roman" w:cs="Times New Roman"/>
+        </w:rPr>
+      </w:pPr>
+      <w:r>
+        <w:rPr>
+          <w:rFonts w:ascii="Times New Roman" w:hAnsi="Times New Roman" w:cs="Times New Roman"/>
+        </w:rPr>
+        <w:t xml:space="preserve">System weryfikuje kompletność danych (czy opis nie jest pusty, czy podano wynagrodzenie i termin), </w:t>
+      </w:r>
+    </w:p>
+    <w:p>
+      <w:pPr>
+        <w:numPr>
+          <w:ilvl w:val="1"/>
+          <w:numId w:val="13"/>
+        </w:numPr>
+        <w:rPr>
+          <w:rFonts w:ascii="Times New Roman" w:hAnsi="Times New Roman" w:cs="Times New Roman"/>
+        </w:rPr>
+      </w:pPr>
+      <w:r>
+        <w:rPr>
+          <w:rFonts w:ascii="Times New Roman" w:hAnsi="Times New Roman" w:cs="Times New Roman"/>
+        </w:rPr>
+        <w:t>System zapisuje ofertę ze statusem „oczekująca",</w:t>
+      </w:r>
+    </w:p>
+    <w:p>
+      <w:pPr>
+        <w:numPr>
+          <w:ilvl w:val="1"/>
+          <w:numId w:val="13"/>
+        </w:numPr>
+        <w:rPr>
+          <w:rFonts w:ascii="Times New Roman" w:hAnsi="Times New Roman" w:cs="Times New Roman"/>
+        </w:rPr>
+      </w:pPr>
+      <w:r>
+        <w:rPr>
+          <w:rFonts w:ascii="Times New Roman" w:hAnsi="Times New Roman" w:cs="Times New Roman"/>
+        </w:rPr>
+        <w:t>System wysyła użytkownikowi powiadomienie o otrzymaniu oferty współpracy,</w:t>
+      </w:r>
+    </w:p>
+    <w:p>
+      <w:pPr>
+        <w:numPr>
+          <w:ilvl w:val="1"/>
+          <w:numId w:val="13"/>
+        </w:numPr>
+        <w:rPr>
+          <w:rFonts w:ascii="Times New Roman" w:hAnsi="Times New Roman" w:cs="Times New Roman"/>
+        </w:rPr>
+      </w:pPr>
+      <w:r>
+        <w:rPr>
+          <w:rFonts w:ascii="Times New Roman" w:hAnsi="Times New Roman" w:cs="Times New Roman"/>
+        </w:rPr>
+        <w:t xml:space="preserve">System informuje </w:t>
+      </w:r>
+      <w:proofErr w:type="spellStart"/>
+      <w:r>
+        <w:rPr>
+          <w:rFonts w:ascii="Times New Roman" w:hAnsi="Times New Roman" w:cs="Times New Roman"/>
+        </w:rPr>
+        <w:t>mangakę</w:t>
+      </w:r>
+      <w:proofErr w:type="spellEnd"/>
+      <w:r>
+        <w:rPr>
+          <w:rFonts w:ascii="Times New Roman" w:hAnsi="Times New Roman" w:cs="Times New Roman"/>
+        </w:rPr>
+        <w:t xml:space="preserve"> komunikatem „Oferta została wysłana".</w:t>
+      </w:r>
+    </w:p>
+    <w:p>
+      <w:pPr>
+        <w:numPr>
+          <w:ilvl w:val="0"/>
+          <w:numId w:val="13"/>
+        </w:numPr>
+        <w:rPr>
+          <w:rFonts w:ascii="Times New Roman" w:hAnsi="Times New Roman" w:cs="Times New Roman"/>
+        </w:rPr>
+      </w:pPr>
+      <w:r>
+        <w:rPr>
+          <w:rFonts w:ascii="Times New Roman" w:hAnsi="Times New Roman" w:cs="Times New Roman"/>
+        </w:rPr>
+        <w:t>Alternatywne ciągi zdarzeń</w:t>
+      </w:r>
+    </w:p>
+    <w:p>
+      <w:pPr>
+        <w:numPr>
+          <w:ilvl w:val="1"/>
+          <w:numId w:val="13"/>
+        </w:numPr>
+        <w:rPr>
+          <w:rFonts w:ascii="Times New Roman" w:hAnsi="Times New Roman" w:cs="Times New Roman"/>
+        </w:rPr>
+      </w:pPr>
+      <w:r>
+        <w:rPr>
+          <w:rFonts w:ascii="Times New Roman" w:hAnsi="Times New Roman" w:cs="Times New Roman"/>
+        </w:rPr>
+        <w:t>System stwierdza niekompletność danych (np. brak opisu zlecenia lub terminu)</w:t>
+      </w:r>
+    </w:p>
+    <w:p>
+      <w:pPr>
+        <w:numPr>
+          <w:ilvl w:val="2"/>
+          <w:numId w:val="13"/>
+        </w:numPr>
+        <w:rPr>
+          <w:rFonts w:ascii="Times New Roman" w:hAnsi="Times New Roman" w:cs="Times New Roman"/>
+        </w:rPr>
+      </w:pPr>
+      <w:r>
+        <w:rPr>
+          <w:rFonts w:ascii="Times New Roman" w:hAnsi="Times New Roman" w:cs="Times New Roman"/>
+        </w:rPr>
+        <w:t xml:space="preserve">System ponownie wyświetla formularz z podświetlonymi polami wymagającymi uzupełnienia, </w:t>
+      </w:r>
+    </w:p>
+    <w:p>
+      <w:pPr>
+        <w:numPr>
+          <w:ilvl w:val="1"/>
+          <w:numId w:val="13"/>
+        </w:numPr>
+        <w:rPr>
+          <w:rFonts w:ascii="Times New Roman" w:hAnsi="Times New Roman" w:cs="Times New Roman"/>
+        </w:rPr>
+      </w:pPr>
+      <w:r>
+        <w:rPr>
+          <w:rFonts w:ascii="Times New Roman" w:hAnsi="Times New Roman" w:cs="Times New Roman"/>
+        </w:rPr>
+        <w:t xml:space="preserve">Użytkownik odrzuca ofertę </w:t>
+      </w:r>
+    </w:p>
+    <w:p>
+      <w:pPr>
+        <w:numPr>
+          <w:ilvl w:val="2"/>
+          <w:numId w:val="13"/>
+        </w:numPr>
+        <w:rPr>
+          <w:rFonts w:ascii="Times New Roman" w:hAnsi="Times New Roman" w:cs="Times New Roman"/>
+        </w:rPr>
+      </w:pPr>
+      <w:r>
+        <w:rPr>
+          <w:rFonts w:ascii="Times New Roman" w:hAnsi="Times New Roman" w:cs="Times New Roman"/>
+        </w:rPr>
+        <w:t xml:space="preserve"> System zmienia status oferty na „odrzucona" i powiadamia </w:t>
+      </w:r>
+      <w:proofErr w:type="spellStart"/>
+      <w:r>
+        <w:rPr>
+          <w:rFonts w:ascii="Times New Roman" w:hAnsi="Times New Roman" w:cs="Times New Roman"/>
+        </w:rPr>
+        <w:t>mangakę</w:t>
+      </w:r>
+      <w:proofErr w:type="spellEnd"/>
+      <w:r>
+        <w:rPr>
+          <w:rFonts w:ascii="Times New Roman" w:hAnsi="Times New Roman" w:cs="Times New Roman"/>
+        </w:rPr>
+        <w:t xml:space="preserve"> komunikatem „Twoja oferta została odrzucona", </w:t>
+      </w:r>
+    </w:p>
+    <w:p>
+      <w:pPr>
+        <w:numPr>
+          <w:ilvl w:val="1"/>
+          <w:numId w:val="13"/>
+        </w:numPr>
+        <w:rPr>
+          <w:rFonts w:ascii="Times New Roman" w:hAnsi="Times New Roman" w:cs="Times New Roman"/>
+        </w:rPr>
+      </w:pPr>
+      <w:r>
+        <w:rPr>
+          <w:rFonts w:ascii="Times New Roman" w:hAnsi="Times New Roman" w:cs="Times New Roman"/>
+        </w:rPr>
+        <w:lastRenderedPageBreak/>
+        <w:t xml:space="preserve">Użytkownik chce negocjować warunki </w:t>
+      </w:r>
+    </w:p>
+    <w:p>
+      <w:pPr>
+        <w:numPr>
+          <w:ilvl w:val="2"/>
+          <w:numId w:val="13"/>
+        </w:numPr>
+        <w:rPr>
+          <w:rFonts w:ascii="Times New Roman" w:hAnsi="Times New Roman" w:cs="Times New Roman"/>
+        </w:rPr>
+      </w:pPr>
+      <w:r>
+        <w:rPr>
+          <w:rFonts w:ascii="Times New Roman" w:hAnsi="Times New Roman" w:cs="Times New Roman"/>
+        </w:rPr>
+        <w:t xml:space="preserve"> System wyświetla pole tekstowe, w którym użytkownik wpisuje swoje uwagi (np. prośba o wyższe wynagrodzenie lub dłuższy termin),</w:t>
+      </w:r>
+    </w:p>
+    <w:p>
+      <w:pPr>
+        <w:numPr>
+          <w:ilvl w:val="2"/>
+          <w:numId w:val="13"/>
+        </w:numPr>
+        <w:rPr>
+          <w:rFonts w:ascii="Times New Roman" w:hAnsi="Times New Roman" w:cs="Times New Roman"/>
+        </w:rPr>
+      </w:pPr>
+      <w:r>
+        <w:rPr>
+          <w:rFonts w:ascii="Times New Roman" w:hAnsi="Times New Roman" w:cs="Times New Roman"/>
+        </w:rPr>
+        <w:t xml:space="preserve">System przesyła uwagi do </w:t>
+      </w:r>
+      <w:proofErr w:type="spellStart"/>
+      <w:r>
+        <w:rPr>
+          <w:rFonts w:ascii="Times New Roman" w:hAnsi="Times New Roman" w:cs="Times New Roman"/>
+        </w:rPr>
+        <w:t>mangaki</w:t>
+      </w:r>
+      <w:proofErr w:type="spellEnd"/>
+      <w:r>
+        <w:rPr>
+          <w:rFonts w:ascii="Times New Roman" w:hAnsi="Times New Roman" w:cs="Times New Roman"/>
+        </w:rPr>
+        <w:t>, który może zmodyfikować ofertę i wysłać ją ponownie</w:t>
+      </w:r>
+    </w:p>
+    <w:p>
+      <w:pPr>
+        <w:numPr>
+          <w:ilvl w:val="0"/>
+          <w:numId w:val="13"/>
+        </w:numPr>
+        <w:rPr>
+          <w:rFonts w:ascii="Times New Roman" w:hAnsi="Times New Roman" w:cs="Times New Roman"/>
+        </w:rPr>
+      </w:pPr>
+      <w:r>
+        <w:rPr>
+          <w:rFonts w:ascii="Times New Roman" w:hAnsi="Times New Roman" w:cs="Times New Roman"/>
+        </w:rPr>
+        <w:t xml:space="preserve">Zależności czasowe </w:t>
+      </w:r>
+    </w:p>
+    <w:p>
+      <w:pPr>
+        <w:numPr>
+          <w:ilvl w:val="1"/>
+          <w:numId w:val="13"/>
+        </w:numPr>
+        <w:rPr>
+          <w:rFonts w:ascii="Times New Roman" w:hAnsi="Times New Roman" w:cs="Times New Roman"/>
+        </w:rPr>
+      </w:pPr>
+      <w:r>
+        <w:rPr>
+          <w:rFonts w:ascii="Times New Roman" w:hAnsi="Times New Roman" w:cs="Times New Roman"/>
+        </w:rPr>
+        <w:t xml:space="preserve"> częstotliwość wykonania: ~1–</w:t>
+      </w:r>
+      <w:r>
+        <w:rPr>
+          <w:rFonts w:ascii="Times New Roman" w:hAnsi="Times New Roman" w:cs="Times New Roman"/>
+        </w:rPr>
+        <w:t>3</w:t>
+      </w:r>
+      <w:r>
+        <w:rPr>
+          <w:rFonts w:ascii="Times New Roman" w:hAnsi="Times New Roman" w:cs="Times New Roman"/>
+        </w:rPr>
+        <w:t xml:space="preserve"> razy dziennie </w:t>
+      </w:r>
+    </w:p>
+    <w:p>
+      <w:pPr>
+        <w:numPr>
+          <w:ilvl w:val="1"/>
+          <w:numId w:val="13"/>
+        </w:numPr>
+        <w:rPr>
+          <w:rFonts w:ascii="Times New Roman" w:hAnsi="Times New Roman" w:cs="Times New Roman"/>
+        </w:rPr>
+      </w:pPr>
+      <w:r>
+        <w:rPr>
+          <w:rFonts w:ascii="Times New Roman" w:hAnsi="Times New Roman" w:cs="Times New Roman"/>
+        </w:rPr>
+        <w:t>przewidywane spiętrzenia: po zakończeniu konkursów (</w:t>
+      </w:r>
+      <w:proofErr w:type="spellStart"/>
+      <w:r>
+        <w:rPr>
+          <w:rFonts w:ascii="Times New Roman" w:hAnsi="Times New Roman" w:cs="Times New Roman"/>
+        </w:rPr>
+        <w:t>mangacy</w:t>
+      </w:r>
+      <w:proofErr w:type="spellEnd"/>
+      <w:r>
+        <w:rPr>
+          <w:rFonts w:ascii="Times New Roman" w:hAnsi="Times New Roman" w:cs="Times New Roman"/>
+        </w:rPr>
+        <w:t xml:space="preserve"> przeglądają najlepsze prace konkursowe) </w:t>
+      </w:r>
+    </w:p>
+    <w:p>
+      <w:pPr>
+        <w:numPr>
+          <w:ilvl w:val="1"/>
+          <w:numId w:val="13"/>
+        </w:numPr>
+        <w:rPr>
+          <w:rFonts w:ascii="Times New Roman" w:hAnsi="Times New Roman" w:cs="Times New Roman"/>
+        </w:rPr>
+      </w:pPr>
+      <w:r>
+        <w:rPr>
+          <w:rFonts w:ascii="Times New Roman" w:hAnsi="Times New Roman" w:cs="Times New Roman"/>
+        </w:rPr>
+        <w:t>typowy czas realizacji: ~10–15 min. (wypełnienie formularza)</w:t>
+      </w:r>
+    </w:p>
+    <w:p>
+      <w:pPr>
+        <w:numPr>
+          <w:ilvl w:val="1"/>
+          <w:numId w:val="13"/>
+        </w:numPr>
+        <w:rPr>
+          <w:rFonts w:ascii="Times New Roman" w:hAnsi="Times New Roman" w:cs="Times New Roman"/>
+        </w:rPr>
+      </w:pPr>
+      <w:r>
+        <w:rPr>
+          <w:rFonts w:ascii="Times New Roman" w:hAnsi="Times New Roman" w:cs="Times New Roman"/>
+        </w:rPr>
+        <w:t>maksymalny czas realizacji: nieokreślony (negocjacje mogą trwać kilka dni)</w:t>
+      </w:r>
+    </w:p>
+    <w:p>
+      <w:pPr>
+        <w:numPr>
+          <w:ilvl w:val="0"/>
+          <w:numId w:val="13"/>
+        </w:numPr>
+        <w:rPr>
+          <w:rFonts w:ascii="Times New Roman" w:hAnsi="Times New Roman" w:cs="Times New Roman"/>
+        </w:rPr>
+      </w:pPr>
+      <w:r>
+        <w:rPr>
+          <w:rFonts w:ascii="Times New Roman" w:hAnsi="Times New Roman" w:cs="Times New Roman"/>
+        </w:rPr>
+        <w:t xml:space="preserve">Wartości uzyskiwane przez aktorów po zakończeniu przypadku użycia </w:t>
+      </w:r>
+    </w:p>
+    <w:p>
+      <w:pPr>
+        <w:numPr>
+          <w:ilvl w:val="1"/>
+          <w:numId w:val="13"/>
+        </w:numPr>
+        <w:rPr>
+          <w:rFonts w:ascii="Times New Roman" w:hAnsi="Times New Roman" w:cs="Times New Roman"/>
+        </w:rPr>
+      </w:pPr>
+      <w:r>
+        <w:rPr>
+          <w:rFonts w:ascii="Times New Roman" w:hAnsi="Times New Roman" w:cs="Times New Roman"/>
+        </w:rPr>
+        <w:t xml:space="preserve">komunikat informujący o wysłaniu oferty, </w:t>
+      </w:r>
+    </w:p>
+    <w:p>
+      <w:pPr>
+        <w:numPr>
+          <w:ilvl w:val="1"/>
+          <w:numId w:val="13"/>
+        </w:numPr>
+        <w:rPr>
+          <w:rFonts w:ascii="Times New Roman" w:hAnsi="Times New Roman" w:cs="Times New Roman"/>
+        </w:rPr>
+      </w:pPr>
+      <w:r>
+        <w:rPr>
+          <w:rFonts w:ascii="Times New Roman" w:hAnsi="Times New Roman" w:cs="Times New Roman"/>
+        </w:rPr>
+        <w:t xml:space="preserve">wpis w rejestrze ofert współpracy ze statusem „oczekująca", </w:t>
+      </w:r>
+    </w:p>
+    <w:p>
+      <w:pPr>
+        <w:numPr>
+          <w:ilvl w:val="1"/>
+          <w:numId w:val="13"/>
+        </w:numPr>
+      </w:pPr>
+      <w:r>
+        <w:rPr>
+          <w:rFonts w:ascii="Times New Roman" w:hAnsi="Times New Roman" w:cs="Times New Roman"/>
+        </w:rPr>
+        <w:t>po zaakceptowaniu - utworzenie wspólnego panelu projektowego z czatem, sekcją plików i paskiem postępu, dostępnego dla obu stron.</w:t>
+      </w:r>
+    </w:p>
+    <w:p>
+      <w:pPr>
+        <w:pStyle w:val="nagowiek"/>
+      </w:pPr>
+      <w:r>
+        <w:t>5. Perspektywa Projektowa</w:t>
+      </w:r>
+      <w:bookmarkEnd w:id="16"/>
+    </w:p>
+    <w:p>
+      <w:pPr>
+        <w:pStyle w:val="naglowek2"/>
+      </w:pPr>
+      <w:bookmarkStart w:id="18" w:name="_Toc227781610"/>
+      <w:r>
+        <w:t>5.1 Diagram klas</w:t>
+      </w:r>
+      <w:bookmarkEnd w:id="18"/>
+    </w:p>
+    <w:p>
+      <w:pPr>
+        <w:pStyle w:val="naglowek2"/>
+      </w:pPr>
+      <w:bookmarkStart w:id="19" w:name="_Toc227781611"/>
+      <w:r>
+        <w:t>5.2 Wykaz klas</w:t>
+      </w:r>
       <w:bookmarkEnd w:id="19"/>
     </w:p>
     <w:p>
       <w:pPr>
-        <w:pStyle w:val="font-claude-response-body"/>
-      </w:pPr>
-      <w:r>
-        <w:rPr>
-          <w:rStyle w:val="Pogrubienie"/>
-        </w:rPr>
-        <w:t>Manga</w:t>
-      </w:r>
-      <w:r>
-        <w:t xml:space="preserve"> – japoński komiks, czytany od prawej do lewej. Serie mangowe publikowane są w rozdziałach, zwykle w magazynach, a potem zbierane w tomy. Ma swoje gatunki i konwencje, które różnią się od zachodnich komiksów.</w:t>
-      </w:r>
-    </w:p>
-    <w:p>
-      <w:pPr>
-        <w:pStyle w:val="font-claude-response-body"/>
-      </w:pPr>
-      <w:proofErr w:type="spellStart"/>
-      <w:r>
-        <w:rPr>
-          <w:rStyle w:val="Pogrubienie"/>
-        </w:rPr>
-        <w:t>Mangaka</w:t>
-      </w:r>
-      <w:proofErr w:type="spellEnd"/>
-      <w:r>
-        <w:t xml:space="preserve"> – autor mangi, czyli osoba, która tworzy oryginalną serię mangową. W kontekście platformy </w:t>
-      </w:r>
-      <w:proofErr w:type="spellStart"/>
-      <w:r>
-        <w:t>MangaFan</w:t>
-      </w:r>
-      <w:proofErr w:type="spellEnd"/>
-      <w:r>
-        <w:t xml:space="preserve"> to twórca z zweryfikowanym kontem, który zarządza swoimi seriami i może nawiązywać współpracę z fanami.</w:t>
-      </w:r>
-      <w:r>
-        <w:t xml:space="preserve"> Przykłady: </w:t>
-      </w:r>
-      <w:proofErr w:type="spellStart"/>
-      <w:r>
-        <w:t>Masashi</w:t>
-      </w:r>
-      <w:proofErr w:type="spellEnd"/>
-      <w:r>
-        <w:t xml:space="preserve"> </w:t>
-      </w:r>
-      <w:proofErr w:type="spellStart"/>
-      <w:r>
-        <w:t>Kishimoto</w:t>
-      </w:r>
-      <w:proofErr w:type="spellEnd"/>
-      <w:r>
-        <w:t xml:space="preserve"> (</w:t>
-      </w:r>
-      <w:proofErr w:type="spellStart"/>
-      <w:r>
-        <w:t>Naruto</w:t>
-      </w:r>
-      <w:proofErr w:type="spellEnd"/>
-      <w:r>
-        <w:t xml:space="preserve">), </w:t>
-      </w:r>
-      <w:proofErr w:type="spellStart"/>
-      <w:r>
-        <w:t>Eiichirō</w:t>
-      </w:r>
-      <w:proofErr w:type="spellEnd"/>
-      <w:r>
-        <w:t xml:space="preserve"> Oda</w:t>
-      </w:r>
-      <w:r>
-        <w:t xml:space="preserve"> (One Piece)</w:t>
-      </w:r>
-    </w:p>
-    <w:p>
-      <w:pPr>
-        <w:pStyle w:val="font-claude-response-body"/>
-      </w:pPr>
-      <w:proofErr w:type="spellStart"/>
-      <w:r>
-        <w:rPr>
-          <w:rStyle w:val="Pogrubienie"/>
-        </w:rPr>
-        <w:t>Dopowieść</w:t>
-      </w:r>
-      <w:proofErr w:type="spellEnd"/>
-      <w:r>
-        <w:rPr>
-          <w:rStyle w:val="Pogrubienie"/>
-        </w:rPr>
-        <w:t xml:space="preserve"> (fan </w:t>
-      </w:r>
-      <w:proofErr w:type="spellStart"/>
-      <w:r>
-        <w:rPr>
-          <w:rStyle w:val="Pogrubienie"/>
-        </w:rPr>
-        <w:t>fiction</w:t>
-      </w:r>
-      <w:proofErr w:type="spellEnd"/>
-      <w:r>
-        <w:rPr>
-          <w:rStyle w:val="Pogrubienie"/>
-        </w:rPr>
-        <w:t>)</w:t>
-      </w:r>
-      <w:r>
-        <w:t xml:space="preserve"> – treść stworzona przez fana, nawiązująca do istniejącej serii mangowej. Może to być tekst, komiks lub ilustracja. Na platformie </w:t>
-      </w:r>
-      <w:proofErr w:type="spellStart"/>
-      <w:r>
-        <w:t>MangaFan</w:t>
-      </w:r>
-      <w:proofErr w:type="spellEnd"/>
-      <w:r>
-        <w:t xml:space="preserve"> to główny typ treści tworzonych przez użytkowników.</w:t>
-      </w:r>
-    </w:p>
-    <w:p>
-      <w:pPr>
-        <w:pStyle w:val="font-claude-response-body"/>
-      </w:pPr>
-      <w:proofErr w:type="spellStart"/>
-      <w:r>
-        <w:rPr>
-          <w:rStyle w:val="Pogrubienie"/>
-        </w:rPr>
-        <w:t>Backstory</w:t>
-      </w:r>
-      <w:proofErr w:type="spellEnd"/>
-      <w:r>
-        <w:t xml:space="preserve"> – historia opisująca przeszłość postaci, która nie została pokazana w oryginalnej serii. Na przykład dzieciństwo bohatera albo wydarzenia, które miały miejsce przed rozpoczęciem fabuły.</w:t>
-      </w:r>
-    </w:p>
-    <w:p>
-      <w:pPr>
-        <w:pStyle w:val="font-claude-response-body"/>
-      </w:pPr>
-      <w:proofErr w:type="spellStart"/>
-      <w:r>
-        <w:rPr>
-          <w:rStyle w:val="Pogrubienie"/>
-        </w:rPr>
-        <w:t>Filler</w:t>
-      </w:r>
-      <w:proofErr w:type="spellEnd"/>
-      <w:r>
-        <w:t xml:space="preserve"> – treść uzupełniająca luki fabularne w oryginalnej serii. Opisuje wydarzenia, które mogły się wydarzyć między rozdziałami albo w przerwach w akcji, ale nie zostały pokazane przez </w:t>
-      </w:r>
-      <w:proofErr w:type="spellStart"/>
-      <w:r>
-        <w:t>mangakę</w:t>
-      </w:r>
-      <w:proofErr w:type="spellEnd"/>
-      <w:r>
-        <w:t>.</w:t>
-      </w:r>
-    </w:p>
-    <w:p>
-      <w:pPr>
-        <w:pStyle w:val="font-claude-response-body"/>
-      </w:pPr>
-      <w:proofErr w:type="spellStart"/>
-      <w:r>
-        <w:rPr>
-          <w:rStyle w:val="Pogrubienie"/>
-        </w:rPr>
-        <w:t>Side</w:t>
-      </w:r>
-      <w:proofErr w:type="spellEnd"/>
-      <w:r>
-        <w:rPr>
-          <w:rStyle w:val="Pogrubienie"/>
-        </w:rPr>
-        <w:t xml:space="preserve"> story (historia poboczna)</w:t>
-      </w:r>
-      <w:r>
-        <w:t xml:space="preserve"> – opowieść skupiająca się na drugoplanowych postaciach lub wątkach, które w oryginale zostały potraktowane pobieżnie. Rozbudowuje świat przedstawiony, nie zmieniając głównej fabuły.</w:t>
-      </w:r>
-    </w:p>
-    <w:p>
-      <w:pPr>
-        <w:pStyle w:val="font-claude-response-body"/>
-      </w:pPr>
-      <w:proofErr w:type="spellStart"/>
-      <w:r>
-        <w:rPr>
-          <w:rStyle w:val="Pogrubienie"/>
-        </w:rPr>
-        <w:t>Crossover</w:t>
-      </w:r>
-      <w:proofErr w:type="spellEnd"/>
-      <w:r>
-        <w:t xml:space="preserve"> – treść łącząca postacie lub światy z dwóch lub więcej różnych serii mangowych. Na przykład historia, w której bohaterowie z </w:t>
-      </w:r>
-      <w:proofErr w:type="spellStart"/>
-      <w:r>
-        <w:t>Naruto</w:t>
-      </w:r>
-      <w:proofErr w:type="spellEnd"/>
-      <w:r>
-        <w:t xml:space="preserve"> spotykają postacie z One Piece.</w:t>
-      </w:r>
-    </w:p>
-    <w:p>
-      <w:pPr>
-        <w:pStyle w:val="font-claude-response-body"/>
-      </w:pPr>
-      <w:r>
-        <w:rPr>
-          <w:rStyle w:val="Pogrubienie"/>
-        </w:rPr>
-        <w:t>Fan-art</w:t>
-      </w:r>
-      <w:r>
-        <w:t xml:space="preserve"> – oryginalna ilustracja lub projekt graficzny stworzony przez fana, przedstawiający postacie, sceny lub elementy ze świata danej serii mangowej.</w:t>
-      </w:r>
-    </w:p>
-    <w:p>
-      <w:pPr>
-        <w:pStyle w:val="font-claude-response-body"/>
-      </w:pPr>
-      <w:proofErr w:type="spellStart"/>
-      <w:r>
-        <w:rPr>
-          <w:rStyle w:val="Pogrubienie"/>
-        </w:rPr>
-        <w:t>Shōnen</w:t>
-      </w:r>
-      <w:proofErr w:type="spellEnd"/>
-      <w:r>
-        <w:t xml:space="preserve"> – gatunek mangi skierowany głównie do nastoletnich chłopców. Charakteryzuje się dynamiczną akcją, walkami i motywem dążenia do celu. Przykłady: </w:t>
-      </w:r>
-      <w:proofErr w:type="spellStart"/>
-      <w:r>
-        <w:t>Naruto</w:t>
-      </w:r>
-      <w:proofErr w:type="spellEnd"/>
-      <w:r>
-        <w:t>, One Piece, Dragon Ball.</w:t>
-      </w:r>
-    </w:p>
-    <w:p>
-      <w:pPr>
-        <w:pStyle w:val="font-claude-response-body"/>
-      </w:pPr>
-      <w:proofErr w:type="spellStart"/>
-      <w:r>
-        <w:rPr>
-          <w:rStyle w:val="Pogrubienie"/>
-        </w:rPr>
-        <w:t>Shōjo</w:t>
-      </w:r>
-      <w:proofErr w:type="spellEnd"/>
-      <w:r>
-        <w:t xml:space="preserve"> – gatunek mangi skierowany do </w:t>
-      </w:r>
-      <w:proofErr w:type="spellStart"/>
-      <w:r>
-        <w:t>nastoletich</w:t>
-      </w:r>
-      <w:proofErr w:type="spellEnd"/>
-      <w:r>
-        <w:t xml:space="preserve"> dziewcząt. Skupia się na relacjach, emocjach i romansie. Przykłady: </w:t>
-      </w:r>
-      <w:proofErr w:type="spellStart"/>
-      <w:r>
-        <w:t>Lovely</w:t>
-      </w:r>
-      <w:proofErr w:type="spellEnd"/>
-      <w:r>
-        <w:t xml:space="preserve"> </w:t>
-      </w:r>
-      <w:proofErr w:type="spellStart"/>
-      <w:r>
-        <w:t>Complex</w:t>
-      </w:r>
-      <w:proofErr w:type="spellEnd"/>
-      <w:r>
-        <w:t xml:space="preserve">, </w:t>
-      </w:r>
-      <w:proofErr w:type="spellStart"/>
-      <w:r>
-        <w:t>Fruits</w:t>
-      </w:r>
-      <w:proofErr w:type="spellEnd"/>
-      <w:r>
-        <w:t xml:space="preserve"> Basket.</w:t>
-      </w:r>
-    </w:p>
-    <w:p>
-      <w:pPr>
-        <w:pStyle w:val="font-claude-response-body"/>
-      </w:pPr>
-      <w:proofErr w:type="spellStart"/>
-      <w:r>
-        <w:rPr>
-          <w:rStyle w:val="Pogrubienie"/>
-        </w:rPr>
-        <w:lastRenderedPageBreak/>
-        <w:t>Seinen</w:t>
-      </w:r>
-      <w:proofErr w:type="spellEnd"/>
-      <w:r>
-        <w:t xml:space="preserve"> – manga dla dorosłych mężczyzn. Bardziej dojrzałe tematy, złożone fabuły i postacie. Przykłady: Berserk, </w:t>
-      </w:r>
-      <w:proofErr w:type="spellStart"/>
-      <w:r>
-        <w:t>Vagabond</w:t>
-      </w:r>
-      <w:proofErr w:type="spellEnd"/>
-      <w:r>
-        <w:t xml:space="preserve">, </w:t>
-      </w:r>
-      <w:proofErr w:type="spellStart"/>
-      <w:r>
-        <w:t>Vinland</w:t>
-      </w:r>
-      <w:proofErr w:type="spellEnd"/>
-      <w:r>
-        <w:t xml:space="preserve"> Saga.</w:t>
-      </w:r>
-    </w:p>
-    <w:p>
-      <w:pPr>
-        <w:pStyle w:val="font-claude-response-body"/>
-      </w:pPr>
-      <w:proofErr w:type="spellStart"/>
-      <w:r>
-        <w:rPr>
-          <w:rStyle w:val="Pogrubienie"/>
-        </w:rPr>
-        <w:t>Josei</w:t>
-      </w:r>
-      <w:proofErr w:type="spellEnd"/>
-      <w:r>
-        <w:t xml:space="preserve"> – manga dla dorosłych kobiet. Realistyczne podejście do relacji, pracy i codziennego życia. Przykłady: Nana, </w:t>
-      </w:r>
-      <w:proofErr w:type="spellStart"/>
-      <w:r>
-        <w:t>Honey</w:t>
-      </w:r>
-      <w:proofErr w:type="spellEnd"/>
-      <w:r>
-        <w:t xml:space="preserve"> and </w:t>
-      </w:r>
-      <w:proofErr w:type="spellStart"/>
-      <w:r>
-        <w:t>Clover</w:t>
-      </w:r>
-      <w:proofErr w:type="spellEnd"/>
-      <w:r>
-        <w:t>.</w:t>
-      </w:r>
-    </w:p>
-    <w:p>
-      <w:pPr>
-        <w:pStyle w:val="font-claude-response-body"/>
-      </w:pPr>
-      <w:proofErr w:type="spellStart"/>
-      <w:r>
-        <w:rPr>
-          <w:rStyle w:val="Pogrubienie"/>
-        </w:rPr>
-        <w:t>Kodomo</w:t>
-      </w:r>
-      <w:proofErr w:type="spellEnd"/>
-      <w:r>
-        <w:t xml:space="preserve"> – manga dla dzieci. Prosta fabuła, kolorowa grafika, edukacyjny charakter. Przykłady: </w:t>
-      </w:r>
-      <w:proofErr w:type="spellStart"/>
-      <w:r>
-        <w:t>Doraemon</w:t>
-      </w:r>
-      <w:proofErr w:type="spellEnd"/>
-      <w:r>
-        <w:t xml:space="preserve">, </w:t>
-      </w:r>
-      <w:proofErr w:type="spellStart"/>
-      <w:r>
-        <w:t>Pokémon</w:t>
-      </w:r>
-      <w:proofErr w:type="spellEnd"/>
-      <w:r>
-        <w:t>.</w:t>
-      </w:r>
-    </w:p>
-    <w:p>
-      <w:pPr>
-        <w:pStyle w:val="font-claude-response-body"/>
-      </w:pPr>
-      <w:r>
-        <w:rPr>
-          <w:rStyle w:val="Pogrubienie"/>
-        </w:rPr>
-        <w:t xml:space="preserve">Treść </w:t>
-      </w:r>
-      <w:proofErr w:type="spellStart"/>
-      <w:r>
-        <w:rPr>
-          <w:rStyle w:val="Pogrubienie"/>
-        </w:rPr>
-        <w:t>premium</w:t>
-      </w:r>
-      <w:proofErr w:type="spellEnd"/>
-      <w:r>
-        <w:t xml:space="preserve"> – publikacja oznaczona przez twórcę jako płatna. Dostęp do niej wymaga jednorazowej opłaty od czytelnika. Nie każdy twórca może oznaczać treści jako </w:t>
-      </w:r>
-      <w:proofErr w:type="spellStart"/>
-      <w:r>
-        <w:t>premium</w:t>
-      </w:r>
-      <w:proofErr w:type="spellEnd"/>
-      <w:r>
-        <w:t xml:space="preserve"> — trzeba spełnić określone wymagania (minimalna liczba publikacji i odpowiednio wysoka średnia ocena).</w:t>
-      </w:r>
-    </w:p>
-    <w:p>
-      <w:pPr>
-        <w:pStyle w:val="nagowiek"/>
-        <w:rPr>
-          <w:rFonts w:cs="Times New Roman"/>
-        </w:rPr>
-      </w:pPr>
-      <w:bookmarkStart w:id="20" w:name="_Toc227781608"/>
-      <w:r>
-        <w:rPr>
-          <w:rFonts w:cs="Times New Roman"/>
-        </w:rPr>
-        <w:t>4. Perspektywa Przypadków Użycia</w:t>
+        <w:pStyle w:val="naglowek2"/>
+      </w:pPr>
+      <w:bookmarkStart w:id="20" w:name="_Toc227781612"/>
+      <w:r>
+        <w:t>5.3 Diagram stanów</w:t>
       </w:r>
       <w:bookmarkEnd w:id="20"/>
-    </w:p>
-    <w:p>
-      <w:pPr>
-        <w:pStyle w:val="nagowiek"/>
-        <w:rPr>
-          <w:rFonts w:cs="Times New Roman"/>
-        </w:rPr>
-      </w:pPr>
-      <w:bookmarkStart w:id="21" w:name="_Toc227781609"/>
-      <w:r>
-        <w:rPr>
-          <w:rFonts w:cs="Times New Roman"/>
-        </w:rPr>
-        <w:t>5. Perspektywa Projektowa</w:t>
+      <w:r>
+        <w:t xml:space="preserve">  </w:t>
+      </w:r>
+    </w:p>
+    <w:p>
+      <w:pPr>
+        <w:pStyle w:val="naglowek2"/>
+      </w:pPr>
+      <w:bookmarkStart w:id="21" w:name="_Toc227781613"/>
+      <w:r>
+        <w:t>5.4 Interfejs</w:t>
       </w:r>
       <w:bookmarkEnd w:id="21"/>
     </w:p>
     <w:p>
-      <w:pPr>
-        <w:pStyle w:val="naglowek2"/>
-        <w:rPr>
-          <w:rFonts w:ascii="Times New Roman" w:hAnsi="Times New Roman" w:cs="Times New Roman"/>
-        </w:rPr>
-      </w:pPr>
-      <w:bookmarkStart w:id="22" w:name="_Toc227781610"/>
-      <w:r>
-        <w:rPr>
-          <w:rFonts w:ascii="Times New Roman" w:hAnsi="Times New Roman" w:cs="Times New Roman"/>
-        </w:rPr>
-        <w:t>5.1 Diagram klas</w:t>
-      </w:r>
-      <w:bookmarkEnd w:id="22"/>
-    </w:p>
-    <w:p>
-      <w:pPr>
-        <w:pStyle w:val="naglowek2"/>
-        <w:rPr>
-          <w:rFonts w:ascii="Times New Roman" w:hAnsi="Times New Roman" w:cs="Times New Roman"/>
-        </w:rPr>
-      </w:pPr>
-      <w:bookmarkStart w:id="23" w:name="_Toc227781611"/>
-      <w:r>
-        <w:rPr>
-          <w:rFonts w:ascii="Times New Roman" w:hAnsi="Times New Roman" w:cs="Times New Roman"/>
-        </w:rPr>
-        <w:t>5.2 Wykaz klas</w:t>
-      </w:r>
-      <w:bookmarkEnd w:id="23"/>
-    </w:p>
-    <w:p>
-      <w:pPr>
-        <w:pStyle w:val="naglowek2"/>
-        <w:rPr>
-          <w:rFonts w:ascii="Times New Roman" w:hAnsi="Times New Roman" w:cs="Times New Roman"/>
-        </w:rPr>
-      </w:pPr>
-      <w:bookmarkStart w:id="24" w:name="_Toc227781612"/>
-      <w:r>
-        <w:rPr>
-          <w:rFonts w:ascii="Times New Roman" w:hAnsi="Times New Roman" w:cs="Times New Roman"/>
-        </w:rPr>
-        <w:t>5.3 Diagram stanów</w:t>
-      </w:r>
-      <w:bookmarkEnd w:id="24"/>
-    </w:p>
-    <w:p>
-      <w:pPr>
-        <w:pStyle w:val="naglowek2"/>
-        <w:rPr>
-          <w:rFonts w:ascii="Times New Roman" w:hAnsi="Times New Roman" w:cs="Times New Roman"/>
-        </w:rPr>
-      </w:pPr>
-      <w:bookmarkStart w:id="25" w:name="_Toc227781613"/>
-      <w:r>
-        <w:rPr>
-          <w:rFonts w:ascii="Times New Roman" w:hAnsi="Times New Roman" w:cs="Times New Roman"/>
-        </w:rPr>
-        <w:t>5.4 Interfejs</w:t>
-      </w:r>
-      <w:bookmarkEnd w:id="25"/>
-    </w:p>
-    <w:p>
-      <w:pPr>
-        <w:keepNext/>
-        <w:rPr>
-          <w:rFonts w:ascii="Times New Roman" w:hAnsi="Times New Roman" w:cs="Times New Roman"/>
-        </w:rPr>
-      </w:pPr>
-      <w:r>
-        <w:rPr>
-          <w:rFonts w:ascii="Times New Roman" w:hAnsi="Times New Roman" w:cs="Times New Roman"/>
+      <w:r>
+        <w:rPr>
           <w:noProof/>
         </w:rPr>
         <w:drawing>
@@ -6003,119 +7011,6 @@
                 <pic:pic xmlns:pic="http://schemas.openxmlformats.org/drawingml/2006/picture">
                   <pic:nvPicPr>
                     <pic:cNvPr id="778319986" name="Obraz 778319986"/>
-                    <pic:cNvPicPr/>
-                  </pic:nvPicPr>
-                  <pic:blipFill>
-                    <a:blip r:embed="rId7" cstate="print">
-                      <a:extLst>
-                        <a:ext uri="{28A0092B-C50C-407E-A947-70E740481C1C}">
-                          <a14:useLocalDpi xmlns:a14="http://schemas.microsoft.com/office/drawing/2010/main" val="0"/>
-                        </a:ext>
-                      </a:extLst>
-                    </a:blip>
-                    <a:stretch>
-                      <a:fillRect/>
-                    </a:stretch>
-                  </pic:blipFill>
-                  <pic:spPr>
-                    <a:xfrm>
-                      <a:off x="0" y="0"/>
-                      <a:ext cx="5731510" cy="3222625"/>
-                    </a:xfrm>
-                    <a:prstGeom prst="rect">
-                      <a:avLst/>
-                    </a:prstGeom>
-                  </pic:spPr>
-                </pic:pic>
-              </a:graphicData>
-            </a:graphic>
-          </wp:inline>
-        </w:drawing>
-      </w:r>
-    </w:p>
-    <w:p>
-      <w:pPr>
-        <w:pStyle w:val="Legenda"/>
-        <w:rPr>
-          <w:rFonts w:ascii="Times New Roman" w:hAnsi="Times New Roman" w:cs="Times New Roman"/>
-        </w:rPr>
-      </w:pPr>
-      <w:r>
-        <w:rPr>
-          <w:rFonts w:ascii="Times New Roman" w:hAnsi="Times New Roman" w:cs="Times New Roman"/>
-        </w:rPr>
-        <w:t xml:space="preserve">zdjęcie </w:t>
-      </w:r>
-      <w:r>
-        <w:rPr>
-          <w:rFonts w:ascii="Times New Roman" w:hAnsi="Times New Roman" w:cs="Times New Roman"/>
-        </w:rPr>
-        <w:fldChar w:fldCharType="begin"/>
-      </w:r>
-      <w:r>
-        <w:rPr>
-          <w:rFonts w:ascii="Times New Roman" w:hAnsi="Times New Roman" w:cs="Times New Roman"/>
-        </w:rPr>
-        <w:instrText xml:space="preserve"> SEQ zdjęcie \* ARABIC </w:instrText>
-      </w:r>
-      <w:r>
-        <w:rPr>
-          <w:rFonts w:ascii="Times New Roman" w:hAnsi="Times New Roman" w:cs="Times New Roman"/>
-        </w:rPr>
-        <w:fldChar w:fldCharType="separate"/>
-      </w:r>
-      <w:r>
-        <w:rPr>
-          <w:rFonts w:ascii="Times New Roman" w:hAnsi="Times New Roman" w:cs="Times New Roman"/>
-          <w:noProof/>
-        </w:rPr>
-        <w:t>1</w:t>
-      </w:r>
-      <w:r>
-        <w:rPr>
-          <w:rFonts w:ascii="Times New Roman" w:hAnsi="Times New Roman" w:cs="Times New Roman"/>
-        </w:rPr>
-        <w:fldChar w:fldCharType="end"/>
-      </w:r>
-      <w:r>
-        <w:rPr>
-          <w:rFonts w:ascii="Times New Roman" w:hAnsi="Times New Roman" w:cs="Times New Roman"/>
-        </w:rPr>
-        <w:t xml:space="preserve"> </w:t>
-      </w:r>
-      <w:r>
-        <w:rPr>
-          <w:rFonts w:ascii="Times New Roman" w:hAnsi="Times New Roman" w:cs="Times New Roman"/>
-        </w:rPr>
-        <w:t>Okno główne cz. I</w:t>
-      </w:r>
-    </w:p>
-    <w:p>
-      <w:pPr>
-        <w:keepNext/>
-        <w:rPr>
-          <w:rFonts w:ascii="Times New Roman" w:hAnsi="Times New Roman" w:cs="Times New Roman"/>
-        </w:rPr>
-      </w:pPr>
-      <w:r>
-        <w:rPr>
-          <w:rFonts w:ascii="Times New Roman" w:hAnsi="Times New Roman" w:cs="Times New Roman"/>
-          <w:noProof/>
-        </w:rPr>
-        <w:lastRenderedPageBreak/>
-        <w:drawing>
-          <wp:inline distT="0" distB="0" distL="0" distR="0" wp14:anchorId="4C1C08EA" wp14:editId="414E1033">
-            <wp:extent cx="5731510" cy="3222625"/>
-            <wp:effectExtent l="0" t="0" r="2540" b="0"/>
-            <wp:docPr id="1411355441" name="Obraz 2"/>
-            <wp:cNvGraphicFramePr>
-              <a:graphicFrameLocks xmlns:a="http://schemas.openxmlformats.org/drawingml/2006/main" noChangeAspect="1"/>
-            </wp:cNvGraphicFramePr>
-            <a:graphic xmlns:a="http://schemas.openxmlformats.org/drawingml/2006/main">
-              <a:graphicData uri="http://schemas.openxmlformats.org/drawingml/2006/picture">
-                <pic:pic xmlns:pic="http://schemas.openxmlformats.org/drawingml/2006/picture">
-                  <pic:nvPicPr>
-                    <pic:cNvPr id="1411355441" name="Obraz 1411355441"/>
                     <pic:cNvPicPr/>
                   </pic:nvPicPr>
                   <pic:blipFill>
@@ -6182,7 +7077,7 @@
           <w:rFonts w:ascii="Times New Roman" w:hAnsi="Times New Roman" w:cs="Times New Roman"/>
           <w:noProof/>
         </w:rPr>
-        <w:t>2</w:t>
+        <w:t>1</w:t>
       </w:r>
       <w:r>
         <w:rPr>
@@ -6194,7 +7089,13 @@
         <w:rPr>
           <w:rFonts w:ascii="Times New Roman" w:hAnsi="Times New Roman" w:cs="Times New Roman"/>
         </w:rPr>
-        <w:t xml:space="preserve"> Okno Główne cz. II</w:t>
+        <w:t xml:space="preserve"> </w:t>
+      </w:r>
+      <w:r>
+        <w:rPr>
+          <w:rFonts w:ascii="Times New Roman" w:hAnsi="Times New Roman" w:cs="Times New Roman"/>
+        </w:rPr>
+        <w:t>Okno główne cz. I</w:t>
       </w:r>
     </w:p>
     <w:p>
@@ -6209,11 +7110,12 @@
           <w:rFonts w:ascii="Times New Roman" w:hAnsi="Times New Roman" w:cs="Times New Roman"/>
           <w:noProof/>
         </w:rPr>
+        <w:lastRenderedPageBreak/>
         <w:drawing>
-          <wp:inline distT="0" distB="0" distL="0" distR="0" wp14:anchorId="08A7541C" wp14:editId="5D5281E5">
+          <wp:inline distT="0" distB="0" distL="0" distR="0" wp14:anchorId="4C1C08EA" wp14:editId="414E1033">
             <wp:extent cx="5731510" cy="3222625"/>
             <wp:effectExtent l="0" t="0" r="2540" b="0"/>
-            <wp:docPr id="2001907107" name="Obraz 3"/>
+            <wp:docPr id="1411355441" name="Obraz 2"/>
             <wp:cNvGraphicFramePr>
               <a:graphicFrameLocks xmlns:a="http://schemas.openxmlformats.org/drawingml/2006/main" noChangeAspect="1"/>
             </wp:cNvGraphicFramePr>
@@ -6221,7 +7123,7 @@
               <a:graphicData uri="http://schemas.openxmlformats.org/drawingml/2006/picture">
                 <pic:pic xmlns:pic="http://schemas.openxmlformats.org/drawingml/2006/picture">
                   <pic:nvPicPr>
-                    <pic:cNvPr id="2001907107" name="Obraz 2001907107"/>
+                    <pic:cNvPr id="1411355441" name="Obraz 1411355441"/>
                     <pic:cNvPicPr/>
                   </pic:nvPicPr>
                   <pic:blipFill>
@@ -6288,7 +7190,7 @@
           <w:rFonts w:ascii="Times New Roman" w:hAnsi="Times New Roman" w:cs="Times New Roman"/>
           <w:noProof/>
         </w:rPr>
-        <w:t>3</w:t>
+        <w:t>2</w:t>
       </w:r>
       <w:r>
         <w:rPr>
@@ -6300,15 +7202,8 @@
         <w:rPr>
           <w:rFonts w:ascii="Times New Roman" w:hAnsi="Times New Roman" w:cs="Times New Roman"/>
         </w:rPr>
-        <w:t xml:space="preserve"> Przegląd tytułów i serii</w:t>
-      </w:r>
-    </w:p>
-    <w:p>
-      <w:pPr>
-        <w:rPr>
-          <w:rFonts w:ascii="Times New Roman" w:hAnsi="Times New Roman" w:cs="Times New Roman"/>
-        </w:rPr>
-      </w:pPr>
+        <w:t xml:space="preserve"> Okno Główne cz. II</w:t>
+      </w:r>
     </w:p>
     <w:p>
       <w:pPr>
@@ -6322,12 +7217,11 @@
           <w:rFonts w:ascii="Times New Roman" w:hAnsi="Times New Roman" w:cs="Times New Roman"/>
           <w:noProof/>
         </w:rPr>
-        <w:lastRenderedPageBreak/>
         <w:drawing>
-          <wp:inline distT="0" distB="0" distL="0" distR="0" wp14:anchorId="5070BAC9" wp14:editId="3EC316E7">
+          <wp:inline distT="0" distB="0" distL="0" distR="0" wp14:anchorId="08A7541C" wp14:editId="5D5281E5">
             <wp:extent cx="5731510" cy="3222625"/>
             <wp:effectExtent l="0" t="0" r="2540" b="0"/>
-            <wp:docPr id="470295209" name="Obraz 4"/>
+            <wp:docPr id="2001907107" name="Obraz 3"/>
             <wp:cNvGraphicFramePr>
               <a:graphicFrameLocks xmlns:a="http://schemas.openxmlformats.org/drawingml/2006/main" noChangeAspect="1"/>
             </wp:cNvGraphicFramePr>
@@ -6335,7 +7229,7 @@
               <a:graphicData uri="http://schemas.openxmlformats.org/drawingml/2006/picture">
                 <pic:pic xmlns:pic="http://schemas.openxmlformats.org/drawingml/2006/picture">
                   <pic:nvPicPr>
-                    <pic:cNvPr id="470295209" name="Obraz 470295209"/>
+                    <pic:cNvPr id="2001907107" name="Obraz 2001907107"/>
                     <pic:cNvPicPr/>
                   </pic:nvPicPr>
                   <pic:blipFill>
@@ -6402,6 +7296,120 @@
           <w:rFonts w:ascii="Times New Roman" w:hAnsi="Times New Roman" w:cs="Times New Roman"/>
           <w:noProof/>
         </w:rPr>
+        <w:t>3</w:t>
+      </w:r>
+      <w:r>
+        <w:rPr>
+          <w:rFonts w:ascii="Times New Roman" w:hAnsi="Times New Roman" w:cs="Times New Roman"/>
+        </w:rPr>
+        <w:fldChar w:fldCharType="end"/>
+      </w:r>
+      <w:r>
+        <w:rPr>
+          <w:rFonts w:ascii="Times New Roman" w:hAnsi="Times New Roman" w:cs="Times New Roman"/>
+        </w:rPr>
+        <w:t xml:space="preserve"> Przegląd tytułów i serii</w:t>
+      </w:r>
+    </w:p>
+    <w:p>
+      <w:pPr>
+        <w:rPr>
+          <w:rFonts w:ascii="Times New Roman" w:hAnsi="Times New Roman" w:cs="Times New Roman"/>
+        </w:rPr>
+      </w:pPr>
+    </w:p>
+    <w:p>
+      <w:pPr>
+        <w:keepNext/>
+        <w:rPr>
+          <w:rFonts w:ascii="Times New Roman" w:hAnsi="Times New Roman" w:cs="Times New Roman"/>
+        </w:rPr>
+      </w:pPr>
+      <w:r>
+        <w:rPr>
+          <w:rFonts w:ascii="Times New Roman" w:hAnsi="Times New Roman" w:cs="Times New Roman"/>
+          <w:noProof/>
+        </w:rPr>
+        <w:lastRenderedPageBreak/>
+        <w:drawing>
+          <wp:inline distT="0" distB="0" distL="0" distR="0" wp14:anchorId="5070BAC9" wp14:editId="3EC316E7">
+            <wp:extent cx="5731510" cy="3222625"/>
+            <wp:effectExtent l="0" t="0" r="2540" b="0"/>
+            <wp:docPr id="470295209" name="Obraz 4"/>
+            <wp:cNvGraphicFramePr>
+              <a:graphicFrameLocks xmlns:a="http://schemas.openxmlformats.org/drawingml/2006/main" noChangeAspect="1"/>
+            </wp:cNvGraphicFramePr>
+            <a:graphic xmlns:a="http://schemas.openxmlformats.org/drawingml/2006/main">
+              <a:graphicData uri="http://schemas.openxmlformats.org/drawingml/2006/picture">
+                <pic:pic xmlns:pic="http://schemas.openxmlformats.org/drawingml/2006/picture">
+                  <pic:nvPicPr>
+                    <pic:cNvPr id="470295209" name="Obraz 470295209"/>
+                    <pic:cNvPicPr/>
+                  </pic:nvPicPr>
+                  <pic:blipFill>
+                    <a:blip r:embed="rId11" cstate="print">
+                      <a:extLst>
+                        <a:ext uri="{28A0092B-C50C-407E-A947-70E740481C1C}">
+                          <a14:useLocalDpi xmlns:a14="http://schemas.microsoft.com/office/drawing/2010/main" val="0"/>
+                        </a:ext>
+                      </a:extLst>
+                    </a:blip>
+                    <a:stretch>
+                      <a:fillRect/>
+                    </a:stretch>
+                  </pic:blipFill>
+                  <pic:spPr>
+                    <a:xfrm>
+                      <a:off x="0" y="0"/>
+                      <a:ext cx="5731510" cy="3222625"/>
+                    </a:xfrm>
+                    <a:prstGeom prst="rect">
+                      <a:avLst/>
+                    </a:prstGeom>
+                  </pic:spPr>
+                </pic:pic>
+              </a:graphicData>
+            </a:graphic>
+          </wp:inline>
+        </w:drawing>
+      </w:r>
+    </w:p>
+    <w:p>
+      <w:pPr>
+        <w:pStyle w:val="Legenda"/>
+        <w:rPr>
+          <w:rFonts w:ascii="Times New Roman" w:hAnsi="Times New Roman" w:cs="Times New Roman"/>
+        </w:rPr>
+      </w:pPr>
+      <w:r>
+        <w:rPr>
+          <w:rFonts w:ascii="Times New Roman" w:hAnsi="Times New Roman" w:cs="Times New Roman"/>
+        </w:rPr>
+        <w:t xml:space="preserve">zdjęcie </w:t>
+      </w:r>
+      <w:r>
+        <w:rPr>
+          <w:rFonts w:ascii="Times New Roman" w:hAnsi="Times New Roman" w:cs="Times New Roman"/>
+        </w:rPr>
+        <w:fldChar w:fldCharType="begin"/>
+      </w:r>
+      <w:r>
+        <w:rPr>
+          <w:rFonts w:ascii="Times New Roman" w:hAnsi="Times New Roman" w:cs="Times New Roman"/>
+        </w:rPr>
+        <w:instrText xml:space="preserve"> SEQ zdjęcie \* ARABIC </w:instrText>
+      </w:r>
+      <w:r>
+        <w:rPr>
+          <w:rFonts w:ascii="Times New Roman" w:hAnsi="Times New Roman" w:cs="Times New Roman"/>
+        </w:rPr>
+        <w:fldChar w:fldCharType="separate"/>
+      </w:r>
+      <w:r>
+        <w:rPr>
+          <w:rFonts w:ascii="Times New Roman" w:hAnsi="Times New Roman" w:cs="Times New Roman"/>
+          <w:noProof/>
+        </w:rPr>
         <w:t>4</w:t>
       </w:r>
       <w:r>
@@ -6445,7 +7453,7 @@
                     <pic:cNvPicPr/>
                   </pic:nvPicPr>
                   <pic:blipFill>
-                    <a:blip r:embed="rId11" cstate="print">
+                    <a:blip r:embed="rId12" cstate="print">
                       <a:extLst>
                         <a:ext uri="{28A0092B-C50C-407E-A947-70E740481C1C}">
                           <a14:useLocalDpi xmlns:a14="http://schemas.microsoft.com/office/drawing/2010/main" val="0"/>
@@ -6557,119 +7565,6 @@
                 <pic:pic xmlns:pic="http://schemas.openxmlformats.org/drawingml/2006/picture">
                   <pic:nvPicPr>
                     <pic:cNvPr id="870541688" name="Obraz 870541688"/>
-                    <pic:cNvPicPr/>
-                  </pic:nvPicPr>
-                  <pic:blipFill>
-                    <a:blip r:embed="rId12" cstate="print">
-                      <a:extLst>
-                        <a:ext uri="{28A0092B-C50C-407E-A947-70E740481C1C}">
-                          <a14:useLocalDpi xmlns:a14="http://schemas.microsoft.com/office/drawing/2010/main" val="0"/>
-                        </a:ext>
-                      </a:extLst>
-                    </a:blip>
-                    <a:stretch>
-                      <a:fillRect/>
-                    </a:stretch>
-                  </pic:blipFill>
-                  <pic:spPr>
-                    <a:xfrm>
-                      <a:off x="0" y="0"/>
-                      <a:ext cx="5731510" cy="3222625"/>
-                    </a:xfrm>
-                    <a:prstGeom prst="rect">
-                      <a:avLst/>
-                    </a:prstGeom>
-                  </pic:spPr>
-                </pic:pic>
-              </a:graphicData>
-            </a:graphic>
-          </wp:inline>
-        </w:drawing>
-      </w:r>
-    </w:p>
-    <w:p>
-      <w:pPr>
-        <w:pStyle w:val="Legenda"/>
-        <w:rPr>
-          <w:rFonts w:ascii="Times New Roman" w:hAnsi="Times New Roman" w:cs="Times New Roman"/>
-        </w:rPr>
-      </w:pPr>
-      <w:r>
-        <w:rPr>
-          <w:rFonts w:ascii="Times New Roman" w:hAnsi="Times New Roman" w:cs="Times New Roman"/>
-        </w:rPr>
-        <w:t xml:space="preserve">zdjęcie </w:t>
-      </w:r>
-      <w:r>
-        <w:rPr>
-          <w:rFonts w:ascii="Times New Roman" w:hAnsi="Times New Roman" w:cs="Times New Roman"/>
-        </w:rPr>
-        <w:fldChar w:fldCharType="begin"/>
-      </w:r>
-      <w:r>
-        <w:rPr>
-          <w:rFonts w:ascii="Times New Roman" w:hAnsi="Times New Roman" w:cs="Times New Roman"/>
-        </w:rPr>
-        <w:instrText xml:space="preserve"> SEQ zdjęcie \* ARABIC </w:instrText>
-      </w:r>
-      <w:r>
-        <w:rPr>
-          <w:rFonts w:ascii="Times New Roman" w:hAnsi="Times New Roman" w:cs="Times New Roman"/>
-        </w:rPr>
-        <w:fldChar w:fldCharType="separate"/>
-      </w:r>
-      <w:r>
-        <w:rPr>
-          <w:rFonts w:ascii="Times New Roman" w:hAnsi="Times New Roman" w:cs="Times New Roman"/>
-          <w:noProof/>
-        </w:rPr>
-        <w:t>6</w:t>
-      </w:r>
-      <w:r>
-        <w:rPr>
-          <w:rFonts w:ascii="Times New Roman" w:hAnsi="Times New Roman" w:cs="Times New Roman"/>
-        </w:rPr>
-        <w:fldChar w:fldCharType="end"/>
-      </w:r>
-      <w:r>
-        <w:rPr>
-          <w:rFonts w:ascii="Times New Roman" w:hAnsi="Times New Roman" w:cs="Times New Roman"/>
-        </w:rPr>
-        <w:t xml:space="preserve"> Profil użytkownika</w:t>
-      </w:r>
-    </w:p>
-    <w:p>
-      <w:pPr>
-        <w:rPr>
-          <w:rFonts w:ascii="Times New Roman" w:hAnsi="Times New Roman" w:cs="Times New Roman"/>
-        </w:rPr>
-      </w:pPr>
-    </w:p>
-    <w:p>
-      <w:pPr>
-        <w:keepNext/>
-        <w:rPr>
-          <w:rFonts w:ascii="Times New Roman" w:hAnsi="Times New Roman" w:cs="Times New Roman"/>
-        </w:rPr>
-      </w:pPr>
-      <w:r>
-        <w:rPr>
-          <w:rFonts w:ascii="Times New Roman" w:hAnsi="Times New Roman" w:cs="Times New Roman"/>
-          <w:noProof/>
-        </w:rPr>
-        <w:drawing>
-          <wp:inline distT="0" distB="0" distL="0" distR="0" wp14:anchorId="7D62EC0B" wp14:editId="04176550">
-            <wp:extent cx="5731510" cy="3222625"/>
-            <wp:effectExtent l="0" t="0" r="2540" b="0"/>
-            <wp:docPr id="255161823" name="Obraz 7"/>
-            <wp:cNvGraphicFramePr>
-              <a:graphicFrameLocks xmlns:a="http://schemas.openxmlformats.org/drawingml/2006/main" noChangeAspect="1"/>
-            </wp:cNvGraphicFramePr>
-            <a:graphic xmlns:a="http://schemas.openxmlformats.org/drawingml/2006/main">
-              <a:graphicData uri="http://schemas.openxmlformats.org/drawingml/2006/picture">
-                <pic:pic xmlns:pic="http://schemas.openxmlformats.org/drawingml/2006/picture">
-                  <pic:nvPicPr>
-                    <pic:cNvPr id="255161823" name="Obraz 255161823"/>
                     <pic:cNvPicPr/>
                   </pic:nvPicPr>
                   <pic:blipFill>
@@ -6736,7 +7631,7 @@
           <w:rFonts w:ascii="Times New Roman" w:hAnsi="Times New Roman" w:cs="Times New Roman"/>
           <w:noProof/>
         </w:rPr>
-        <w:t>7</w:t>
+        <w:t>6</w:t>
       </w:r>
       <w:r>
         <w:rPr>
@@ -6748,22 +7643,15 @@
         <w:rPr>
           <w:rFonts w:ascii="Times New Roman" w:hAnsi="Times New Roman" w:cs="Times New Roman"/>
         </w:rPr>
-        <w:t xml:space="preserve"> Panel współpracy między </w:t>
-      </w:r>
-      <w:proofErr w:type="spellStart"/>
-      <w:r>
-        <w:rPr>
-          <w:rFonts w:ascii="Times New Roman" w:hAnsi="Times New Roman" w:cs="Times New Roman"/>
-        </w:rPr>
-        <w:t>mangaką</w:t>
-      </w:r>
-      <w:proofErr w:type="spellEnd"/>
-      <w:r>
-        <w:rPr>
-          <w:rFonts w:ascii="Times New Roman" w:hAnsi="Times New Roman" w:cs="Times New Roman"/>
-        </w:rPr>
-        <w:t>, a fanem</w:t>
-      </w:r>
+        <w:t xml:space="preserve"> Profil użytkownika</w:t>
+      </w:r>
+    </w:p>
+    <w:p>
+      <w:pPr>
+        <w:rPr>
+          <w:rFonts w:ascii="Times New Roman" w:hAnsi="Times New Roman" w:cs="Times New Roman"/>
+        </w:rPr>
+      </w:pPr>
     </w:p>
     <w:p>
       <w:pPr>
@@ -6777,12 +7665,11 @@
           <w:rFonts w:ascii="Times New Roman" w:hAnsi="Times New Roman" w:cs="Times New Roman"/>
           <w:noProof/>
         </w:rPr>
-        <w:lastRenderedPageBreak/>
         <w:drawing>
-          <wp:inline distT="0" distB="0" distL="0" distR="0" wp14:anchorId="005438C4" wp14:editId="6FAE12E2">
+          <wp:inline distT="0" distB="0" distL="0" distR="0" wp14:anchorId="7D62EC0B" wp14:editId="04176550">
             <wp:extent cx="5731510" cy="3222625"/>
             <wp:effectExtent l="0" t="0" r="2540" b="0"/>
-            <wp:docPr id="974185149" name="Obraz 8"/>
+            <wp:docPr id="255161823" name="Obraz 7"/>
             <wp:cNvGraphicFramePr>
               <a:graphicFrameLocks xmlns:a="http://schemas.openxmlformats.org/drawingml/2006/main" noChangeAspect="1"/>
             </wp:cNvGraphicFramePr>
@@ -6790,7 +7677,7 @@
               <a:graphicData uri="http://schemas.openxmlformats.org/drawingml/2006/picture">
                 <pic:pic xmlns:pic="http://schemas.openxmlformats.org/drawingml/2006/picture">
                   <pic:nvPicPr>
-                    <pic:cNvPr id="974185149" name="Obraz 974185149"/>
+                    <pic:cNvPr id="255161823" name="Obraz 255161823"/>
                     <pic:cNvPicPr/>
                   </pic:nvPicPr>
                   <pic:blipFill>
@@ -6857,7 +7744,7 @@
           <w:rFonts w:ascii="Times New Roman" w:hAnsi="Times New Roman" w:cs="Times New Roman"/>
           <w:noProof/>
         </w:rPr>
-        <w:t>8</w:t>
+        <w:t>7</w:t>
       </w:r>
       <w:r>
         <w:rPr>
@@ -6869,7 +7756,21 @@
         <w:rPr>
           <w:rFonts w:ascii="Times New Roman" w:hAnsi="Times New Roman" w:cs="Times New Roman"/>
         </w:rPr>
-        <w:t xml:space="preserve"> Panel moderatora</w:t>
+        <w:t xml:space="preserve"> Panel współpracy między </w:t>
+      </w:r>
+      <w:proofErr w:type="spellStart"/>
+      <w:r>
+        <w:rPr>
+          <w:rFonts w:ascii="Times New Roman" w:hAnsi="Times New Roman" w:cs="Times New Roman"/>
+        </w:rPr>
+        <w:t>mangaką</w:t>
+      </w:r>
+      <w:proofErr w:type="spellEnd"/>
+      <w:r>
+        <w:rPr>
+          <w:rFonts w:ascii="Times New Roman" w:hAnsi="Times New Roman" w:cs="Times New Roman"/>
+        </w:rPr>
+        <w:t>, a fanem</w:t>
       </w:r>
     </w:p>
     <w:p>
@@ -6884,11 +7785,12 @@
           <w:rFonts w:ascii="Times New Roman" w:hAnsi="Times New Roman" w:cs="Times New Roman"/>
           <w:noProof/>
         </w:rPr>
+        <w:lastRenderedPageBreak/>
         <w:drawing>
-          <wp:inline distT="0" distB="0" distL="0" distR="0" wp14:anchorId="7CCC2180" wp14:editId="283E88DA">
+          <wp:inline distT="0" distB="0" distL="0" distR="0" wp14:anchorId="005438C4" wp14:editId="6FAE12E2">
             <wp:extent cx="5731510" cy="3222625"/>
             <wp:effectExtent l="0" t="0" r="2540" b="0"/>
-            <wp:docPr id="1625045878" name="Obraz 9"/>
+            <wp:docPr id="974185149" name="Obraz 8"/>
             <wp:cNvGraphicFramePr>
               <a:graphicFrameLocks xmlns:a="http://schemas.openxmlformats.org/drawingml/2006/main" noChangeAspect="1"/>
             </wp:cNvGraphicFramePr>
@@ -6896,7 +7798,7 @@
               <a:graphicData uri="http://schemas.openxmlformats.org/drawingml/2006/picture">
                 <pic:pic xmlns:pic="http://schemas.openxmlformats.org/drawingml/2006/picture">
                   <pic:nvPicPr>
-                    <pic:cNvPr id="1625045878" name="Obraz 1625045878"/>
+                    <pic:cNvPr id="974185149" name="Obraz 974185149"/>
                     <pic:cNvPicPr/>
                   </pic:nvPicPr>
                   <pic:blipFill>
@@ -6963,7 +7865,7 @@
           <w:rFonts w:ascii="Times New Roman" w:hAnsi="Times New Roman" w:cs="Times New Roman"/>
           <w:noProof/>
         </w:rPr>
-        <w:t>9</w:t>
+        <w:t>8</w:t>
       </w:r>
       <w:r>
         <w:rPr>
@@ -6975,7 +7877,7 @@
         <w:rPr>
           <w:rFonts w:ascii="Times New Roman" w:hAnsi="Times New Roman" w:cs="Times New Roman"/>
         </w:rPr>
-        <w:t xml:space="preserve"> Aktualne konkursy</w:t>
+        <w:t xml:space="preserve"> Panel moderatora</w:t>
       </w:r>
     </w:p>
     <w:p>
@@ -6990,12 +7892,11 @@
           <w:rFonts w:ascii="Times New Roman" w:hAnsi="Times New Roman" w:cs="Times New Roman"/>
           <w:noProof/>
         </w:rPr>
-        <w:lastRenderedPageBreak/>
         <w:drawing>
-          <wp:inline distT="0" distB="0" distL="0" distR="0" wp14:anchorId="173DBD11" wp14:editId="4FA28113">
+          <wp:inline distT="0" distB="0" distL="0" distR="0" wp14:anchorId="7CCC2180" wp14:editId="283E88DA">
             <wp:extent cx="5731510" cy="3222625"/>
             <wp:effectExtent l="0" t="0" r="2540" b="0"/>
-            <wp:docPr id="1760645773" name="Obraz 10"/>
+            <wp:docPr id="1625045878" name="Obraz 9"/>
             <wp:cNvGraphicFramePr>
               <a:graphicFrameLocks xmlns:a="http://schemas.openxmlformats.org/drawingml/2006/main" noChangeAspect="1"/>
             </wp:cNvGraphicFramePr>
@@ -7003,7 +7904,7 @@
               <a:graphicData uri="http://schemas.openxmlformats.org/drawingml/2006/picture">
                 <pic:pic xmlns:pic="http://schemas.openxmlformats.org/drawingml/2006/picture">
                   <pic:nvPicPr>
-                    <pic:cNvPr id="1760645773" name="Obraz 1760645773"/>
+                    <pic:cNvPr id="1625045878" name="Obraz 1625045878"/>
                     <pic:cNvPicPr/>
                   </pic:nvPicPr>
                   <pic:blipFill>
@@ -7070,6 +7971,113 @@
           <w:rFonts w:ascii="Times New Roman" w:hAnsi="Times New Roman" w:cs="Times New Roman"/>
           <w:noProof/>
         </w:rPr>
+        <w:t>9</w:t>
+      </w:r>
+      <w:r>
+        <w:rPr>
+          <w:rFonts w:ascii="Times New Roman" w:hAnsi="Times New Roman" w:cs="Times New Roman"/>
+        </w:rPr>
+        <w:fldChar w:fldCharType="end"/>
+      </w:r>
+      <w:r>
+        <w:rPr>
+          <w:rFonts w:ascii="Times New Roman" w:hAnsi="Times New Roman" w:cs="Times New Roman"/>
+        </w:rPr>
+        <w:t xml:space="preserve"> Aktualne konkursy</w:t>
+      </w:r>
+    </w:p>
+    <w:p>
+      <w:pPr>
+        <w:keepNext/>
+        <w:rPr>
+          <w:rFonts w:ascii="Times New Roman" w:hAnsi="Times New Roman" w:cs="Times New Roman"/>
+        </w:rPr>
+      </w:pPr>
+      <w:r>
+        <w:rPr>
+          <w:rFonts w:ascii="Times New Roman" w:hAnsi="Times New Roman" w:cs="Times New Roman"/>
+          <w:noProof/>
+        </w:rPr>
+        <w:lastRenderedPageBreak/>
+        <w:drawing>
+          <wp:inline distT="0" distB="0" distL="0" distR="0" wp14:anchorId="173DBD11" wp14:editId="4FA28113">
+            <wp:extent cx="5731510" cy="3222625"/>
+            <wp:effectExtent l="0" t="0" r="2540" b="0"/>
+            <wp:docPr id="1760645773" name="Obraz 10"/>
+            <wp:cNvGraphicFramePr>
+              <a:graphicFrameLocks xmlns:a="http://schemas.openxmlformats.org/drawingml/2006/main" noChangeAspect="1"/>
+            </wp:cNvGraphicFramePr>
+            <a:graphic xmlns:a="http://schemas.openxmlformats.org/drawingml/2006/main">
+              <a:graphicData uri="http://schemas.openxmlformats.org/drawingml/2006/picture">
+                <pic:pic xmlns:pic="http://schemas.openxmlformats.org/drawingml/2006/picture">
+                  <pic:nvPicPr>
+                    <pic:cNvPr id="1760645773" name="Obraz 1760645773"/>
+                    <pic:cNvPicPr/>
+                  </pic:nvPicPr>
+                  <pic:blipFill>
+                    <a:blip r:embed="rId17" cstate="print">
+                      <a:extLst>
+                        <a:ext uri="{28A0092B-C50C-407E-A947-70E740481C1C}">
+                          <a14:useLocalDpi xmlns:a14="http://schemas.microsoft.com/office/drawing/2010/main" val="0"/>
+                        </a:ext>
+                      </a:extLst>
+                    </a:blip>
+                    <a:stretch>
+                      <a:fillRect/>
+                    </a:stretch>
+                  </pic:blipFill>
+                  <pic:spPr>
+                    <a:xfrm>
+                      <a:off x="0" y="0"/>
+                      <a:ext cx="5731510" cy="3222625"/>
+                    </a:xfrm>
+                    <a:prstGeom prst="rect">
+                      <a:avLst/>
+                    </a:prstGeom>
+                  </pic:spPr>
+                </pic:pic>
+              </a:graphicData>
+            </a:graphic>
+          </wp:inline>
+        </w:drawing>
+      </w:r>
+    </w:p>
+    <w:p>
+      <w:pPr>
+        <w:pStyle w:val="Legenda"/>
+        <w:rPr>
+          <w:rFonts w:ascii="Times New Roman" w:hAnsi="Times New Roman" w:cs="Times New Roman"/>
+        </w:rPr>
+      </w:pPr>
+      <w:r>
+        <w:rPr>
+          <w:rFonts w:ascii="Times New Roman" w:hAnsi="Times New Roman" w:cs="Times New Roman"/>
+        </w:rPr>
+        <w:t xml:space="preserve">zdjęcie </w:t>
+      </w:r>
+      <w:r>
+        <w:rPr>
+          <w:rFonts w:ascii="Times New Roman" w:hAnsi="Times New Roman" w:cs="Times New Roman"/>
+        </w:rPr>
+        <w:fldChar w:fldCharType="begin"/>
+      </w:r>
+      <w:r>
+        <w:rPr>
+          <w:rFonts w:ascii="Times New Roman" w:hAnsi="Times New Roman" w:cs="Times New Roman"/>
+        </w:rPr>
+        <w:instrText xml:space="preserve"> SEQ zdjęcie \* ARABIC </w:instrText>
+      </w:r>
+      <w:r>
+        <w:rPr>
+          <w:rFonts w:ascii="Times New Roman" w:hAnsi="Times New Roman" w:cs="Times New Roman"/>
+        </w:rPr>
+        <w:fldChar w:fldCharType="separate"/>
+      </w:r>
+      <w:r>
+        <w:rPr>
+          <w:rFonts w:ascii="Times New Roman" w:hAnsi="Times New Roman" w:cs="Times New Roman"/>
+          <w:noProof/>
+        </w:rPr>
         <w:t>10</w:t>
       </w:r>
       <w:r>
@@ -7086,8 +8094,8 @@
       </w:r>
     </w:p>
     <w:sectPr>
-      <w:headerReference w:type="default" r:id="rId17"/>
-      <w:footerReference w:type="default" r:id="rId18"/>
+      <w:headerReference w:type="default" r:id="rId18"/>
+      <w:footerReference w:type="default" r:id="rId19"/>
       <w:pgSz w:w="11906" w:h="16838"/>
       <w:pgMar w:top="1440" w:right="1440" w:bottom="1440" w:left="1440" w:header="708" w:footer="708" w:gutter="0"/>
       <w:cols w:space="708"/>
@@ -7234,6 +8242,120 @@
 <file path=word/numbering.xml><?xml version="1.0" encoding="utf-8"?>
 <w:numbering xmlns:wpc="http://schemas.microsoft.com/office/word/2010/wordprocessingCanvas" xmlns:cx="http://schemas.microsoft.com/office/drawing/2014/chartex" xmlns:cx1="http://schemas.microsoft.com/office/drawing/2015/9/8/chartex" xmlns:cx2="http://schemas.microsoft.com/office/drawing/2015/10/21/chartex" xmlns:cx3="http://schemas.microsoft.com/office/drawing/2016/5/9/chartex" xmlns:cx4="http://schemas.microsoft.com/office/drawing/2016/5/10/chartex" xmlns:cx5="http://schemas.microsoft.com/office/drawing/2016/5/11/chartex" xmlns:cx6="http://schemas.microsoft.com/office/drawing/2016/5/12/chartex" xmlns:cx7="http://schemas.microsoft.com/office/drawing/2016/5/13/chartex" xmlns:cx8="http://schemas.microsoft.com/office/drawing/2016/5/14/chartex" xmlns:mc="http://schemas.openxmlformats.org/markup-compatibility/2006" xmlns:aink="http://schemas.microsoft.com/office/drawing/2016/ink" xmlns:am3d="http://schemas.microsoft.com/office/drawing/2017/model3d" xmlns:o="urn:schemas-microsoft-com:office:office" xmlns:oel="http://schemas.microsoft.com/office/2019/extlst" xmlns:r="http://schemas.openxmlformats.org/officeDocument/2006/relationships" xmlns:m="http://schemas.openxmlformats.org/officeDocument/2006/math" xmlns:v="urn:schemas-microsoft-com:vml" xmlns:wp14="http://schemas.microsoft.com/office/word/2010/wordprocessingDrawing" xmlns:wp="http://schemas.openxmlformats.org/drawingml/2006/wordprocessingDrawing" xmlns:w10="urn:schemas-microsoft-com:office:word" xmlns:w="http://schemas.openxmlformats.org/wordprocessingml/2006/main" xmlns:w14="http://schemas.microsoft.com/office/word/2010/wordml" xmlns:w15="http://schemas.microsoft.com/office/word/2012/wordml" xmlns:w16cex="http://schemas.microsoft.com/office/word/2018/wordml/cex" xmlns:w16cid="http://schemas.microsoft.com/office/word/2016/wordml/cid" xmlns:w16="http://schemas.microsoft.com/office/word/2018/wordml" xmlns:w16du="http://schemas.microsoft.com/office/word/2023/wordml/word16du" xmlns:w16sdtdh="http://schemas.microsoft.com/office/word/2020/wordml/sdtdatahash" xmlns:w16sdtfl="http://schemas.microsoft.com/office/word/2024/wordml/sdtformatlock" xmlns:w16se="http://schemas.microsoft.com/office/word/2015/wordml/symex" xmlns:wpg="http://schemas.microsoft.com/office/word/2010/wordprocessingGroup" xmlns:wpi="http://schemas.microsoft.com/office/word/2010/wordprocessingInk" xmlns:wne="http://schemas.microsoft.com/office/word/2006/wordml" xmlns:wps="http://schemas.microsoft.com/office/word/2010/wordprocessingShape" mc:Ignorable="w14 w15 w16se w16cid w16 w16cex w16sdtdh w16sdtfl w16du wp14">
   <w:abstractNum w:abstractNumId="0" w15:restartNumberingAfterBreak="0">
+    <w:nsid w:val="05DA3F11"/>
+    <w:multiLevelType w:val="multilevel"/>
+    <w:tmpl w:val="04150021"/>
+    <w:lvl w:ilvl="0">
+      <w:start w:val="1"/>
+      <w:numFmt w:val="bullet"/>
+      <w:lvlText w:val=""/>
+      <w:lvlJc w:val="left"/>
+      <w:pPr>
+        <w:ind w:left="360" w:hanging="360"/>
+      </w:pPr>
+      <w:rPr>
+        <w:rFonts w:ascii="Wingdings" w:hAnsi="Wingdings" w:hint="default"/>
+        <w:b/>
+      </w:rPr>
+    </w:lvl>
+    <w:lvl w:ilvl="1">
+      <w:start w:val="1"/>
+      <w:numFmt w:val="bullet"/>
+      <w:lvlText w:val=""/>
+      <w:lvlJc w:val="left"/>
+      <w:pPr>
+        <w:ind w:left="720" w:hanging="360"/>
+      </w:pPr>
+      <w:rPr>
+        <w:rFonts w:ascii="Wingdings" w:hAnsi="Wingdings" w:hint="default"/>
+      </w:rPr>
+    </w:lvl>
+    <w:lvl w:ilvl="2">
+      <w:start w:val="1"/>
+      <w:numFmt w:val="bullet"/>
+      <w:lvlText w:val=""/>
+      <w:lvlJc w:val="left"/>
+      <w:pPr>
+        <w:ind w:left="1069" w:hanging="360"/>
+      </w:pPr>
+      <w:rPr>
+        <w:rFonts w:ascii="Wingdings" w:hAnsi="Wingdings" w:hint="default"/>
+      </w:rPr>
+    </w:lvl>
+    <w:lvl w:ilvl="3">
+      <w:start w:val="1"/>
+      <w:numFmt w:val="bullet"/>
+      <w:lvlText w:val=""/>
+      <w:lvlJc w:val="left"/>
+      <w:pPr>
+        <w:ind w:left="1440" w:hanging="360"/>
+      </w:pPr>
+      <w:rPr>
+        <w:rFonts w:ascii="Symbol" w:hAnsi="Symbol" w:hint="default"/>
+      </w:rPr>
+    </w:lvl>
+    <w:lvl w:ilvl="4">
+      <w:start w:val="1"/>
+      <w:numFmt w:val="bullet"/>
+      <w:lvlText w:val=""/>
+      <w:lvlJc w:val="left"/>
+      <w:pPr>
+        <w:ind w:left="1800" w:hanging="360"/>
+      </w:pPr>
+      <w:rPr>
+        <w:rFonts w:ascii="Symbol" w:hAnsi="Symbol" w:hint="default"/>
+      </w:rPr>
+    </w:lvl>
+    <w:lvl w:ilvl="5">
+      <w:start w:val="1"/>
+      <w:numFmt w:val="bullet"/>
+      <w:lvlText w:val=""/>
+      <w:lvlJc w:val="left"/>
+      <w:pPr>
+        <w:ind w:left="2160" w:hanging="360"/>
+      </w:pPr>
+      <w:rPr>
+        <w:rFonts w:ascii="Wingdings" w:hAnsi="Wingdings" w:hint="default"/>
+      </w:rPr>
+    </w:lvl>
+    <w:lvl w:ilvl="6">
+      <w:start w:val="1"/>
+      <w:numFmt w:val="bullet"/>
+      <w:lvlText w:val=""/>
+      <w:lvlJc w:val="left"/>
+      <w:pPr>
+        <w:ind w:left="2520" w:hanging="360"/>
+      </w:pPr>
+      <w:rPr>
+        <w:rFonts w:ascii="Wingdings" w:hAnsi="Wingdings" w:hint="default"/>
+      </w:rPr>
+    </w:lvl>
+    <w:lvl w:ilvl="7">
+      <w:start w:val="1"/>
+      <w:numFmt w:val="bullet"/>
+      <w:lvlText w:val=""/>
+      <w:lvlJc w:val="left"/>
+      <w:pPr>
+        <w:ind w:left="2880" w:hanging="360"/>
+      </w:pPr>
+      <w:rPr>
+        <w:rFonts w:ascii="Symbol" w:hAnsi="Symbol" w:hint="default"/>
+      </w:rPr>
+    </w:lvl>
+    <w:lvl w:ilvl="8">
+      <w:start w:val="1"/>
+      <w:numFmt w:val="bullet"/>
+      <w:lvlText w:val=""/>
+      <w:lvlJc w:val="left"/>
+      <w:pPr>
+        <w:ind w:left="3240" w:hanging="360"/>
+      </w:pPr>
+      <w:rPr>
+        <w:rFonts w:ascii="Symbol" w:hAnsi="Symbol" w:hint="default"/>
+      </w:rPr>
+    </w:lvl>
+  </w:abstractNum>
+  <w:abstractNum w:abstractNumId="1" w15:restartNumberingAfterBreak="0">
     <w:nsid w:val="110404F4"/>
     <w:multiLevelType w:val="hybridMultilevel"/>
     <w:tmpl w:val="824E8FAA"/>
@@ -7346,7 +8468,7 @@
       </w:rPr>
     </w:lvl>
   </w:abstractNum>
-  <w:abstractNum w:abstractNumId="1" w15:restartNumberingAfterBreak="0">
+  <w:abstractNum w:abstractNumId="2" w15:restartNumberingAfterBreak="0">
     <w:nsid w:val="1BA82831"/>
     <w:multiLevelType w:val="multilevel"/>
     <w:tmpl w:val="361C2738"/>
@@ -7495,7 +8617,7 @@
       </w:rPr>
     </w:lvl>
   </w:abstractNum>
-  <w:abstractNum w:abstractNumId="2" w15:restartNumberingAfterBreak="0">
+  <w:abstractNum w:abstractNumId="3" w15:restartNumberingAfterBreak="0">
     <w:nsid w:val="215A2CAF"/>
     <w:multiLevelType w:val="multilevel"/>
     <w:tmpl w:val="C94626DC"/>
@@ -7644,7 +8766,120 @@
       </w:rPr>
     </w:lvl>
   </w:abstractNum>
-  <w:abstractNum w:abstractNumId="3" w15:restartNumberingAfterBreak="0">
+  <w:abstractNum w:abstractNumId="4" w15:restartNumberingAfterBreak="0">
+    <w:nsid w:val="42EE5A6C"/>
+    <w:multiLevelType w:val="hybridMultilevel"/>
+    <w:tmpl w:val="4CC6C7D2"/>
+    <w:lvl w:ilvl="0" w:tplc="04150001">
+      <w:start w:val="1"/>
+      <w:numFmt w:val="bullet"/>
+      <w:lvlText w:val=""/>
+      <w:lvlJc w:val="left"/>
+      <w:pPr>
+        <w:ind w:left="720" w:hanging="360"/>
+      </w:pPr>
+      <w:rPr>
+        <w:rFonts w:ascii="Symbol" w:hAnsi="Symbol" w:hint="default"/>
+      </w:rPr>
+    </w:lvl>
+    <w:lvl w:ilvl="1" w:tplc="04150003" w:tentative="1">
+      <w:start w:val="1"/>
+      <w:numFmt w:val="bullet"/>
+      <w:lvlText w:val="o"/>
+      <w:lvlJc w:val="left"/>
+      <w:pPr>
+        <w:ind w:left="1440" w:hanging="360"/>
+      </w:pPr>
+      <w:rPr>
+        <w:rFonts w:ascii="Courier New" w:hAnsi="Courier New" w:cs="Courier New" w:hint="default"/>
+      </w:rPr>
+    </w:lvl>
+    <w:lvl w:ilvl="2" w:tplc="04150005" w:tentative="1">
+      <w:start w:val="1"/>
+      <w:numFmt w:val="bullet"/>
+      <w:lvlText w:val=""/>
+      <w:lvlJc w:val="left"/>
+      <w:pPr>
+        <w:ind w:left="2160" w:hanging="360"/>
+      </w:pPr>
+      <w:rPr>
+        <w:rFonts w:ascii="Wingdings" w:hAnsi="Wingdings" w:hint="default"/>
+      </w:rPr>
+    </w:lvl>
+    <w:lvl w:ilvl="3" w:tplc="04150001" w:tentative="1">
+      <w:start w:val="1"/>
+      <w:numFmt w:val="bullet"/>
+      <w:lvlText w:val=""/>
+      <w:lvlJc w:val="left"/>
+      <w:pPr>
+        <w:ind w:left="2880" w:hanging="360"/>
+      </w:pPr>
+      <w:rPr>
+        <w:rFonts w:ascii="Symbol" w:hAnsi="Symbol" w:hint="default"/>
+      </w:rPr>
+    </w:lvl>
+    <w:lvl w:ilvl="4" w:tplc="04150003" w:tentative="1">
+      <w:start w:val="1"/>
+      <w:numFmt w:val="bullet"/>
+      <w:lvlText w:val="o"/>
+      <w:lvlJc w:val="left"/>
+      <w:pPr>
+        <w:ind w:left="3600" w:hanging="360"/>
+      </w:pPr>
+      <w:rPr>
+        <w:rFonts w:ascii="Courier New" w:hAnsi="Courier New" w:cs="Courier New" w:hint="default"/>
+      </w:rPr>
+    </w:lvl>
+    <w:lvl w:ilvl="5" w:tplc="04150005" w:tentative="1">
+      <w:start w:val="1"/>
+      <w:numFmt w:val="bullet"/>
+      <w:lvlText w:val=""/>
+      <w:lvlJc w:val="left"/>
+      <w:pPr>
+        <w:ind w:left="4320" w:hanging="360"/>
+      </w:pPr>
+      <w:rPr>
+        <w:rFonts w:ascii="Wingdings" w:hAnsi="Wingdings" w:hint="default"/>
+      </w:rPr>
+    </w:lvl>
+    <w:lvl w:ilvl="6" w:tplc="04150001" w:tentative="1">
+      <w:start w:val="1"/>
+      <w:numFmt w:val="bullet"/>
+      <w:lvlText w:val=""/>
+      <w:lvlJc w:val="left"/>
+      <w:pPr>
+        <w:ind w:left="5040" w:hanging="360"/>
+      </w:pPr>
+      <w:rPr>
+        <w:rFonts w:ascii="Symbol" w:hAnsi="Symbol" w:hint="default"/>
+      </w:rPr>
+    </w:lvl>
+    <w:lvl w:ilvl="7" w:tplc="04150003" w:tentative="1">
+      <w:start w:val="1"/>
+      <w:numFmt w:val="bullet"/>
+      <w:lvlText w:val="o"/>
+      <w:lvlJc w:val="left"/>
+      <w:pPr>
+        <w:ind w:left="5760" w:hanging="360"/>
+      </w:pPr>
+      <w:rPr>
+        <w:rFonts w:ascii="Courier New" w:hAnsi="Courier New" w:cs="Courier New" w:hint="default"/>
+      </w:rPr>
+    </w:lvl>
+    <w:lvl w:ilvl="8" w:tplc="04150005" w:tentative="1">
+      <w:start w:val="1"/>
+      <w:numFmt w:val="bullet"/>
+      <w:lvlText w:val=""/>
+      <w:lvlJc w:val="left"/>
+      <w:pPr>
+        <w:ind w:left="6480" w:hanging="360"/>
+      </w:pPr>
+      <w:rPr>
+        <w:rFonts w:ascii="Wingdings" w:hAnsi="Wingdings" w:hint="default"/>
+      </w:rPr>
+    </w:lvl>
+  </w:abstractNum>
+  <w:abstractNum w:abstractNumId="5" w15:restartNumberingAfterBreak="0">
     <w:nsid w:val="48412B25"/>
     <w:multiLevelType w:val="hybridMultilevel"/>
     <w:tmpl w:val="01602C6E"/>
@@ -7757,7 +8992,120 @@
       </w:rPr>
     </w:lvl>
   </w:abstractNum>
-  <w:abstractNum w:abstractNumId="4" w15:restartNumberingAfterBreak="0">
+  <w:abstractNum w:abstractNumId="6" w15:restartNumberingAfterBreak="0">
+    <w:nsid w:val="4EE60B2A"/>
+    <w:multiLevelType w:val="multilevel"/>
+    <w:tmpl w:val="04150021"/>
+    <w:lvl w:ilvl="0">
+      <w:start w:val="1"/>
+      <w:numFmt w:val="bullet"/>
+      <w:lvlText w:val=""/>
+      <w:lvlJc w:val="left"/>
+      <w:pPr>
+        <w:ind w:left="360" w:hanging="360"/>
+      </w:pPr>
+      <w:rPr>
+        <w:rFonts w:ascii="Wingdings" w:hAnsi="Wingdings" w:hint="default"/>
+      </w:rPr>
+    </w:lvl>
+    <w:lvl w:ilvl="1">
+      <w:start w:val="1"/>
+      <w:numFmt w:val="bullet"/>
+      <w:lvlText w:val=""/>
+      <w:lvlJc w:val="left"/>
+      <w:pPr>
+        <w:ind w:left="720" w:hanging="360"/>
+      </w:pPr>
+      <w:rPr>
+        <w:rFonts w:ascii="Wingdings" w:hAnsi="Wingdings" w:hint="default"/>
+      </w:rPr>
+    </w:lvl>
+    <w:lvl w:ilvl="2">
+      <w:start w:val="1"/>
+      <w:numFmt w:val="bullet"/>
+      <w:lvlText w:val=""/>
+      <w:lvlJc w:val="left"/>
+      <w:pPr>
+        <w:ind w:left="1080" w:hanging="360"/>
+      </w:pPr>
+      <w:rPr>
+        <w:rFonts w:ascii="Wingdings" w:hAnsi="Wingdings" w:hint="default"/>
+      </w:rPr>
+    </w:lvl>
+    <w:lvl w:ilvl="3">
+      <w:start w:val="1"/>
+      <w:numFmt w:val="bullet"/>
+      <w:lvlText w:val=""/>
+      <w:lvlJc w:val="left"/>
+      <w:pPr>
+        <w:ind w:left="1440" w:hanging="360"/>
+      </w:pPr>
+      <w:rPr>
+        <w:rFonts w:ascii="Symbol" w:hAnsi="Symbol" w:hint="default"/>
+      </w:rPr>
+    </w:lvl>
+    <w:lvl w:ilvl="4">
+      <w:start w:val="1"/>
+      <w:numFmt w:val="bullet"/>
+      <w:lvlText w:val=""/>
+      <w:lvlJc w:val="left"/>
+      <w:pPr>
+        <w:ind w:left="1800" w:hanging="360"/>
+      </w:pPr>
+      <w:rPr>
+        <w:rFonts w:ascii="Symbol" w:hAnsi="Symbol" w:hint="default"/>
+      </w:rPr>
+    </w:lvl>
+    <w:lvl w:ilvl="5">
+      <w:start w:val="1"/>
+      <w:numFmt w:val="bullet"/>
+      <w:lvlText w:val=""/>
+      <w:lvlJc w:val="left"/>
+      <w:pPr>
+        <w:ind w:left="2160" w:hanging="360"/>
+      </w:pPr>
+      <w:rPr>
+        <w:rFonts w:ascii="Wingdings" w:hAnsi="Wingdings" w:hint="default"/>
+      </w:rPr>
+    </w:lvl>
+    <w:lvl w:ilvl="6">
+      <w:start w:val="1"/>
+      <w:numFmt w:val="bullet"/>
+      <w:lvlText w:val=""/>
+      <w:lvlJc w:val="left"/>
+      <w:pPr>
+        <w:ind w:left="2520" w:hanging="360"/>
+      </w:pPr>
+      <w:rPr>
+        <w:rFonts w:ascii="Wingdings" w:hAnsi="Wingdings" w:hint="default"/>
+      </w:rPr>
+    </w:lvl>
+    <w:lvl w:ilvl="7">
+      <w:start w:val="1"/>
+      <w:numFmt w:val="bullet"/>
+      <w:lvlText w:val=""/>
+      <w:lvlJc w:val="left"/>
+      <w:pPr>
+        <w:ind w:left="2880" w:hanging="360"/>
+      </w:pPr>
+      <w:rPr>
+        <w:rFonts w:ascii="Symbol" w:hAnsi="Symbol" w:hint="default"/>
+      </w:rPr>
+    </w:lvl>
+    <w:lvl w:ilvl="8">
+      <w:start w:val="1"/>
+      <w:numFmt w:val="bullet"/>
+      <w:lvlText w:val=""/>
+      <w:lvlJc w:val="left"/>
+      <w:pPr>
+        <w:ind w:left="3240" w:hanging="360"/>
+      </w:pPr>
+      <w:rPr>
+        <w:rFonts w:ascii="Symbol" w:hAnsi="Symbol" w:hint="default"/>
+      </w:rPr>
+    </w:lvl>
+  </w:abstractNum>
+  <w:abstractNum w:abstractNumId="7" w15:restartNumberingAfterBreak="0">
     <w:nsid w:val="50C54D9A"/>
     <w:multiLevelType w:val="hybridMultilevel"/>
     <w:tmpl w:val="8826B6A6"/>
@@ -7811,7 +9159,120 @@
       <w:lvlJc w:val="left"/>
     </w:lvl>
   </w:abstractNum>
-  <w:abstractNum w:abstractNumId="5" w15:restartNumberingAfterBreak="0">
+  <w:abstractNum w:abstractNumId="8" w15:restartNumberingAfterBreak="0">
+    <w:nsid w:val="56F13158"/>
+    <w:multiLevelType w:val="multilevel"/>
+    <w:tmpl w:val="04150021"/>
+    <w:lvl w:ilvl="0">
+      <w:start w:val="1"/>
+      <w:numFmt w:val="bullet"/>
+      <w:lvlText w:val=""/>
+      <w:lvlJc w:val="left"/>
+      <w:pPr>
+        <w:ind w:left="360" w:hanging="360"/>
+      </w:pPr>
+      <w:rPr>
+        <w:rFonts w:ascii="Wingdings" w:hAnsi="Wingdings" w:hint="default"/>
+      </w:rPr>
+    </w:lvl>
+    <w:lvl w:ilvl="1">
+      <w:start w:val="1"/>
+      <w:numFmt w:val="bullet"/>
+      <w:lvlText w:val=""/>
+      <w:lvlJc w:val="left"/>
+      <w:pPr>
+        <w:ind w:left="720" w:hanging="360"/>
+      </w:pPr>
+      <w:rPr>
+        <w:rFonts w:ascii="Wingdings" w:hAnsi="Wingdings" w:hint="default"/>
+      </w:rPr>
+    </w:lvl>
+    <w:lvl w:ilvl="2">
+      <w:start w:val="1"/>
+      <w:numFmt w:val="bullet"/>
+      <w:lvlText w:val=""/>
+      <w:lvlJc w:val="left"/>
+      <w:pPr>
+        <w:ind w:left="1080" w:hanging="360"/>
+      </w:pPr>
+      <w:rPr>
+        <w:rFonts w:ascii="Wingdings" w:hAnsi="Wingdings" w:hint="default"/>
+      </w:rPr>
+    </w:lvl>
+    <w:lvl w:ilvl="3">
+      <w:start w:val="1"/>
+      <w:numFmt w:val="bullet"/>
+      <w:lvlText w:val=""/>
+      <w:lvlJc w:val="left"/>
+      <w:pPr>
+        <w:ind w:left="1440" w:hanging="360"/>
+      </w:pPr>
+      <w:rPr>
+        <w:rFonts w:ascii="Symbol" w:hAnsi="Symbol" w:hint="default"/>
+      </w:rPr>
+    </w:lvl>
+    <w:lvl w:ilvl="4">
+      <w:start w:val="1"/>
+      <w:numFmt w:val="bullet"/>
+      <w:lvlText w:val=""/>
+      <w:lvlJc w:val="left"/>
+      <w:pPr>
+        <w:ind w:left="1800" w:hanging="360"/>
+      </w:pPr>
+      <w:rPr>
+        <w:rFonts w:ascii="Symbol" w:hAnsi="Symbol" w:hint="default"/>
+      </w:rPr>
+    </w:lvl>
+    <w:lvl w:ilvl="5">
+      <w:start w:val="1"/>
+      <w:numFmt w:val="bullet"/>
+      <w:lvlText w:val=""/>
+      <w:lvlJc w:val="left"/>
+      <w:pPr>
+        <w:ind w:left="2160" w:hanging="360"/>
+      </w:pPr>
+      <w:rPr>
+        <w:rFonts w:ascii="Wingdings" w:hAnsi="Wingdings" w:hint="default"/>
+      </w:rPr>
+    </w:lvl>
+    <w:lvl w:ilvl="6">
+      <w:start w:val="1"/>
+      <w:numFmt w:val="bullet"/>
+      <w:lvlText w:val=""/>
+      <w:lvlJc w:val="left"/>
+      <w:pPr>
+        <w:ind w:left="2520" w:hanging="360"/>
+      </w:pPr>
+      <w:rPr>
+        <w:rFonts w:ascii="Wingdings" w:hAnsi="Wingdings" w:hint="default"/>
+      </w:rPr>
+    </w:lvl>
+    <w:lvl w:ilvl="7">
+      <w:start w:val="1"/>
+      <w:numFmt w:val="bullet"/>
+      <w:lvlText w:val=""/>
+      <w:lvlJc w:val="left"/>
+      <w:pPr>
+        <w:ind w:left="2880" w:hanging="360"/>
+      </w:pPr>
+      <w:rPr>
+        <w:rFonts w:ascii="Symbol" w:hAnsi="Symbol" w:hint="default"/>
+      </w:rPr>
+    </w:lvl>
+    <w:lvl w:ilvl="8">
+      <w:start w:val="1"/>
+      <w:numFmt w:val="bullet"/>
+      <w:lvlText w:val=""/>
+      <w:lvlJc w:val="left"/>
+      <w:pPr>
+        <w:ind w:left="3240" w:hanging="360"/>
+      </w:pPr>
+      <w:rPr>
+        <w:rFonts w:ascii="Symbol" w:hAnsi="Symbol" w:hint="default"/>
+      </w:rPr>
+    </w:lvl>
+  </w:abstractNum>
+  <w:abstractNum w:abstractNumId="9" w15:restartNumberingAfterBreak="0">
     <w:nsid w:val="5B976B6B"/>
     <w:multiLevelType w:val="hybridMultilevel"/>
     <w:tmpl w:val="776CF4A0"/>
@@ -7924,7 +9385,7 @@
       </w:rPr>
     </w:lvl>
   </w:abstractNum>
-  <w:abstractNum w:abstractNumId="6" w15:restartNumberingAfterBreak="0">
+  <w:abstractNum w:abstractNumId="10" w15:restartNumberingAfterBreak="0">
     <w:nsid w:val="6BD935DA"/>
     <w:multiLevelType w:val="hybridMultilevel"/>
     <w:tmpl w:val="41F26D42"/>
@@ -8037,7 +9498,7 @@
       </w:rPr>
     </w:lvl>
   </w:abstractNum>
-  <w:abstractNum w:abstractNumId="7" w15:restartNumberingAfterBreak="0">
+  <w:abstractNum w:abstractNumId="11" w15:restartNumberingAfterBreak="0">
     <w:nsid w:val="73D50783"/>
     <w:multiLevelType w:val="hybridMultilevel"/>
     <w:tmpl w:val="25C0AD52"/>
@@ -8123,7 +9584,7 @@
       </w:pPr>
     </w:lvl>
   </w:abstractNum>
-  <w:abstractNum w:abstractNumId="8" w15:restartNumberingAfterBreak="0">
+  <w:abstractNum w:abstractNumId="12" w15:restartNumberingAfterBreak="0">
     <w:nsid w:val="75800F7A"/>
     <w:multiLevelType w:val="multilevel"/>
     <w:tmpl w:val="026C58BE"/>
@@ -8273,37 +9734,49 @@
     </w:lvl>
   </w:abstractNum>
   <w:num w:numId="1" w16cid:durableId="400832921">
+    <w:abstractNumId w:val="11"/>
+    <w:lvlOverride w:ilvl="0">
+      <w:startOverride w:val="1"/>
+    </w:lvlOverride>
+  </w:num>
+  <w:num w:numId="2" w16cid:durableId="1345937809">
     <w:abstractNumId w:val="7"/>
     <w:lvlOverride w:ilvl="0">
       <w:startOverride w:val="1"/>
     </w:lvlOverride>
   </w:num>
-  <w:num w:numId="2" w16cid:durableId="1345937809">
+  <w:num w:numId="3" w16cid:durableId="2097436516">
+    <w:abstractNumId w:val="12"/>
+  </w:num>
+  <w:num w:numId="4" w16cid:durableId="812019871">
+    <w:abstractNumId w:val="5"/>
+  </w:num>
+  <w:num w:numId="5" w16cid:durableId="357239287">
+    <w:abstractNumId w:val="3"/>
+  </w:num>
+  <w:num w:numId="6" w16cid:durableId="1186866574">
+    <w:abstractNumId w:val="10"/>
+  </w:num>
+  <w:num w:numId="7" w16cid:durableId="904412369">
+    <w:abstractNumId w:val="9"/>
+  </w:num>
+  <w:num w:numId="8" w16cid:durableId="162858988">
+    <w:abstractNumId w:val="2"/>
+  </w:num>
+  <w:num w:numId="9" w16cid:durableId="572814851">
+    <w:abstractNumId w:val="1"/>
+  </w:num>
+  <w:num w:numId="10" w16cid:durableId="1321276034">
     <w:abstractNumId w:val="4"/>
-    <w:lvlOverride w:ilvl="0">
-      <w:startOverride w:val="1"/>
-    </w:lvlOverride>
   </w:num>
-  <w:num w:numId="3" w16cid:durableId="2097436516">
+  <w:num w:numId="11" w16cid:durableId="1088385098">
+    <w:abstractNumId w:val="0"/>
+  </w:num>
+  <w:num w:numId="12" w16cid:durableId="2071994652">
     <w:abstractNumId w:val="8"/>
   </w:num>
-  <w:num w:numId="4" w16cid:durableId="812019871">
-    <w:abstractNumId w:val="3"/>
-  </w:num>
-  <w:num w:numId="5" w16cid:durableId="357239287">
-    <w:abstractNumId w:val="2"/>
-  </w:num>
-  <w:num w:numId="6" w16cid:durableId="1186866574">
+  <w:num w:numId="13" w16cid:durableId="1440442666">
     <w:abstractNumId w:val="6"/>
-  </w:num>
-  <w:num w:numId="7" w16cid:durableId="904412369">
-    <w:abstractNumId w:val="5"/>
-  </w:num>
-  <w:num w:numId="8" w16cid:durableId="162858988">
-    <w:abstractNumId w:val="1"/>
-  </w:num>
-  <w:num w:numId="9" w16cid:durableId="572814851">
-    <w:abstractNumId w:val="0"/>
   </w:num>
 </w:numbering>
 </file>
@@ -8944,10 +10417,10 @@
     <w:link w:val="nagowiekZnak"/>
     <w:autoRedefine/>
     <w:qFormat/>
-    <w:rsid w:val="000A1B7F"/>
+    <w:rsid w:val="00C230BA"/>
     <w:rPr>
-      <w:rFonts w:ascii="Times New Roman" w:hAnsi="Times New Roman"/>
-      <w:color w:val="77206D" w:themeColor="accent5" w:themeShade="BF"/>
+      <w:rFonts w:ascii="Times New Roman" w:hAnsi="Times New Roman" w:cs="Times New Roman"/>
+      <w:color w:val="501549" w:themeColor="accent5" w:themeShade="80"/>
     </w:rPr>
   </w:style>
   <w:style w:type="character" w:customStyle="1" w:styleId="Nagwek1Znak">
@@ -8968,12 +10441,12 @@
     <w:name w:val="nagłowiek Znak"/>
     <w:basedOn w:val="Nagwek1Znak"/>
     <w:link w:val="nagowiek"/>
-    <w:rsid w:val="000A1B7F"/>
+    <w:rsid w:val="00C230BA"/>
     <w:rPr>
-      <w:rFonts w:ascii="Times New Roman" w:hAnsi="Times New Roman"/>
+      <w:rFonts w:ascii="Times New Roman" w:hAnsi="Times New Roman" w:cs="Times New Roman"/>
       <w:b/>
       <w:bCs/>
-      <w:color w:val="77206D" w:themeColor="accent5" w:themeShade="BF"/>
+      <w:color w:val="501549" w:themeColor="accent5" w:themeShade="80"/>
       <w:sz w:val="32"/>
       <w:szCs w:val="32"/>
     </w:rPr>
@@ -8984,7 +10457,7 @@
     <w:link w:val="naglowek2Znak"/>
     <w:autoRedefine/>
     <w:qFormat/>
-    <w:rsid w:val="0089630A"/>
+    <w:rsid w:val="00C230BA"/>
     <w:rPr>
       <w:color w:val="E59EDC" w:themeColor="accent5" w:themeTint="66"/>
     </w:rPr>
@@ -9007,7 +10480,7 @@
     <w:name w:val="naglowek 2 Znak"/>
     <w:basedOn w:val="Nagwek2Znak"/>
     <w:link w:val="naglowek2"/>
-    <w:rsid w:val="0089630A"/>
+    <w:rsid w:val="00C230BA"/>
     <w:rPr>
       <w:b/>
       <w:bCs/>
